--- a/12-通用拓扑结构/02-并联/并联谐振结构/并联谐振结构.docx
+++ b/12-通用拓扑结构/02-并联/并联谐振结构/并联谐振结构.docx
@@ -2083,6 +2083,20 @@
     </w:p>
     <w:bookmarkEnd w:id="26"/>
     <w:bookmarkEnd w:id="27"/>
+    <w:p>
+      <w:pPr>
+        <w:spacing w:before="360"/>
+        <w:jc w:val="center"/>
+      </w:pPr>
+      <w:r>
+        <w:rPr>
+          <w:rFonts w:ascii="Times New Roman" w:hAnsi="Times New Roman"/>
+          <w:color w:val="555555"/>
+          <w:sz w:val="21"/>
+        </w:rPr>
+        <w:t>材料收集者：杜文杰</w:t>
+      </w:r>
+    </w:p>
     <w:sectPr>
       <w:headerReference r:id="rId9" w:type="default"/>
       <w:footerReference r:id="rId10" w:type="default"/>

--- a/12-通用拓扑结构/02-并联/并联谐振结构/并联谐振结构.docx
+++ b/12-通用拓扑结构/02-并联/并联谐振结构/并联谐振结构.docx
@@ -1,6 +1,6 @@
 
 <file path=word/document.xml><?xml version="1.0" encoding="utf-8"?>
-<w:document xmlns:w="http://schemas.openxmlformats.org/wordprocessingml/2006/main" xmlns:m="http://schemas.openxmlformats.org/officeDocument/2006/math" xmlns:r="http://schemas.openxmlformats.org/officeDocument/2006/relationships" xmlns:o="urn:schemas-microsoft-com:office:office" xmlns:v="urn:schemas-microsoft-com:vml" xmlns:w10="urn:schemas-microsoft-com:office:word" xmlns:a="http://schemas.openxmlformats.org/drawingml/2006/main" xmlns:pic="http://schemas.openxmlformats.org/drawingml/2006/picture" xmlns:wp="http://schemas.openxmlformats.org/drawingml/2006/wordprocessingDrawing">
+<w:document xmlns:m="http://schemas.openxmlformats.org/officeDocument/2006/math" xmlns:r="http://schemas.openxmlformats.org/officeDocument/2006/relationships" xmlns:w="http://schemas.openxmlformats.org/wordprocessingml/2006/main" xmlns:o="urn:schemas-microsoft-com:office:office" xmlns:v="urn:schemas-microsoft-com:vml" xmlns:w10="urn:schemas-microsoft-com:office:word" xmlns:a="http://schemas.openxmlformats.org/drawingml/2006/main" xmlns:pic="http://schemas.openxmlformats.org/drawingml/2006/picture" xmlns:wp="http://schemas.openxmlformats.org/drawingml/2006/wordprocessingDrawing">
   <w:body>
     <w:bookmarkStart w:id="27" w:name="并联谐振结构"/>
     <w:p>
@@ -9,7 +9,7 @@
       </w:pPr>
       <w:r>
         <w:rPr>
-          <w:rFonts w:hint="eastAsia"/>
+          <w:rFonts w:hint="eastAsia" w:eastAsia="黑体"/>
         </w:rPr>
         <w:t xml:space="preserve">并联谐振结构</w:t>
       </w:r>
@@ -21,7 +21,7 @@
       </w:pPr>
       <w:r>
         <w:rPr>
-          <w:rFonts w:hint="eastAsia"/>
+          <w:rFonts w:hint="eastAsia" w:eastAsia="黑体"/>
         </w:rPr>
         <w:t xml:space="preserve">拓扑描述</w:t>
       </w:r>
@@ -32,16 +32,19 @@
       </w:pPr>
       <w:r>
         <w:rPr>
-          <w:rFonts w:hint="eastAsia"/>
+          <w:rFonts w:hint="eastAsia" w:eastAsia="黑体"/>
         </w:rPr>
         <w:t xml:space="preserve">由</w:t>
       </w:r>
       <w:r>
+        <w:rPr>
+          <w:rFonts w:eastAsia="黑体"/>
+        </w:rPr>
         <w:t xml:space="preserve"> </w:t>
       </w:r>
       <w:r>
         <w:rPr>
-          <w:rFonts w:hint="eastAsia"/>
+          <w:rFonts w:hint="eastAsia" w:eastAsia="黑体"/>
           <w:b/>
           <w:bCs/>
         </w:rPr>
@@ -49,6 +52,7 @@
       </w:r>
       <w:r>
         <w:rPr>
+          <w:rFonts w:eastAsia="黑体"/>
           <w:b/>
           <w:bCs/>
         </w:rPr>
@@ -60,11 +64,14 @@
         </m:r>
       </m:oMath>
       <w:r>
+        <w:rPr>
+          <w:rFonts w:eastAsia="黑体"/>
+        </w:rPr>
         <w:t xml:space="preserve">、</w:t>
       </w:r>
       <w:r>
         <w:rPr>
-          <w:rFonts w:hint="eastAsia"/>
+          <w:rFonts w:hint="eastAsia" w:eastAsia="黑体"/>
           <w:b/>
           <w:bCs/>
         </w:rPr>
@@ -72,6 +79,7 @@
       </w:r>
       <w:r>
         <w:rPr>
+          <w:rFonts w:eastAsia="黑体"/>
           <w:b/>
           <w:bCs/>
         </w:rPr>
@@ -83,24 +91,33 @@
         </m:r>
       </m:oMath>
       <w:r>
+        <w:rPr>
+          <w:rFonts w:eastAsia="黑体"/>
+        </w:rPr>
         <w:t xml:space="preserve"> </w:t>
       </w:r>
       <w:r>
         <w:rPr>
-          <w:rFonts w:hint="eastAsia"/>
+          <w:rFonts w:hint="eastAsia" w:eastAsia="黑体"/>
         </w:rPr>
         <w:t xml:space="preserve">并联组成的谐振网络（又称</w:t>
       </w:r>
       <w:r>
+        <w:rPr>
+          <w:rFonts w:eastAsia="黑体"/>
+        </w:rPr>
         <w:t xml:space="preserve"> LC </w:t>
       </w:r>
       <w:r>
         <w:rPr>
-          <w:rFonts w:hint="eastAsia"/>
+          <w:rFonts w:hint="eastAsia" w:eastAsia="黑体"/>
         </w:rPr>
         <w:t xml:space="preserve">并联回路、电流谐振回路），可再并一个损耗电阻</w:t>
       </w:r>
       <w:r>
+        <w:rPr>
+          <w:rFonts w:eastAsia="黑体"/>
+        </w:rPr>
         <w:t xml:space="preserve"> </w:t>
       </w:r>
       <m:oMath>
@@ -109,26 +126,32 @@
         </m:r>
       </m:oMath>
       <w:r>
+        <w:rPr>
+          <w:rFonts w:eastAsia="黑体"/>
+        </w:rPr>
         <w:t xml:space="preserve"> </w:t>
       </w:r>
       <w:r>
         <w:rPr>
-          <w:rFonts w:hint="eastAsia"/>
+          <w:rFonts w:hint="eastAsia" w:eastAsia="黑体"/>
         </w:rPr>
         <w:t xml:space="preserve">表示回路损耗。电路共有</w:t>
       </w:r>
       <w:r>
+        <w:rPr>
+          <w:rFonts w:eastAsia="黑体"/>
+        </w:rPr>
         <w:t xml:space="preserve"> 2 </w:t>
       </w:r>
       <w:r>
         <w:rPr>
-          <w:rFonts w:hint="eastAsia"/>
+          <w:rFonts w:hint="eastAsia" w:eastAsia="黑体"/>
         </w:rPr>
         <w:t xml:space="preserve">个关键节点：</w:t>
       </w:r>
       <w:r>
         <w:rPr>
-          <w:rFonts w:hint="eastAsia"/>
+          <w:rFonts w:hint="eastAsia" w:eastAsia="黑体"/>
           <w:b/>
           <w:bCs/>
         </w:rPr>
@@ -136,6 +159,7 @@
       </w:r>
       <w:r>
         <w:rPr>
+          <w:rFonts w:eastAsia="黑体"/>
           <w:b/>
           <w:bCs/>
         </w:rPr>
@@ -143,7 +167,7 @@
       </w:r>
       <w:r>
         <w:rPr>
-          <w:rFonts w:hint="eastAsia"/>
+          <w:rFonts w:hint="eastAsia" w:eastAsia="黑体"/>
           <w:b/>
           <w:bCs/>
         </w:rPr>
@@ -151,7 +175,7 @@
       </w:r>
       <w:r>
         <w:rPr>
-          <w:rFonts w:hint="eastAsia"/>
+          <w:rFonts w:hint="eastAsia" w:eastAsia="黑体"/>
         </w:rPr>
         <w:t xml:space="preserve">（</w:t>
       </w:r>
@@ -161,6 +185,9 @@
         </m:r>
       </m:oMath>
       <w:r>
+        <w:rPr>
+          <w:rFonts w:eastAsia="黑体"/>
+        </w:rPr>
         <w:t xml:space="preserve">、</w:t>
       </w:r>
       <m:oMath>
@@ -169,6 +196,9 @@
         </m:r>
       </m:oMath>
       <w:r>
+        <w:rPr>
+          <w:rFonts w:eastAsia="黑体"/>
+        </w:rPr>
         <w:t xml:space="preserve">、</w:t>
       </w:r>
       <m:oMath>
@@ -177,17 +207,20 @@
         </m:r>
       </m:oMath>
       <w:r>
+        <w:rPr>
+          <w:rFonts w:eastAsia="黑体"/>
+        </w:rPr>
         <w:t xml:space="preserve"> </w:t>
       </w:r>
       <w:r>
         <w:rPr>
-          <w:rFonts w:hint="eastAsia"/>
+          <w:rFonts w:hint="eastAsia" w:eastAsia="黑体"/>
         </w:rPr>
         <w:t xml:space="preserve">的同一端相连，作为端口上端）；</w:t>
       </w:r>
       <w:r>
         <w:rPr>
-          <w:rFonts w:hint="eastAsia"/>
+          <w:rFonts w:hint="eastAsia" w:eastAsia="黑体"/>
           <w:b/>
           <w:bCs/>
         </w:rPr>
@@ -195,6 +228,7 @@
       </w:r>
       <w:r>
         <w:rPr>
+          <w:rFonts w:eastAsia="黑体"/>
           <w:b/>
           <w:bCs/>
         </w:rPr>
@@ -202,7 +236,7 @@
       </w:r>
       <w:r>
         <w:rPr>
-          <w:rFonts w:hint="eastAsia"/>
+          <w:rFonts w:hint="eastAsia" w:eastAsia="黑体"/>
           <w:b/>
           <w:bCs/>
         </w:rPr>
@@ -210,7 +244,7 @@
       </w:r>
       <w:r>
         <w:rPr>
-          <w:rFonts w:hint="eastAsia"/>
+          <w:rFonts w:hint="eastAsia" w:eastAsia="黑体"/>
         </w:rPr>
         <w:t xml:space="preserve">（</w:t>
       </w:r>
@@ -220,6 +254,9 @@
         </m:r>
       </m:oMath>
       <w:r>
+        <w:rPr>
+          <w:rFonts w:eastAsia="黑体"/>
+        </w:rPr>
         <w:t xml:space="preserve">、</w:t>
       </w:r>
       <m:oMath>
@@ -228,6 +265,9 @@
         </m:r>
       </m:oMath>
       <w:r>
+        <w:rPr>
+          <w:rFonts w:eastAsia="黑体"/>
+        </w:rPr>
         <w:t xml:space="preserve">、</w:t>
       </w:r>
       <m:oMath>
@@ -236,11 +276,14 @@
         </m:r>
       </m:oMath>
       <w:r>
+        <w:rPr>
+          <w:rFonts w:eastAsia="黑体"/>
+        </w:rPr>
         <w:t xml:space="preserve"> </w:t>
       </w:r>
       <w:r>
         <w:rPr>
-          <w:rFonts w:hint="eastAsia"/>
+          <w:rFonts w:hint="eastAsia" w:eastAsia="黑体"/>
         </w:rPr>
         <w:t xml:space="preserve">的另一端相连，作为端口下端/地）。</w:t>
       </w:r>
@@ -249,7 +292,7 @@
       <w:pPr/>
       <w:r>
         <w:rPr>
-          <w:rFonts w:hint="eastAsia"/>
+          <w:rFonts w:hint="eastAsia" w:eastAsia="黑体"/>
         </w:rPr>
         <w:t xml:space="preserve">各元件管脚连接：</w:t>
       </w:r>
@@ -259,11 +302,14 @@
         </m:r>
       </m:oMath>
       <w:r>
+        <w:rPr>
+          <w:rFonts w:eastAsia="黑体"/>
+        </w:rPr>
         <w:t xml:space="preserve"> </w:t>
       </w:r>
       <w:r>
         <w:rPr>
-          <w:rFonts w:hint="eastAsia"/>
+          <w:rFonts w:hint="eastAsia" w:eastAsia="黑体"/>
         </w:rPr>
         <w:t xml:space="preserve">一端接上端节点、另一端接下端节点；</w:t>
       </w:r>
@@ -273,11 +319,14 @@
         </m:r>
       </m:oMath>
       <w:r>
+        <w:rPr>
+          <w:rFonts w:eastAsia="黑体"/>
+        </w:rPr>
         <w:t xml:space="preserve"> </w:t>
       </w:r>
       <w:r>
         <w:rPr>
-          <w:rFonts w:hint="eastAsia"/>
+          <w:rFonts w:hint="eastAsia" w:eastAsia="黑体"/>
         </w:rPr>
         <w:t xml:space="preserve">一端接上端节点、另一端接下端节点；</w:t>
       </w:r>
@@ -288,7 +337,7 @@
       </m:oMath>
       <w:r>
         <w:rPr>
-          <w:rFonts w:hint="eastAsia"/>
+          <w:rFonts w:hint="eastAsia" w:eastAsia="黑体"/>
         </w:rPr>
         <w:t xml:space="preserve">（损耗电阻）一端接上端节点、另一端接下端节点。三者跨接在节点①与节点②之间，承受同一端口电压。</w:t>
       </w:r>
@@ -297,16 +346,19 @@
       <w:pPr/>
       <w:r>
         <w:rPr>
-          <w:rFonts w:hint="eastAsia"/>
+          <w:rFonts w:hint="eastAsia" w:eastAsia="黑体"/>
         </w:rPr>
         <w:t xml:space="preserve">由此构成”电感、电容（及损耗电阻）并联跨接于相同两端、端口呈最大阻抗”的</w:t>
       </w:r>
       <w:r>
+        <w:rPr>
+          <w:rFonts w:eastAsia="黑体"/>
+        </w:rPr>
         <w:t xml:space="preserve"> LC </w:t>
       </w:r>
       <w:r>
         <w:rPr>
-          <w:rFonts w:hint="eastAsia"/>
+          <w:rFonts w:hint="eastAsia" w:eastAsia="黑体"/>
         </w:rPr>
         <w:t xml:space="preserve">并联谐振组态，用于选频、滤波、振荡器频控及阻抗变换。</w:t>
       </w:r>
@@ -319,7 +371,7 @@
       </w:pPr>
       <w:r>
         <w:rPr>
-          <w:rFonts w:hint="eastAsia"/>
+          <w:rFonts w:hint="eastAsia" w:eastAsia="黑体"/>
         </w:rPr>
         <w:t xml:space="preserve">工作原理</w:t>
       </w:r>
@@ -330,7 +382,7 @@
       </w:pPr>
       <w:r>
         <w:rPr>
-          <w:rFonts w:hint="eastAsia"/>
+          <w:rFonts w:hint="eastAsia" w:eastAsia="黑体"/>
         </w:rPr>
         <w:t xml:space="preserve">电感与电容的电流相位相反，在某频率处两者的无功电流互相抵消，端口呈最大阻抗（理想情况下趋于无穷），该频率即为并联谐振频率。谐振时回路对外近似开路，因而称电流谐振。</w:t>
       </w:r>
@@ -343,7 +395,7 @@
       </w:pPr>
       <w:r>
         <w:rPr>
-          <w:rFonts w:hint="eastAsia"/>
+          <w:rFonts w:hint="eastAsia" w:eastAsia="黑体"/>
         </w:rPr>
         <w:t xml:space="preserve">关键计算公式</w:t>
       </w:r>
@@ -354,7 +406,7 @@
       </w:pPr>
       <w:r>
         <w:rPr>
-          <w:rFonts w:hint="eastAsia"/>
+          <w:rFonts w:hint="eastAsia" w:eastAsia="黑体"/>
         </w:rPr>
         <w:t xml:space="preserve">并联谐振频率：</w:t>
       </w:r>
@@ -428,7 +480,7 @@
       </w:pPr>
       <w:r>
         <w:rPr>
-          <w:rFonts w:hint="eastAsia"/>
+          <w:rFonts w:hint="eastAsia" w:eastAsia="黑体"/>
         </w:rPr>
         <w:t xml:space="preserve">角频率形式：</w:t>
       </w:r>
@@ -496,7 +548,7 @@
       </w:pPr>
       <w:r>
         <w:rPr>
-          <w:rFonts w:hint="eastAsia"/>
+          <w:rFonts w:hint="eastAsia" w:eastAsia="黑体"/>
         </w:rPr>
         <w:t xml:space="preserve">特性阻抗：</w:t>
       </w:r>
@@ -615,11 +667,14 @@
       </w:pPr>
       <w:r>
         <w:rPr>
-          <w:rFonts w:hint="eastAsia"/>
+          <w:rFonts w:hint="eastAsia" w:eastAsia="黑体"/>
         </w:rPr>
         <w:t xml:space="preserve">谐振阻抗（考虑并联损耗电阻</w:t>
       </w:r>
       <w:r>
+        <w:rPr>
+          <w:rFonts w:eastAsia="黑体"/>
+        </w:rPr>
         <w:t xml:space="preserve"> </w:t>
       </w:r>
       <m:oMath>
@@ -629,7 +684,7 @@
       </m:oMath>
       <w:r>
         <w:rPr>
-          <w:rFonts w:hint="eastAsia"/>
+          <w:rFonts w:hint="eastAsia" w:eastAsia="黑体"/>
         </w:rPr>
         <w:t xml:space="preserve">，无载时）：</w:t>
       </w:r>
@@ -707,7 +762,7 @@
       </w:pPr>
       <w:r>
         <w:rPr>
-          <w:rFonts w:hint="eastAsia"/>
+          <w:rFonts w:hint="eastAsia" w:eastAsia="黑体"/>
         </w:rPr>
         <w:t xml:space="preserve">品质因数（并联形式）：</w:t>
       </w:r>
@@ -796,7 +851,7 @@
       </w:pPr>
       <w:r>
         <w:rPr>
-          <w:rFonts w:hint="eastAsia"/>
+          <w:rFonts w:hint="eastAsia" w:eastAsia="黑体"/>
         </w:rPr>
         <w:t xml:space="preserve">带宽：</w:t>
       </w:r>
@@ -881,7 +936,7 @@
             </w:pPr>
             <w:r>
               <w:rPr>
-                <w:rFonts w:hint="eastAsia"/>
+                <w:rFonts w:hint="eastAsia" w:eastAsia="黑体"/>
               </w:rPr>
               <w:t xml:space="preserve">符号</w:t>
             </w:r>
@@ -895,7 +950,7 @@
             </w:pPr>
             <w:r>
               <w:rPr>
-                <w:rFonts w:hint="eastAsia"/>
+                <w:rFonts w:hint="eastAsia" w:eastAsia="黑体"/>
               </w:rPr>
               <w:t xml:space="preserve">含义</w:t>
             </w:r>
@@ -909,7 +964,7 @@
             </w:pPr>
             <w:r>
               <w:rPr>
-                <w:rFonts w:hint="eastAsia"/>
+                <w:rFonts w:hint="eastAsia" w:eastAsia="黑体"/>
               </w:rPr>
               <w:t xml:space="preserve">单位</w:t>
             </w:r>
@@ -929,6 +984,9 @@
               </m:r>
             </m:oMath>
             <w:r>
+              <w:rPr>
+                <w:rFonts w:eastAsia="黑体"/>
+              </w:rPr>
               <w:t xml:space="preserve">​</w:t>
             </w:r>
           </w:p>
@@ -941,7 +999,7 @@
             </w:pPr>
             <w:r>
               <w:rPr>
-                <w:rFonts w:hint="eastAsia"/>
+                <w:rFonts w:hint="eastAsia" w:eastAsia="黑体"/>
               </w:rPr>
               <w:t xml:space="preserve">电感</w:t>
             </w:r>
@@ -954,6 +1012,9 @@
               <w:pStyle w:val="Compact"/>
             </w:pPr>
             <w:r>
+              <w:rPr>
+                <w:rFonts w:eastAsia="黑体"/>
+              </w:rPr>
               <w:t xml:space="preserve">H</w:t>
             </w:r>
           </w:p>
@@ -972,6 +1033,9 @@
               </m:r>
             </m:oMath>
             <w:r>
+              <w:rPr>
+                <w:rFonts w:eastAsia="黑体"/>
+              </w:rPr>
               <w:t xml:space="preserve">​</w:t>
             </w:r>
           </w:p>
@@ -984,7 +1048,7 @@
             </w:pPr>
             <w:r>
               <w:rPr>
-                <w:rFonts w:hint="eastAsia"/>
+                <w:rFonts w:hint="eastAsia" w:eastAsia="黑体"/>
               </w:rPr>
               <w:t xml:space="preserve">电容</w:t>
             </w:r>
@@ -997,6 +1061,9 @@
               <w:pStyle w:val="Compact"/>
             </w:pPr>
             <w:r>
+              <w:rPr>
+                <w:rFonts w:eastAsia="黑体"/>
+              </w:rPr>
               <w:t xml:space="preserve">F</w:t>
             </w:r>
           </w:p>
@@ -1024,6 +1091,9 @@
               </m:sSub>
             </m:oMath>
             <w:r>
+              <w:rPr>
+                <w:rFonts w:eastAsia="黑体"/>
+              </w:rPr>
               <w:t xml:space="preserve">​</w:t>
             </w:r>
           </w:p>
@@ -1036,7 +1106,7 @@
             </w:pPr>
             <w:r>
               <w:rPr>
-                <w:rFonts w:hint="eastAsia"/>
+                <w:rFonts w:hint="eastAsia" w:eastAsia="黑体"/>
               </w:rPr>
               <w:t xml:space="preserve">谐振频率</w:t>
             </w:r>
@@ -1049,6 +1119,9 @@
               <w:pStyle w:val="Compact"/>
             </w:pPr>
             <w:r>
+              <w:rPr>
+                <w:rFonts w:eastAsia="黑体"/>
+              </w:rPr>
               <w:t xml:space="preserve">Hz</w:t>
             </w:r>
           </w:p>
@@ -1067,6 +1140,9 @@
               </m:r>
             </m:oMath>
             <w:r>
+              <w:rPr>
+                <w:rFonts w:eastAsia="黑体"/>
+              </w:rPr>
               <w:t xml:space="preserve">​</w:t>
             </w:r>
           </w:p>
@@ -1079,7 +1155,7 @@
             </w:pPr>
             <w:r>
               <w:rPr>
-                <w:rFonts w:hint="eastAsia"/>
+                <w:rFonts w:hint="eastAsia" w:eastAsia="黑体"/>
               </w:rPr>
               <w:t xml:space="preserve">品质因数</w:t>
             </w:r>
@@ -1093,7 +1169,7 @@
             </w:pPr>
             <w:r>
               <w:rPr>
-                <w:rFonts w:hint="eastAsia"/>
+                <w:rFonts w:hint="eastAsia" w:eastAsia="黑体"/>
               </w:rPr>
               <w:t xml:space="preserve">无量纲</w:t>
             </w:r>
@@ -1122,6 +1198,9 @@
               </m:sSub>
             </m:oMath>
             <w:r>
+              <w:rPr>
+                <w:rFonts w:eastAsia="黑体"/>
+              </w:rPr>
               <w:t xml:space="preserve">​</w:t>
             </w:r>
           </w:p>
@@ -1134,7 +1213,7 @@
             </w:pPr>
             <w:r>
               <w:rPr>
-                <w:rFonts w:hint="eastAsia"/>
+                <w:rFonts w:hint="eastAsia" w:eastAsia="黑体"/>
               </w:rPr>
               <w:t xml:space="preserve">特性阻抗</w:t>
             </w:r>
@@ -1147,6 +1226,9 @@
               <w:pStyle w:val="Compact"/>
             </w:pPr>
             <w:r>
+              <w:rPr>
+                <w:rFonts w:eastAsia="黑体"/>
+              </w:rPr>
               <w:t xml:space="preserve">Ω</w:t>
             </w:r>
           </w:p>
@@ -1165,6 +1247,9 @@
               </m:r>
             </m:oMath>
             <w:r>
+              <w:rPr>
+                <w:rFonts w:eastAsia="黑体"/>
+              </w:rPr>
               <w:t xml:space="preserve">​</w:t>
             </w:r>
           </w:p>
@@ -1177,7 +1262,7 @@
             </w:pPr>
             <w:r>
               <w:rPr>
-                <w:rFonts w:hint="eastAsia"/>
+                <w:rFonts w:hint="eastAsia" w:eastAsia="黑体"/>
               </w:rPr>
               <w:t xml:space="preserve">并联损耗电阻</w:t>
             </w:r>
@@ -1190,6 +1275,9 @@
               <w:pStyle w:val="Compact"/>
             </w:pPr>
             <w:r>
+              <w:rPr>
+                <w:rFonts w:eastAsia="黑体"/>
+              </w:rPr>
               <w:t xml:space="preserve">Ω</w:t>
             </w:r>
           </w:p>
@@ -1211,6 +1299,9 @@
               </m:r>
             </m:oMath>
             <w:r>
+              <w:rPr>
+                <w:rFonts w:eastAsia="黑体"/>
+              </w:rPr>
               <w:t xml:space="preserve">​</w:t>
             </w:r>
           </w:p>
@@ -1223,7 +1314,7 @@
             </w:pPr>
             <w:r>
               <w:rPr>
-                <w:rFonts w:hint="eastAsia"/>
+                <w:rFonts w:hint="eastAsia" w:eastAsia="黑体"/>
               </w:rPr>
               <w:t xml:space="preserve">带宽</w:t>
             </w:r>
@@ -1236,6 +1327,9 @@
               <w:pStyle w:val="Compact"/>
             </w:pPr>
             <w:r>
+              <w:rPr>
+                <w:rFonts w:eastAsia="黑体"/>
+              </w:rPr>
               <w:t xml:space="preserve">Hz</w:t>
             </w:r>
           </w:p>
@@ -1250,7 +1344,7 @@
       </w:pPr>
       <w:r>
         <w:rPr>
-          <w:rFonts w:hint="eastAsia"/>
+          <w:rFonts w:hint="eastAsia" w:eastAsia="黑体"/>
         </w:rPr>
         <w:t xml:space="preserve">元件调整影响</w:t>
       </w:r>
@@ -1265,6 +1359,7 @@
       </w:pPr>
       <w:r>
         <w:rPr>
+          <w:rFonts w:eastAsia="黑体"/>
           <w:b/>
           <w:bCs/>
         </w:rPr>
@@ -1272,7 +1367,7 @@
       </w:r>
       <w:r>
         <w:rPr>
-          <w:rFonts w:hint="eastAsia"/>
+          <w:rFonts w:hint="eastAsia" w:eastAsia="黑体"/>
           <w:b/>
           <w:bCs/>
         </w:rPr>
@@ -1280,24 +1375,34 @@
       </w:r>
       <w:r>
         <w:rPr>
+          <w:rFonts w:eastAsia="黑体"/>
           <w:b/>
           <w:bCs/>
         </w:rPr>
         <w:t xml:space="preserve"> C↑</w:t>
       </w:r>
       <w:r>
+        <w:rPr>
+          <w:rFonts w:eastAsia="黑体"/>
+        </w:rPr>
         <w:t xml:space="preserve"> </w:t>
       </w:r>
       <w:r>
+        <w:rPr>
+          <w:rFonts w:eastAsia="黑体"/>
+        </w:rPr>
         <w:t xml:space="preserve">→ </w:t>
       </w:r>
       <w:r>
         <w:rPr>
-          <w:rFonts w:hint="eastAsia"/>
+          <w:rFonts w:hint="eastAsia" w:eastAsia="黑体"/>
         </w:rPr>
         <w:t xml:space="preserve">谐振频率</w:t>
       </w:r>
       <w:r>
+        <w:rPr>
+          <w:rFonts w:eastAsia="黑体"/>
+        </w:rPr>
         <w:t xml:space="preserve"> </w:t>
       </w:r>
       <m:oMath>
@@ -1315,11 +1420,14 @@
         </m:sSub>
       </m:oMath>
       <w:r>
+        <w:rPr>
+          <w:rFonts w:eastAsia="黑体"/>
+        </w:rPr>
         <w:t xml:space="preserve"> </w:t>
       </w:r>
       <w:r>
         <w:rPr>
-          <w:rFonts w:hint="eastAsia"/>
+          <w:rFonts w:hint="eastAsia" w:eastAsia="黑体"/>
         </w:rPr>
         <w:t xml:space="preserve">下降。</w:t>
       </w:r>
@@ -1334,7 +1442,7 @@
       </w:pPr>
       <w:r>
         <w:rPr>
-          <w:rFonts w:hint="eastAsia"/>
+          <w:rFonts w:hint="eastAsia" w:eastAsia="黑体"/>
           <w:b/>
           <w:bCs/>
         </w:rPr>
@@ -1342,6 +1450,7 @@
       </w:r>
       <w:r>
         <w:rPr>
+          <w:rFonts w:eastAsia="黑体"/>
           <w:b/>
           <w:bCs/>
         </w:rPr>
@@ -1349,25 +1458,34 @@
       </w:r>
       <w:r>
         <w:rPr>
-          <w:rFonts w:hint="eastAsia"/>
+          <w:rFonts w:hint="eastAsia" w:eastAsia="黑体"/>
           <w:b/>
           <w:bCs/>
         </w:rPr>
         <w:t xml:space="preserve">不变）</w:t>
       </w:r>
       <w:r>
+        <w:rPr>
+          <w:rFonts w:eastAsia="黑体"/>
+        </w:rPr>
         <w:t xml:space="preserve"> </w:t>
       </w:r>
       <w:r>
+        <w:rPr>
+          <w:rFonts w:eastAsia="黑体"/>
+        </w:rPr>
         <w:t xml:space="preserve">→ </w:t>
       </w:r>
       <w:r>
         <w:rPr>
-          <w:rFonts w:hint="eastAsia"/>
+          <w:rFonts w:hint="eastAsia" w:eastAsia="黑体"/>
         </w:rPr>
         <w:t xml:space="preserve">特性阻抗</w:t>
       </w:r>
       <w:r>
+        <w:rPr>
+          <w:rFonts w:eastAsia="黑体"/>
+        </w:rPr>
         <w:t xml:space="preserve"> </w:t>
       </w:r>
       <m:oMath>
@@ -1385,11 +1503,14 @@
         </m:sSub>
       </m:oMath>
       <w:r>
+        <w:rPr>
+          <w:rFonts w:eastAsia="黑体"/>
+        </w:rPr>
         <w:t xml:space="preserve"> </w:t>
       </w:r>
       <w:r>
         <w:rPr>
-          <w:rFonts w:hint="eastAsia"/>
+          <w:rFonts w:hint="eastAsia" w:eastAsia="黑体"/>
         </w:rPr>
         <w:t xml:space="preserve">下降，</w:t>
       </w:r>
@@ -1399,11 +1520,14 @@
         </m:r>
       </m:oMath>
       <w:r>
+        <w:rPr>
+          <w:rFonts w:eastAsia="黑体"/>
+        </w:rPr>
         <w:t xml:space="preserve"> </w:t>
       </w:r>
       <w:r>
         <w:rPr>
-          <w:rFonts w:hint="eastAsia"/>
+          <w:rFonts w:hint="eastAsia" w:eastAsia="黑体"/>
         </w:rPr>
         <w:t xml:space="preserve">下降（带宽变宽）。</w:t>
       </w:r>
@@ -1418,7 +1542,7 @@
       </w:pPr>
       <w:r>
         <w:rPr>
-          <w:rFonts w:hint="eastAsia"/>
+          <w:rFonts w:hint="eastAsia" w:eastAsia="黑体"/>
           <w:b/>
           <w:bCs/>
         </w:rPr>
@@ -1426,6 +1550,7 @@
       </w:r>
       <w:r>
         <w:rPr>
+          <w:rFonts w:eastAsia="黑体"/>
           <w:b/>
           <w:bCs/>
         </w:rPr>
@@ -1433,25 +1558,34 @@
       </w:r>
       <w:r>
         <w:rPr>
-          <w:rFonts w:hint="eastAsia"/>
+          <w:rFonts w:hint="eastAsia" w:eastAsia="黑体"/>
           <w:b/>
           <w:bCs/>
         </w:rPr>
         <w:t xml:space="preserve">不变）</w:t>
       </w:r>
       <w:r>
+        <w:rPr>
+          <w:rFonts w:eastAsia="黑体"/>
+        </w:rPr>
         <w:t xml:space="preserve"> </w:t>
       </w:r>
       <w:r>
+        <w:rPr>
+          <w:rFonts w:eastAsia="黑体"/>
+        </w:rPr>
         <w:t xml:space="preserve">→ </w:t>
       </w:r>
       <w:r>
         <w:rPr>
-          <w:rFonts w:hint="eastAsia"/>
+          <w:rFonts w:hint="eastAsia" w:eastAsia="黑体"/>
         </w:rPr>
         <w:t xml:space="preserve">特性阻抗</w:t>
       </w:r>
       <w:r>
+        <w:rPr>
+          <w:rFonts w:eastAsia="黑体"/>
+        </w:rPr>
         <w:t xml:space="preserve"> </w:t>
       </w:r>
       <m:oMath>
@@ -1469,11 +1603,14 @@
         </m:sSub>
       </m:oMath>
       <w:r>
+        <w:rPr>
+          <w:rFonts w:eastAsia="黑体"/>
+        </w:rPr>
         <w:t xml:space="preserve"> </w:t>
       </w:r>
       <w:r>
         <w:rPr>
-          <w:rFonts w:hint="eastAsia"/>
+          <w:rFonts w:hint="eastAsia" w:eastAsia="黑体"/>
         </w:rPr>
         <w:t xml:space="preserve">上升，</w:t>
       </w:r>
@@ -1483,11 +1620,14 @@
         </m:r>
       </m:oMath>
       <w:r>
+        <w:rPr>
+          <w:rFonts w:eastAsia="黑体"/>
+        </w:rPr>
         <w:t xml:space="preserve"> </w:t>
       </w:r>
       <w:r>
         <w:rPr>
-          <w:rFonts w:hint="eastAsia"/>
+          <w:rFonts w:hint="eastAsia" w:eastAsia="黑体"/>
         </w:rPr>
         <w:t xml:space="preserve">上升（带宽变窄）。</w:t>
       </w:r>
@@ -1502,7 +1642,7 @@
       </w:pPr>
       <w:r>
         <w:rPr>
-          <w:rFonts w:hint="eastAsia"/>
+          <w:rFonts w:hint="eastAsia" w:eastAsia="黑体"/>
           <w:b/>
           <w:bCs/>
         </w:rPr>
@@ -1510,18 +1650,28 @@
       </w:r>
       <w:r>
         <w:rPr>
+          <w:rFonts w:eastAsia="黑体"/>
           <w:b/>
           <w:bCs/>
         </w:rPr>
         <w:t xml:space="preserve"> R↓</w:t>
       </w:r>
       <w:r>
+        <w:rPr>
+          <w:rFonts w:eastAsia="黑体"/>
+        </w:rPr>
         <w:t xml:space="preserve"> </w:t>
       </w:r>
       <w:r>
+        <w:rPr>
+          <w:rFonts w:eastAsia="黑体"/>
+        </w:rPr>
         <w:t xml:space="preserve">→</w:t>
       </w:r>
       <w:r>
+        <w:rPr>
+          <w:rFonts w:eastAsia="黑体"/>
+        </w:rPr>
         <w:t xml:space="preserve"> </w:t>
       </w:r>
       <m:oMath>
@@ -1530,11 +1680,14 @@
         </m:r>
       </m:oMath>
       <w:r>
+        <w:rPr>
+          <w:rFonts w:eastAsia="黑体"/>
+        </w:rPr>
         <w:t xml:space="preserve"> </w:t>
       </w:r>
       <w:r>
         <w:rPr>
-          <w:rFonts w:hint="eastAsia"/>
+          <w:rFonts w:hint="eastAsia" w:eastAsia="黑体"/>
         </w:rPr>
         <w:t xml:space="preserve">下降，回路选择性变差、谐振阻抗降低。</w:t>
       </w:r>
@@ -1547,7 +1700,7 @@
       </w:pPr>
       <w:r>
         <w:rPr>
-          <w:rFonts w:hint="eastAsia"/>
+          <w:rFonts w:hint="eastAsia" w:eastAsia="黑体"/>
         </w:rPr>
         <w:t xml:space="preserve">典型参数示例</w:t>
       </w:r>
@@ -1562,11 +1715,14 @@
       </w:pPr>
       <w:r>
         <w:rPr>
-          <w:rFonts w:hint="eastAsia"/>
+          <w:rFonts w:hint="eastAsia" w:eastAsia="黑体"/>
         </w:rPr>
         <w:t xml:space="preserve">取</w:t>
       </w:r>
       <w:r>
+        <w:rPr>
+          <w:rFonts w:eastAsia="黑体"/>
+        </w:rPr>
         <w:t xml:space="preserve"> </w:t>
       </w:r>
       <m:oMath>
@@ -1597,6 +1753,9 @@
         </m:r>
       </m:oMath>
       <w:r>
+        <w:rPr>
+          <w:rFonts w:eastAsia="黑体"/>
+        </w:rPr>
         <w:t xml:space="preserve">、</w:t>
       </w:r>
       <m:oMath>
@@ -1625,7 +1784,7 @@
       </m:oMath>
       <w:r>
         <w:rPr>
-          <w:rFonts w:hint="eastAsia"/>
+          <w:rFonts w:hint="eastAsia" w:eastAsia="黑体"/>
         </w:rPr>
         <w:t xml:space="preserve">：</w:t>
       </w:r>
@@ -1755,6 +1914,9 @@
         </m:r>
       </m:oMath>
       <w:r>
+        <w:rPr>
+          <w:rFonts w:eastAsia="黑体"/>
+        </w:rPr>
         <w:t xml:space="preserve">。</w:t>
       </w:r>
     </w:p>
@@ -1768,11 +1930,14 @@
       </w:pPr>
       <w:r>
         <w:rPr>
-          <w:rFonts w:hint="eastAsia"/>
+          <w:rFonts w:hint="eastAsia" w:eastAsia="黑体"/>
         </w:rPr>
         <w:t xml:space="preserve">特性阻抗</w:t>
       </w:r>
       <w:r>
+        <w:rPr>
+          <w:rFonts w:eastAsia="黑体"/>
+        </w:rPr>
         <w:t xml:space="preserve"> </w:t>
       </w:r>
       <m:oMath>
@@ -1885,6 +2050,9 @@
         </m:r>
       </m:oMath>
       <w:r>
+        <w:rPr>
+          <w:rFonts w:eastAsia="黑体"/>
+        </w:rPr>
         <w:t xml:space="preserve">。</w:t>
       </w:r>
     </w:p>
@@ -1896,7 +2064,7 @@
       </w:pPr>
       <w:r>
         <w:rPr>
-          <w:rFonts w:hint="eastAsia"/>
+          <w:rFonts w:hint="eastAsia" w:eastAsia="黑体"/>
         </w:rPr>
         <w:t xml:space="preserve">常见器件型号</w:t>
       </w:r>
@@ -1911,7 +2079,7 @@
       </w:pPr>
       <w:r>
         <w:rPr>
-          <w:rFonts w:hint="eastAsia"/>
+          <w:rFonts w:hint="eastAsia" w:eastAsia="黑体"/>
         </w:rPr>
         <w:t xml:space="preserve">电感：高频绕线电感、空心线圈。</w:t>
       </w:r>
@@ -1926,16 +2094,19 @@
       </w:pPr>
       <w:r>
         <w:rPr>
-          <w:rFonts w:hint="eastAsia"/>
+          <w:rFonts w:hint="eastAsia" w:eastAsia="黑体"/>
         </w:rPr>
         <w:t xml:space="preserve">电容：C0G/NP0</w:t>
       </w:r>
       <w:r>
+        <w:rPr>
+          <w:rFonts w:eastAsia="黑体"/>
+        </w:rPr>
         <w:t xml:space="preserve"> </w:t>
       </w:r>
       <w:r>
         <w:rPr>
-          <w:rFonts w:hint="eastAsia"/>
+          <w:rFonts w:hint="eastAsia" w:eastAsia="黑体"/>
         </w:rPr>
         <w:t xml:space="preserve">高频瓷片电容、云母电容、可调（微调）电容。</w:t>
       </w:r>
@@ -1948,7 +2119,7 @@
       </w:pPr>
       <w:r>
         <w:rPr>
-          <w:rFonts w:hint="eastAsia"/>
+          <w:rFonts w:hint="eastAsia" w:eastAsia="黑体"/>
         </w:rPr>
         <w:t xml:space="preserve">注意事项</w:t>
       </w:r>
@@ -1963,7 +2134,7 @@
       </w:pPr>
       <w:r>
         <w:rPr>
-          <w:rFonts w:hint="eastAsia"/>
+          <w:rFonts w:hint="eastAsia" w:eastAsia="黑体"/>
         </w:rPr>
         <w:t xml:space="preserve">谐振阻抗很高，驱动端需与之匹配，实际常用抽头或阻抗变换接入。</w:t>
       </w:r>
@@ -1978,11 +2149,14 @@
       </w:pPr>
       <w:r>
         <w:rPr>
-          <w:rFonts w:hint="eastAsia"/>
+          <w:rFonts w:hint="eastAsia" w:eastAsia="黑体"/>
         </w:rPr>
         <w:t xml:space="preserve">电感的寄生电阻与电容介质损耗会降低</w:t>
       </w:r>
       <w:r>
+        <w:rPr>
+          <w:rFonts w:eastAsia="黑体"/>
+        </w:rPr>
         <w:t xml:space="preserve"> </w:t>
       </w:r>
       <m:oMath>
@@ -1992,7 +2166,7 @@
       </m:oMath>
       <w:r>
         <w:rPr>
-          <w:rFonts w:hint="eastAsia"/>
+          <w:rFonts w:hint="eastAsia" w:eastAsia="黑体"/>
         </w:rPr>
         <w:t xml:space="preserve">，高频需选低损器件。</w:t>
       </w:r>
@@ -2007,11 +2181,14 @@
       </w:pPr>
       <w:r>
         <w:rPr>
-          <w:rFonts w:hint="eastAsia"/>
+          <w:rFonts w:hint="eastAsia" w:eastAsia="黑体"/>
         </w:rPr>
         <w:t xml:space="preserve">谐振时电容两端电压可高达</w:t>
       </w:r>
       <w:r>
+        <w:rPr>
+          <w:rFonts w:eastAsia="黑体"/>
+        </w:rPr>
         <w:t xml:space="preserve"> </w:t>
       </w:r>
       <m:oMath>
@@ -2020,11 +2197,14 @@
         </m:r>
       </m:oMath>
       <w:r>
+        <w:rPr>
+          <w:rFonts w:eastAsia="黑体"/>
+        </w:rPr>
         <w:t xml:space="preserve"> </w:t>
       </w:r>
       <w:r>
         <w:rPr>
-          <w:rFonts w:hint="eastAsia"/>
+          <w:rFonts w:hint="eastAsia" w:eastAsia="黑体"/>
         </w:rPr>
         <w:t xml:space="preserve">倍外加电压，注意耐压。</w:t>
       </w:r>
@@ -2037,7 +2217,7 @@
       </w:pPr>
       <w:r>
         <w:rPr>
-          <w:rFonts w:hint="eastAsia"/>
+          <w:rFonts w:hint="eastAsia" w:eastAsia="黑体"/>
         </w:rPr>
         <w:t xml:space="preserve">参考资料</w:t>
       </w:r>
@@ -2052,7 +2232,7 @@
       </w:pPr>
       <w:r>
         <w:rPr>
-          <w:rFonts w:hint="eastAsia"/>
+          <w:rFonts w:hint="eastAsia" w:eastAsia="黑体"/>
         </w:rPr>
         <w:t xml:space="preserve">《电路》（邱关源）。</w:t>
       </w:r>
@@ -2066,6 +2246,9 @@
         </w:numPr>
       </w:pPr>
       <w:r>
+        <w:rPr>
+          <w:rFonts w:eastAsia="黑体"/>
+        </w:rPr>
         <w:t xml:space="preserve">Wikipedia: LC circuit。</w:t>
       </w:r>
     </w:p>
@@ -2078,6 +2261,9 @@
         </w:numPr>
       </w:pPr>
       <w:r>
+        <w:rPr>
+          <w:rFonts w:eastAsia="黑体"/>
+        </w:rPr>
         <w:t xml:space="preserve">Wikipedia: RLC circuit。</w:t>
       </w:r>
     </w:p>
@@ -2090,11 +2276,11 @@
       </w:pPr>
       <w:r>
         <w:rPr>
-          <w:rFonts w:ascii="Times New Roman" w:hAnsi="Times New Roman"/>
+          <w:rFonts w:ascii="Times New Roman" w:hAnsi="Times New Roman" w:eastAsia="黑体"/>
           <w:color w:val="555555"/>
           <w:sz w:val="21"/>
         </w:rPr>
-        <w:t>材料收集者：杜文杰</w:t>
+        <w:t>材料收集者：杜文杰，WX手机：19519196569，QQ:3478827729</w:t>
       </w:r>
     </w:p>
     <w:sectPr>
@@ -2114,7 +2300,7 @@
 </file>
 
 <file path=word/footer1.xml><?xml version="1.0" encoding="utf-8"?>
-<w:ftr xmlns:m="http://schemas.openxmlformats.org/officeDocument/2006/math" xmlns:mc="http://schemas.openxmlformats.org/markup-compatibility/2006" xmlns:mo="http://schemas.microsoft.com/office/mac/office/2008/main" xmlns:mv="urn:schemas-microsoft-com:mac:vml" xmlns:o="urn:schemas-microsoft-com:office:office" xmlns:r="http://schemas.openxmlformats.org/officeDocument/2006/relationships" xmlns:v="urn:schemas-microsoft-com:vml" xmlns:w10="urn:schemas-microsoft-com:office:word" xmlns:w14="http://schemas.microsoft.com/office/word/2010/wordml" xmlns:w="http://schemas.openxmlformats.org/wordprocessingml/2006/main" xmlns:wne="http://schemas.microsoft.com/office/word/2006/wordml" xmlns:wp14="http://schemas.microsoft.com/office/word/2010/wordprocessingDrawing" xmlns:wp="http://schemas.openxmlformats.org/drawingml/2006/wordprocessingDrawing" xmlns:wpc="http://schemas.microsoft.com/office/word/2010/wordprocessingCanvas" xmlns:wpg="http://schemas.microsoft.com/office/word/2010/wordprocessingGroup" xmlns:wpi="http://schemas.microsoft.com/office/word/2010/wordprocessingInk" xmlns:wps="http://schemas.microsoft.com/office/word/2010/wordprocessingShape" mc:Ignorable="w14 wp14">
+<w:ftr xmlns:mc="http://schemas.openxmlformats.org/markup-compatibility/2006" xmlns:w="http://schemas.openxmlformats.org/wordprocessingml/2006/main" xmlns:m="http://schemas.openxmlformats.org/officeDocument/2006/math" xmlns:mo="http://schemas.microsoft.com/office/mac/office/2008/main" xmlns:mv="urn:schemas-microsoft-com:mac:vml" xmlns:o="urn:schemas-microsoft-com:office:office" xmlns:r="http://schemas.openxmlformats.org/officeDocument/2006/relationships" xmlns:v="urn:schemas-microsoft-com:vml" xmlns:w10="urn:schemas-microsoft-com:office:word" xmlns:w14="http://schemas.microsoft.com/office/word/2010/wordml" xmlns:wne="http://schemas.microsoft.com/office/word/2006/wordml" xmlns:wp14="http://schemas.microsoft.com/office/word/2010/wordprocessingDrawing" xmlns:wp="http://schemas.openxmlformats.org/drawingml/2006/wordprocessingDrawing" xmlns:wpc="http://schemas.microsoft.com/office/word/2010/wordprocessingCanvas" xmlns:wpg="http://schemas.microsoft.com/office/word/2010/wordprocessingGroup" xmlns:wpi="http://schemas.microsoft.com/office/word/2010/wordprocessingInk" xmlns:wps="http://schemas.microsoft.com/office/word/2010/wordprocessingShape" mc:Ignorable="w14 wp14">
   <w:p>
     <w:pPr>
       <w:pStyle w:val="Footer"/>
@@ -2122,12 +2308,14 @@
     </w:pPr>
     <w:r>
       <w:rPr>
+        <w:rFonts w:eastAsia="黑体"/>
         <w:sz w:val="18"/>
       </w:rPr>
       <w:t xml:space="preserve">第 </w:t>
     </w:r>
     <w:r>
       <w:rPr>
+        <w:rFonts w:eastAsia="黑体"/>
         <w:sz w:val="18"/>
       </w:rPr>
       <w:fldChar w:fldCharType="begin"/>
@@ -2136,6 +2324,7 @@
     </w:r>
     <w:r>
       <w:rPr>
+        <w:rFonts w:eastAsia="黑体"/>
         <w:sz w:val="18"/>
       </w:rPr>
       <w:t xml:space="preserve"> 页</w:t>
@@ -2149,6 +2338,9 @@
   <w:footnote w:type="continuationSeparator" w:id="0">
     <w:p>
       <w:r>
+        <w:rPr>
+          <w:rFonts w:eastAsia="黑体"/>
+        </w:rPr>
         <w:continuationSeparator/>
       </w:r>
     </w:p>
@@ -2156,6 +2348,9 @@
   <w:footnote w:type="separator" w:id="-1">
     <w:p>
       <w:r>
+        <w:rPr>
+          <w:rFonts w:eastAsia="黑体"/>
+        </w:rPr>
         <w:separator/>
       </w:r>
     </w:p>
@@ -2164,7 +2359,7 @@
 </file>
 
 <file path=word/header1.xml><?xml version="1.0" encoding="utf-8"?>
-<w:hdr xmlns:m="http://schemas.openxmlformats.org/officeDocument/2006/math" xmlns:mc="http://schemas.openxmlformats.org/markup-compatibility/2006" xmlns:mo="http://schemas.microsoft.com/office/mac/office/2008/main" xmlns:mv="urn:schemas-microsoft-com:mac:vml" xmlns:o="urn:schemas-microsoft-com:office:office" xmlns:r="http://schemas.openxmlformats.org/officeDocument/2006/relationships" xmlns:v="urn:schemas-microsoft-com:vml" xmlns:w10="urn:schemas-microsoft-com:office:word" xmlns:w14="http://schemas.microsoft.com/office/word/2010/wordml" xmlns:w="http://schemas.openxmlformats.org/wordprocessingml/2006/main" xmlns:wne="http://schemas.microsoft.com/office/word/2006/wordml" xmlns:wp14="http://schemas.microsoft.com/office/word/2010/wordprocessingDrawing" xmlns:wp="http://schemas.openxmlformats.org/drawingml/2006/wordprocessingDrawing" xmlns:wpc="http://schemas.microsoft.com/office/word/2010/wordprocessingCanvas" xmlns:wpg="http://schemas.microsoft.com/office/word/2010/wordprocessingGroup" xmlns:wpi="http://schemas.microsoft.com/office/word/2010/wordprocessingInk" xmlns:wps="http://schemas.microsoft.com/office/word/2010/wordprocessingShape" mc:Ignorable="w14 wp14">
+<w:hdr xmlns:mc="http://schemas.openxmlformats.org/markup-compatibility/2006" xmlns:w="http://schemas.openxmlformats.org/wordprocessingml/2006/main" xmlns:m="http://schemas.openxmlformats.org/officeDocument/2006/math" xmlns:mo="http://schemas.microsoft.com/office/mac/office/2008/main" xmlns:mv="urn:schemas-microsoft-com:mac:vml" xmlns:o="urn:schemas-microsoft-com:office:office" xmlns:r="http://schemas.openxmlformats.org/officeDocument/2006/relationships" xmlns:v="urn:schemas-microsoft-com:vml" xmlns:w10="urn:schemas-microsoft-com:office:word" xmlns:w14="http://schemas.microsoft.com/office/word/2010/wordml" xmlns:wne="http://schemas.microsoft.com/office/word/2006/wordml" xmlns:wp14="http://schemas.microsoft.com/office/word/2010/wordprocessingDrawing" xmlns:wp="http://schemas.openxmlformats.org/drawingml/2006/wordprocessingDrawing" xmlns:wpc="http://schemas.microsoft.com/office/word/2010/wordprocessingCanvas" xmlns:wpg="http://schemas.microsoft.com/office/word/2010/wordprocessingGroup" xmlns:wpi="http://schemas.microsoft.com/office/word/2010/wordprocessingInk" xmlns:wps="http://schemas.microsoft.com/office/word/2010/wordprocessingShape" mc:Ignorable="w14 wp14">
   <w:p>
     <w:pPr>
       <w:pStyle w:val="Header"/>
@@ -2172,7 +2367,7 @@
     </w:pPr>
     <w:r>
       <w:rPr>
-        <w:rFonts w:ascii="Times New Roman" w:hAnsi="Times New Roman"/>
+        <w:rFonts w:ascii="Times New Roman" w:hAnsi="Times New Roman" w:eastAsia="黑体"/>
         <w:sz w:val="18"/>
         <w:rFonts w:eastAsia="黑体"/>
         <w:rFonts w:eastAsia="黑体"/>
@@ -2184,7 +2379,7 @@
 </file>
 
 <file path=word/numbering.xml><?xml version="1.0" encoding="utf-8"?>
-<w:numbering xmlns:m="http://schemas.openxmlformats.org/officeDocument/2006/math" xmlns:mc="http://schemas.openxmlformats.org/markup-compatibility/2006" xmlns:mo="http://schemas.microsoft.com/office/mac/office/2008/main" xmlns:mv="urn:schemas-microsoft-com:mac:vml" xmlns:o="urn:schemas-microsoft-com:office:office" xmlns:r="http://schemas.openxmlformats.org/officeDocument/2006/relationships" xmlns:v="urn:schemas-microsoft-com:vml" xmlns:w="http://schemas.openxmlformats.org/wordprocessingml/2006/main" xmlns:w10="urn:schemas-microsoft-com:office:word" xmlns:w14="http://schemas.microsoft.com/office/word/2010/wordml" xmlns:wne="http://schemas.microsoft.com/office/word/2006/wordml" xmlns:wp="http://schemas.openxmlformats.org/drawingml/2006/wordprocessingDrawing" xmlns:wp14="http://schemas.microsoft.com/office/word/2010/wordprocessingDrawing" xmlns:wpc="http://schemas.microsoft.com/office/word/2010/wordprocessingCanvas" xmlns:wpg="http://schemas.microsoft.com/office/word/2010/wordprocessingGroup" xmlns:wpi="http://schemas.microsoft.com/office/word/2010/wordprocessingInk" xmlns:wps="http://schemas.microsoft.com/office/word/2010/wordprocessingShape" mc:Ignorable="w14 wp14">
+<w:numbering xmlns:mc="http://schemas.openxmlformats.org/markup-compatibility/2006" xmlns:w="http://schemas.openxmlformats.org/wordprocessingml/2006/main" xmlns:m="http://schemas.openxmlformats.org/officeDocument/2006/math" xmlns:mo="http://schemas.microsoft.com/office/mac/office/2008/main" xmlns:mv="urn:schemas-microsoft-com:mac:vml" xmlns:o="urn:schemas-microsoft-com:office:office" xmlns:r="http://schemas.openxmlformats.org/officeDocument/2006/relationships" xmlns:v="urn:schemas-microsoft-com:vml" xmlns:w10="urn:schemas-microsoft-com:office:word" xmlns:w14="http://schemas.microsoft.com/office/word/2010/wordml" xmlns:wne="http://schemas.microsoft.com/office/word/2006/wordml" xmlns:wp="http://schemas.openxmlformats.org/drawingml/2006/wordprocessingDrawing" xmlns:wp14="http://schemas.microsoft.com/office/word/2010/wordprocessingDrawing" xmlns:wpc="http://schemas.microsoft.com/office/word/2010/wordprocessingCanvas" xmlns:wpg="http://schemas.microsoft.com/office/word/2010/wordprocessingGroup" xmlns:wpi="http://schemas.microsoft.com/office/word/2010/wordprocessingInk" xmlns:wps="http://schemas.microsoft.com/office/word/2010/wordprocessingShape" mc:Ignorable="w14 wp14">
   <w:abstractNum w:abstractNumId="0">
     <w:nsid w:val="FFFFFF7C"/>
     <w:multiLevelType w:val="singleLevel"/>
@@ -2271,7 +2466,7 @@
         <w:ind w:hanging="360" w:left="1440"/>
       </w:pPr>
       <w:rPr>
-        <w:rFonts w:ascii="Symbol" w:hAnsi="Symbol" w:hint="default"/>
+        <w:rFonts w:ascii="Symbol" w:hAnsi="Symbol" w:hint="default" w:eastAsia="黑体"/>
       </w:rPr>
     </w:lvl>
   </w:abstractNum>
@@ -2292,7 +2487,7 @@
         <w:ind w:hanging="360" w:left="1080"/>
       </w:pPr>
       <w:rPr>
-        <w:rFonts w:ascii="Symbol" w:hAnsi="Symbol" w:hint="default"/>
+        <w:rFonts w:ascii="Symbol" w:hAnsi="Symbol" w:hint="default" w:eastAsia="黑体"/>
       </w:rPr>
     </w:lvl>
   </w:abstractNum>
@@ -2313,7 +2508,7 @@
         <w:ind w:hanging="360" w:left="720"/>
       </w:pPr>
       <w:rPr>
-        <w:rFonts w:ascii="Symbol" w:hAnsi="Symbol" w:hint="default"/>
+        <w:rFonts w:ascii="Symbol" w:hAnsi="Symbol" w:hint="default" w:eastAsia="黑体"/>
       </w:rPr>
     </w:lvl>
   </w:abstractNum>
@@ -2352,7 +2547,7 @@
         <w:ind w:hanging="360" w:left="360"/>
       </w:pPr>
       <w:rPr>
-        <w:rFonts w:ascii="Symbol" w:hAnsi="Symbol" w:hint="default"/>
+        <w:rFonts w:ascii="Symbol" w:hAnsi="Symbol" w:hint="default" w:eastAsia="黑体"/>
       </w:rPr>
     </w:lvl>
   </w:abstractNum>
@@ -2443,7 +2638,7 @@
         <w:ind w:left="720" w:hanging="360"/>
       </w:pPr>
       <w:rPr>
-        <w:rFonts w:ascii="Symbol" w:hAnsi="Symbol" w:cs="Symbol" w:hint="default"/>
+        <w:rFonts w:ascii="Symbol" w:hAnsi="Symbol" w:cs="Symbol" w:hint="default" w:eastAsia="黑体"/>
       </w:rPr>
     </w:lvl>
     <w:lvl w:ilvl="1">
@@ -2454,7 +2649,7 @@
         <w:ind w:left="1440" w:hanging="360"/>
       </w:pPr>
       <w:rPr>
-        <w:rFonts w:ascii="Courier New" w:hAnsi="Courier New" w:cs="Courier New" w:hint="default"/>
+        <w:rFonts w:ascii="Courier New" w:hAnsi="Courier New" w:cs="Courier New" w:hint="default" w:eastAsia="黑体"/>
       </w:rPr>
     </w:lvl>
     <w:lvl w:ilvl="2">
@@ -2465,7 +2660,7 @@
         <w:ind w:left="2160" w:hanging="360"/>
       </w:pPr>
       <w:rPr>
-        <w:rFonts w:ascii="Wingdings" w:hAnsi="Wingdings" w:cs="Wingdings" w:hint="default"/>
+        <w:rFonts w:ascii="Wingdings" w:hAnsi="Wingdings" w:cs="Wingdings" w:hint="default" w:eastAsia="黑体"/>
       </w:rPr>
     </w:lvl>
     <w:lvl w:ilvl="3">
@@ -2476,7 +2671,7 @@
         <w:ind w:left="2880" w:hanging="360"/>
       </w:pPr>
       <w:rPr>
-        <w:rFonts w:ascii="Symbol" w:hAnsi="Symbol" w:cs="Symbol" w:hint="default"/>
+        <w:rFonts w:ascii="Symbol" w:hAnsi="Symbol" w:cs="Symbol" w:hint="default" w:eastAsia="黑体"/>
       </w:rPr>
     </w:lvl>
     <w:lvl w:ilvl="4">
@@ -2487,7 +2682,7 @@
         <w:ind w:left="3600" w:hanging="360"/>
       </w:pPr>
       <w:rPr>
-        <w:rFonts w:ascii="Courier New" w:hAnsi="Courier New" w:cs="Courier New" w:hint="default"/>
+        <w:rFonts w:ascii="Courier New" w:hAnsi="Courier New" w:cs="Courier New" w:hint="default" w:eastAsia="黑体"/>
       </w:rPr>
     </w:lvl>
     <w:lvl w:ilvl="5">
@@ -2498,7 +2693,7 @@
         <w:ind w:left="4320" w:hanging="360"/>
       </w:pPr>
       <w:rPr>
-        <w:rFonts w:ascii="Wingdings" w:hAnsi="Wingdings" w:cs="Wingdings" w:hint="default"/>
+        <w:rFonts w:ascii="Wingdings" w:hAnsi="Wingdings" w:cs="Wingdings" w:hint="default" w:eastAsia="黑体"/>
       </w:rPr>
     </w:lvl>
     <w:lvl w:ilvl="6">
@@ -2509,7 +2704,7 @@
         <w:ind w:left="5040" w:hanging="360"/>
       </w:pPr>
       <w:rPr>
-        <w:rFonts w:ascii="Symbol" w:hAnsi="Symbol" w:cs="Symbol" w:hint="default"/>
+        <w:rFonts w:ascii="Symbol" w:hAnsi="Symbol" w:cs="Symbol" w:hint="default" w:eastAsia="黑体"/>
       </w:rPr>
     </w:lvl>
     <w:lvl w:ilvl="7">
@@ -2520,7 +2715,7 @@
         <w:ind w:left="5760" w:hanging="360"/>
       </w:pPr>
       <w:rPr>
-        <w:rFonts w:ascii="Courier New" w:hAnsi="Courier New" w:cs="Courier New" w:hint="default"/>
+        <w:rFonts w:ascii="Courier New" w:hAnsi="Courier New" w:cs="Courier New" w:hint="default" w:eastAsia="黑体"/>
       </w:rPr>
     </w:lvl>
     <w:lvl w:ilvl="8">
@@ -2531,7 +2726,7 @@
         <w:ind w:left="6480" w:hanging="360"/>
       </w:pPr>
       <w:rPr>
-        <w:rFonts w:ascii="Wingdings" w:hAnsi="Wingdings" w:cs="Wingdings" w:hint="default"/>
+        <w:rFonts w:ascii="Wingdings" w:hAnsi="Wingdings" w:cs="Wingdings" w:hint="default" w:eastAsia="黑体"/>
       </w:rPr>
     </w:lvl>
   </w:abstractNum>
@@ -2584,11 +2779,11 @@
 </file>
 
 <file path=word/styles.xml><?xml version="1.0" encoding="utf-8"?>
-<w:styles xmlns:mc="http://schemas.openxmlformats.org/markup-compatibility/2006" xmlns:r="http://schemas.openxmlformats.org/officeDocument/2006/relationships" xmlns:w="http://schemas.openxmlformats.org/wordprocessingml/2006/main" xmlns:w14="http://schemas.microsoft.com/office/word/2010/wordml" mc:Ignorable="w14">
+<w:styles xmlns:mc="http://schemas.openxmlformats.org/markup-compatibility/2006" xmlns:w="http://schemas.openxmlformats.org/wordprocessingml/2006/main" xmlns:r="http://schemas.openxmlformats.org/officeDocument/2006/relationships" xmlns:w14="http://schemas.microsoft.com/office/word/2010/wordml" mc:Ignorable="w14">
   <w:docDefaults>
     <w:rPrDefault>
       <w:rPr>
-        <w:rFonts w:asciiTheme="minorHAnsi" w:cstheme="minorBidi" w:eastAsiaTheme="minorEastAsia" w:hAnsiTheme="minorHAnsi"/>
+        <w:rFonts w:asciiTheme="minorHAnsi" w:cstheme="minorBidi" w:hAnsiTheme="minorHAnsi" w:eastAsia="黑体"/>
         <w:sz w:val="22"/>
         <w:szCs w:val="22"/>
         <w:lang w:bidi="ar-SA" w:eastAsia="en-US" w:val="en-US"/>
@@ -2810,7 +3005,7 @@
       <w:outlineLvl w:val="0"/>
     </w:pPr>
     <w:rPr>
-      <w:rFonts w:ascii="Times New Roman" w:asciiTheme="majorHAnsi" w:cstheme="majorBidi" w:eastAsia="黑体" w:eastAsiaTheme="majorEastAsia" w:hAnsi="Times New Roman" w:hAnsiTheme="majorHAnsi"/>
+      <w:rFonts w:ascii="Times New Roman" w:asciiTheme="majorHAnsi" w:cstheme="majorBidi" w:eastAsia="黑体" w:hAnsi="Times New Roman" w:hAnsiTheme="majorHAnsi"/>
       <w:b/>
       <w:bCs/>
       <w:color w:val="1F3864"/>
@@ -2834,7 +3029,7 @@
       <w:outlineLvl w:val="1"/>
     </w:pPr>
     <w:rPr>
-      <w:rFonts w:ascii="Times New Roman" w:asciiTheme="majorHAnsi" w:cstheme="majorBidi" w:eastAsia="黑体" w:eastAsiaTheme="majorEastAsia" w:hAnsi="Times New Roman" w:hAnsiTheme="majorHAnsi"/>
+      <w:rFonts w:ascii="Times New Roman" w:asciiTheme="majorHAnsi" w:cstheme="majorBidi" w:eastAsia="黑体" w:hAnsi="Times New Roman" w:hAnsiTheme="majorHAnsi"/>
       <w:b/>
       <w:bCs/>
       <w:color w:val="2E4E7E"/>
@@ -2858,7 +3053,7 @@
       <w:outlineLvl w:val="2"/>
     </w:pPr>
     <w:rPr>
-      <w:rFonts w:ascii="Times New Roman" w:asciiTheme="majorHAnsi" w:cstheme="majorBidi" w:eastAsia="黑体" w:eastAsiaTheme="majorEastAsia" w:hAnsi="Times New Roman" w:hAnsiTheme="majorHAnsi"/>
+      <w:rFonts w:ascii="Times New Roman" w:asciiTheme="majorHAnsi" w:cstheme="majorBidi" w:eastAsia="黑体" w:hAnsi="Times New Roman" w:hAnsiTheme="majorHAnsi"/>
       <w:b/>
       <w:bCs/>
       <w:color w:val="2E4E7E"/>
@@ -2882,7 +3077,7 @@
       <w:outlineLvl w:val="3"/>
     </w:pPr>
     <w:rPr>
-      <w:rFonts w:ascii="Times New Roman" w:asciiTheme="majorHAnsi" w:cstheme="majorBidi" w:eastAsia="黑体" w:eastAsiaTheme="majorEastAsia" w:hAnsi="Times New Roman" w:hAnsiTheme="majorHAnsi"/>
+      <w:rFonts w:ascii="Times New Roman" w:asciiTheme="majorHAnsi" w:cstheme="majorBidi" w:eastAsia="黑体" w:hAnsi="Times New Roman" w:hAnsiTheme="majorHAnsi"/>
       <w:b/>
       <w:bCs/>
       <w:i/>
@@ -2908,7 +3103,7 @@
       <w:outlineLvl w:val="4"/>
     </w:pPr>
     <w:rPr>
-      <w:rFonts w:ascii="Times New Roman" w:asciiTheme="majorHAnsi" w:cstheme="majorBidi" w:eastAsia="黑体" w:eastAsiaTheme="majorEastAsia" w:hAnsi="Times New Roman" w:hAnsiTheme="majorHAnsi"/>
+      <w:rFonts w:ascii="Times New Roman" w:asciiTheme="majorHAnsi" w:cstheme="majorBidi" w:eastAsia="黑体" w:hAnsi="Times New Roman" w:hAnsiTheme="majorHAnsi"/>
       <w:b/>
       <w:color w:val="333333"/>
       <w:sz w:val="22"/>
@@ -2931,7 +3126,7 @@
       <w:outlineLvl w:val="5"/>
     </w:pPr>
     <w:rPr>
-      <w:rFonts w:asciiTheme="majorHAnsi" w:cstheme="majorBidi" w:eastAsiaTheme="majorEastAsia" w:hAnsiTheme="majorHAnsi"/>
+      <w:rFonts w:asciiTheme="majorHAnsi" w:cstheme="majorBidi" w:hAnsiTheme="majorHAnsi" w:eastAsia="黑体"/>
       <w:i/>
       <w:iCs/>
       <w:color w:themeColor="accent1" w:themeShade="7F" w:val="243F60"/>
@@ -2954,7 +3149,7 @@
       <w:outlineLvl w:val="6"/>
     </w:pPr>
     <w:rPr>
-      <w:rFonts w:asciiTheme="majorHAnsi" w:cstheme="majorBidi" w:eastAsiaTheme="majorEastAsia" w:hAnsiTheme="majorHAnsi"/>
+      <w:rFonts w:asciiTheme="majorHAnsi" w:cstheme="majorBidi" w:hAnsiTheme="majorHAnsi" w:eastAsia="黑体"/>
       <w:i/>
       <w:iCs/>
       <w:color w:themeColor="text1" w:themeTint="BF" w:val="404040"/>
@@ -2977,7 +3172,7 @@
       <w:outlineLvl w:val="7"/>
     </w:pPr>
     <w:rPr>
-      <w:rFonts w:asciiTheme="majorHAnsi" w:cstheme="majorBidi" w:eastAsiaTheme="majorEastAsia" w:hAnsiTheme="majorHAnsi"/>
+      <w:rFonts w:asciiTheme="majorHAnsi" w:cstheme="majorBidi" w:hAnsiTheme="majorHAnsi" w:eastAsia="黑体"/>
       <w:color w:themeColor="accent1" w:val="4F81BD"/>
       <w:sz w:val="20"/>
       <w:szCs w:val="20"/>
@@ -3000,7 +3195,7 @@
       <w:outlineLvl w:val="8"/>
     </w:pPr>
     <w:rPr>
-      <w:rFonts w:asciiTheme="majorHAnsi" w:cstheme="majorBidi" w:eastAsiaTheme="majorEastAsia" w:hAnsiTheme="majorHAnsi"/>
+      <w:rFonts w:asciiTheme="majorHAnsi" w:cstheme="majorBidi" w:hAnsiTheme="majorHAnsi" w:eastAsia="黑体"/>
       <w:i/>
       <w:iCs/>
       <w:color w:themeColor="text1" w:themeTint="BF" w:val="404040"/>
@@ -3051,7 +3246,7 @@
     <w:uiPriority w:val="9"/>
     <w:rsid w:val="00FC693F"/>
     <w:rPr>
-      <w:rFonts w:asciiTheme="majorHAnsi" w:cstheme="majorBidi" w:eastAsiaTheme="majorEastAsia" w:hAnsiTheme="majorHAnsi"/>
+      <w:rFonts w:asciiTheme="majorHAnsi" w:cstheme="majorBidi" w:hAnsiTheme="majorHAnsi" w:eastAsia="黑体"/>
       <w:b/>
       <w:bCs/>
       <w:color w:themeColor="accent1" w:themeShade="BF" w:val="365F91"/>
@@ -3066,7 +3261,7 @@
     <w:uiPriority w:val="9"/>
     <w:rsid w:val="00FC693F"/>
     <w:rPr>
-      <w:rFonts w:asciiTheme="majorHAnsi" w:cstheme="majorBidi" w:eastAsiaTheme="majorEastAsia" w:hAnsiTheme="majorHAnsi"/>
+      <w:rFonts w:asciiTheme="majorHAnsi" w:cstheme="majorBidi" w:hAnsiTheme="majorHAnsi" w:eastAsia="黑体"/>
       <w:b/>
       <w:bCs/>
       <w:color w:themeColor="accent1" w:val="4F81BD"/>
@@ -3081,7 +3276,7 @@
     <w:uiPriority w:val="9"/>
     <w:rsid w:val="00FC693F"/>
     <w:rPr>
-      <w:rFonts w:asciiTheme="majorHAnsi" w:cstheme="majorBidi" w:eastAsiaTheme="majorEastAsia" w:hAnsiTheme="majorHAnsi"/>
+      <w:rFonts w:asciiTheme="majorHAnsi" w:cstheme="majorBidi" w:hAnsiTheme="majorHAnsi" w:eastAsia="黑体"/>
       <w:b/>
       <w:bCs/>
       <w:color w:themeColor="accent1" w:val="4F81BD"/>
@@ -3104,7 +3299,7 @@
       <w:contextualSpacing/>
     </w:pPr>
     <w:rPr>
-      <w:rFonts w:ascii="Times New Roman" w:asciiTheme="majorHAnsi" w:cstheme="majorBidi" w:eastAsia="黑体" w:eastAsiaTheme="majorEastAsia" w:hAnsi="Times New Roman" w:hAnsiTheme="majorHAnsi"/>
+      <w:rFonts w:ascii="Times New Roman" w:asciiTheme="majorHAnsi" w:cstheme="majorBidi" w:eastAsia="黑体" w:hAnsi="Times New Roman" w:hAnsiTheme="majorHAnsi"/>
       <w:b/>
       <w:color w:val="1F3864"/>
       <w:spacing w:val="5"/>
@@ -3120,7 +3315,7 @@
     <w:uiPriority w:val="10"/>
     <w:rsid w:val="00FC693F"/>
     <w:rPr>
-      <w:rFonts w:asciiTheme="majorHAnsi" w:cstheme="majorBidi" w:eastAsiaTheme="majorEastAsia" w:hAnsiTheme="majorHAnsi"/>
+      <w:rFonts w:asciiTheme="majorHAnsi" w:cstheme="majorBidi" w:hAnsiTheme="majorHAnsi" w:eastAsia="黑体"/>
       <w:color w:themeColor="text2" w:themeShade="BF" w:val="17365D"/>
       <w:spacing w:val="5"/>
       <w:kern w:val="28"/>
@@ -3142,7 +3337,7 @@
       </w:numPr>
     </w:pPr>
     <w:rPr>
-      <w:rFonts w:asciiTheme="majorHAnsi" w:cstheme="majorBidi" w:eastAsiaTheme="majorEastAsia" w:hAnsiTheme="majorHAnsi"/>
+      <w:rFonts w:asciiTheme="majorHAnsi" w:cstheme="majorBidi" w:hAnsiTheme="majorHAnsi" w:eastAsia="黑体"/>
       <w:i/>
       <w:iCs/>
       <w:color w:themeColor="accent1" w:val="4F81BD"/>
@@ -3158,7 +3353,7 @@
     <w:uiPriority w:val="11"/>
     <w:rsid w:val="00FC693F"/>
     <w:rPr>
-      <w:rFonts w:asciiTheme="majorHAnsi" w:cstheme="majorBidi" w:eastAsiaTheme="majorEastAsia" w:hAnsiTheme="majorHAnsi"/>
+      <w:rFonts w:asciiTheme="majorHAnsi" w:cstheme="majorBidi" w:hAnsiTheme="majorHAnsi" w:eastAsia="黑体"/>
       <w:i/>
       <w:iCs/>
       <w:color w:themeColor="accent1" w:val="4F81BD"/>
@@ -3225,6 +3420,7 @@
       <w:spacing w:after="120"/>
     </w:pPr>
     <w:rPr>
+      <w:rFonts w:eastAsia="黑体"/>
       <w:sz w:val="16"/>
       <w:szCs w:val="16"/>
     </w:rPr>
@@ -3236,6 +3432,7 @@
     <w:uiPriority w:val="99"/>
     <w:rsid w:val="00AA1D8D"/>
     <w:rPr>
+      <w:rFonts w:eastAsia="黑体"/>
       <w:sz w:val="16"/>
       <w:szCs w:val="16"/>
     </w:rPr>
@@ -3405,7 +3602,7 @@
       </w:tabs>
     </w:pPr>
     <w:rPr>
-      <w:rFonts w:ascii="Courier" w:hAnsi="Courier"/>
+      <w:rFonts w:ascii="Courier" w:hAnsi="Courier" w:eastAsia="黑体"/>
       <w:sz w:val="20"/>
       <w:szCs w:val="20"/>
     </w:rPr>
@@ -3417,7 +3614,7 @@
     <w:uiPriority w:val="99"/>
     <w:rsid w:val="0029639D"/>
     <w:rPr>
-      <w:rFonts w:ascii="Courier" w:hAnsi="Courier"/>
+      <w:rFonts w:ascii="Courier" w:hAnsi="Courier" w:eastAsia="黑体"/>
       <w:sz w:val="20"/>
       <w:szCs w:val="20"/>
     </w:rPr>
@@ -3453,6 +3650,7 @@
     <w:uiPriority w:val="29"/>
     <w:rsid w:val="00FC693F"/>
     <w:rPr>
+      <w:rFonts w:eastAsia="黑体"/>
       <w:i/>
       <w:iCs/>
       <w:color w:themeColor="text1" w:val="000000"/>
@@ -3466,7 +3664,7 @@
     <w:semiHidden/>
     <w:rsid w:val="00FC693F"/>
     <w:rPr>
-      <w:rFonts w:asciiTheme="majorHAnsi" w:cstheme="majorBidi" w:eastAsiaTheme="majorEastAsia" w:hAnsiTheme="majorHAnsi"/>
+      <w:rFonts w:asciiTheme="majorHAnsi" w:cstheme="majorBidi" w:hAnsiTheme="majorHAnsi" w:eastAsia="黑体"/>
       <w:b/>
       <w:bCs/>
       <w:i/>
@@ -3482,7 +3680,7 @@
     <w:semiHidden/>
     <w:rsid w:val="00FC693F"/>
     <w:rPr>
-      <w:rFonts w:asciiTheme="majorHAnsi" w:cstheme="majorBidi" w:eastAsiaTheme="majorEastAsia" w:hAnsiTheme="majorHAnsi"/>
+      <w:rFonts w:asciiTheme="majorHAnsi" w:cstheme="majorBidi" w:hAnsiTheme="majorHAnsi" w:eastAsia="黑体"/>
       <w:color w:themeColor="accent1" w:themeShade="7F" w:val="243F60"/>
     </w:rPr>
   </w:style>
@@ -3494,7 +3692,7 @@
     <w:semiHidden/>
     <w:rsid w:val="00FC693F"/>
     <w:rPr>
-      <w:rFonts w:asciiTheme="majorHAnsi" w:cstheme="majorBidi" w:eastAsiaTheme="majorEastAsia" w:hAnsiTheme="majorHAnsi"/>
+      <w:rFonts w:asciiTheme="majorHAnsi" w:cstheme="majorBidi" w:hAnsiTheme="majorHAnsi" w:eastAsia="黑体"/>
       <w:i/>
       <w:iCs/>
       <w:color w:themeColor="accent1" w:themeShade="7F" w:val="243F60"/>
@@ -3508,7 +3706,7 @@
     <w:semiHidden/>
     <w:rsid w:val="00FC693F"/>
     <w:rPr>
-      <w:rFonts w:asciiTheme="majorHAnsi" w:cstheme="majorBidi" w:eastAsiaTheme="majorEastAsia" w:hAnsiTheme="majorHAnsi"/>
+      <w:rFonts w:asciiTheme="majorHAnsi" w:cstheme="majorBidi" w:hAnsiTheme="majorHAnsi" w:eastAsia="黑体"/>
       <w:i/>
       <w:iCs/>
       <w:color w:themeColor="text1" w:themeTint="BF" w:val="404040"/>
@@ -3522,7 +3720,7 @@
     <w:semiHidden/>
     <w:rsid w:val="00FC693F"/>
     <w:rPr>
-      <w:rFonts w:asciiTheme="majorHAnsi" w:cstheme="majorBidi" w:eastAsiaTheme="majorEastAsia" w:hAnsiTheme="majorHAnsi"/>
+      <w:rFonts w:asciiTheme="majorHAnsi" w:cstheme="majorBidi" w:hAnsiTheme="majorHAnsi" w:eastAsia="黑体"/>
       <w:color w:themeColor="accent1" w:val="4F81BD"/>
       <w:sz w:val="20"/>
       <w:szCs w:val="20"/>
@@ -3536,7 +3734,7 @@
     <w:semiHidden/>
     <w:rsid w:val="00FC693F"/>
     <w:rPr>
-      <w:rFonts w:asciiTheme="majorHAnsi" w:cstheme="majorBidi" w:eastAsiaTheme="majorEastAsia" w:hAnsiTheme="majorHAnsi"/>
+      <w:rFonts w:asciiTheme="majorHAnsi" w:cstheme="majorBidi" w:hAnsiTheme="majorHAnsi" w:eastAsia="黑体"/>
       <w:i/>
       <w:iCs/>
       <w:color w:themeColor="text1" w:themeTint="BF" w:val="404040"/>
@@ -3557,6 +3755,7 @@
       <w:spacing w:line="240" w:lineRule="auto"/>
     </w:pPr>
     <w:rPr>
+      <w:rFonts w:eastAsia="黑体"/>
       <w:b/>
       <w:bCs/>
       <w:color w:themeColor="accent1" w:val="4F81BD"/>
@@ -3571,6 +3770,7 @@
     <w:qFormat/>
     <w:rsid w:val="00FC693F"/>
     <w:rPr>
+      <w:rFonts w:eastAsia="黑体"/>
       <w:b/>
       <w:bCs/>
     </w:rPr>
@@ -3582,6 +3782,7 @@
     <w:qFormat/>
     <w:rsid w:val="00FC693F"/>
     <w:rPr>
+      <w:rFonts w:eastAsia="黑体"/>
       <w:i/>
       <w:iCs/>
     </w:rPr>
@@ -3602,6 +3803,7 @@
       <w:ind w:left="936" w:right="936"/>
     </w:pPr>
     <w:rPr>
+      <w:rFonts w:eastAsia="黑体"/>
       <w:b/>
       <w:bCs/>
       <w:i/>
@@ -3616,6 +3818,7 @@
     <w:uiPriority w:val="30"/>
     <w:rsid w:val="00FC693F"/>
     <w:rPr>
+      <w:rFonts w:eastAsia="黑体"/>
       <w:b/>
       <w:bCs/>
       <w:i/>
@@ -3630,6 +3833,7 @@
     <w:qFormat/>
     <w:rsid w:val="00FC693F"/>
     <w:rPr>
+      <w:rFonts w:eastAsia="黑体"/>
       <w:i/>
       <w:iCs/>
       <w:color w:themeColor="text1" w:themeTint="7F" w:val="808080"/>
@@ -3642,6 +3846,7 @@
     <w:qFormat/>
     <w:rsid w:val="00FC693F"/>
     <w:rPr>
+      <w:rFonts w:eastAsia="黑体"/>
       <w:b/>
       <w:bCs/>
       <w:i/>
@@ -3656,6 +3861,7 @@
     <w:qFormat/>
     <w:rsid w:val="00FC693F"/>
     <w:rPr>
+      <w:rFonts w:eastAsia="黑体"/>
       <w:smallCaps/>
       <w:color w:themeColor="accent2" w:val="C0504D"/>
       <w:u w:val="single"/>
@@ -3668,6 +3874,7 @@
     <w:qFormat/>
     <w:rsid w:val="00FC693F"/>
     <w:rPr>
+      <w:rFonts w:eastAsia="黑体"/>
       <w:b/>
       <w:bCs/>
       <w:smallCaps/>
@@ -3683,6 +3890,7 @@
     <w:qFormat/>
     <w:rsid w:val="00FC693F"/>
     <w:rPr>
+      <w:rFonts w:eastAsia="黑体"/>
       <w:b/>
       <w:bCs/>
       <w:smallCaps/>
@@ -3737,6 +3945,7 @@
       <w:spacing w:after="0" w:line="240" w:lineRule="auto"/>
     </w:pPr>
     <w:rPr>
+      <w:rFonts w:eastAsia="黑体"/>
       <w:color w:themeColor="text1" w:themeShade="BF" w:val="000000"/>
     </w:rPr>
     <w:tblPr>
@@ -3759,6 +3968,7 @@
         <w:spacing w:after="0" w:before="0" w:line="240" w:lineRule="auto"/>
       </w:pPr>
       <w:rPr>
+        <w:rFonts w:eastAsia="黑体"/>
         <w:b/>
         <w:bCs/>
       </w:rPr>
@@ -3779,6 +3989,7 @@
         <w:spacing w:after="0" w:before="0" w:line="240" w:lineRule="auto"/>
       </w:pPr>
       <w:rPr>
+        <w:rFonts w:eastAsia="黑体"/>
         <w:b/>
         <w:bCs/>
       </w:rPr>
@@ -3796,12 +4007,14 @@
     </w:tblStylePr>
     <w:tblStylePr w:type="firstCol">
       <w:rPr>
+        <w:rFonts w:eastAsia="黑体"/>
         <w:b/>
         <w:bCs/>
       </w:rPr>
     </w:tblStylePr>
     <w:tblStylePr w:type="lastCol">
       <w:rPr>
+        <w:rFonts w:eastAsia="黑体"/>
         <w:b/>
         <w:bCs/>
       </w:rPr>
@@ -3840,6 +4053,7 @@
       <w:spacing w:after="0" w:line="240" w:lineRule="auto"/>
     </w:pPr>
     <w:rPr>
+      <w:rFonts w:eastAsia="黑体"/>
       <w:color w:themeColor="accent1" w:themeShade="BF" w:val="365F91"/>
     </w:rPr>
     <w:tblPr>
@@ -3862,6 +4076,7 @@
         <w:spacing w:after="0" w:before="0" w:line="240" w:lineRule="auto"/>
       </w:pPr>
       <w:rPr>
+        <w:rFonts w:eastAsia="黑体"/>
         <w:b/>
         <w:bCs/>
       </w:rPr>
@@ -3882,6 +4097,7 @@
         <w:spacing w:after="0" w:before="0" w:line="240" w:lineRule="auto"/>
       </w:pPr>
       <w:rPr>
+        <w:rFonts w:eastAsia="黑体"/>
         <w:b/>
         <w:bCs/>
       </w:rPr>
@@ -3899,12 +4115,14 @@
     </w:tblStylePr>
     <w:tblStylePr w:type="firstCol">
       <w:rPr>
+        <w:rFonts w:eastAsia="黑体"/>
         <w:b/>
         <w:bCs/>
       </w:rPr>
     </w:tblStylePr>
     <w:tblStylePr w:type="lastCol">
       <w:rPr>
+        <w:rFonts w:eastAsia="黑体"/>
         <w:b/>
         <w:bCs/>
       </w:rPr>
@@ -3943,6 +4161,7 @@
       <w:spacing w:after="0" w:line="240" w:lineRule="auto"/>
     </w:pPr>
     <w:rPr>
+      <w:rFonts w:eastAsia="黑体"/>
       <w:color w:themeColor="accent2" w:themeShade="BF" w:val="943634"/>
     </w:rPr>
     <w:tblPr>
@@ -3965,6 +4184,7 @@
         <w:spacing w:after="0" w:before="0" w:line="240" w:lineRule="auto"/>
       </w:pPr>
       <w:rPr>
+        <w:rFonts w:eastAsia="黑体"/>
         <w:b/>
         <w:bCs/>
       </w:rPr>
@@ -3985,6 +4205,7 @@
         <w:spacing w:after="0" w:before="0" w:line="240" w:lineRule="auto"/>
       </w:pPr>
       <w:rPr>
+        <w:rFonts w:eastAsia="黑体"/>
         <w:b/>
         <w:bCs/>
       </w:rPr>
@@ -4002,12 +4223,14 @@
     </w:tblStylePr>
     <w:tblStylePr w:type="firstCol">
       <w:rPr>
+        <w:rFonts w:eastAsia="黑体"/>
         <w:b/>
         <w:bCs/>
       </w:rPr>
     </w:tblStylePr>
     <w:tblStylePr w:type="lastCol">
       <w:rPr>
+        <w:rFonts w:eastAsia="黑体"/>
         <w:b/>
         <w:bCs/>
       </w:rPr>
@@ -4046,6 +4269,7 @@
       <w:spacing w:after="0" w:line="240" w:lineRule="auto"/>
     </w:pPr>
     <w:rPr>
+      <w:rFonts w:eastAsia="黑体"/>
       <w:color w:themeColor="accent3" w:themeShade="BF" w:val="76923C"/>
     </w:rPr>
     <w:tblPr>
@@ -4068,6 +4292,7 @@
         <w:spacing w:after="0" w:before="0" w:line="240" w:lineRule="auto"/>
       </w:pPr>
       <w:rPr>
+        <w:rFonts w:eastAsia="黑体"/>
         <w:b/>
         <w:bCs/>
       </w:rPr>
@@ -4088,6 +4313,7 @@
         <w:spacing w:after="0" w:before="0" w:line="240" w:lineRule="auto"/>
       </w:pPr>
       <w:rPr>
+        <w:rFonts w:eastAsia="黑体"/>
         <w:b/>
         <w:bCs/>
       </w:rPr>
@@ -4105,12 +4331,14 @@
     </w:tblStylePr>
     <w:tblStylePr w:type="firstCol">
       <w:rPr>
+        <w:rFonts w:eastAsia="黑体"/>
         <w:b/>
         <w:bCs/>
       </w:rPr>
     </w:tblStylePr>
     <w:tblStylePr w:type="lastCol">
       <w:rPr>
+        <w:rFonts w:eastAsia="黑体"/>
         <w:b/>
         <w:bCs/>
       </w:rPr>
@@ -4149,6 +4377,7 @@
       <w:spacing w:after="0" w:line="240" w:lineRule="auto"/>
     </w:pPr>
     <w:rPr>
+      <w:rFonts w:eastAsia="黑体"/>
       <w:color w:themeColor="accent4" w:themeShade="BF" w:val="5F497A"/>
     </w:rPr>
     <w:tblPr>
@@ -4171,6 +4400,7 @@
         <w:spacing w:after="0" w:before="0" w:line="240" w:lineRule="auto"/>
       </w:pPr>
       <w:rPr>
+        <w:rFonts w:eastAsia="黑体"/>
         <w:b/>
         <w:bCs/>
       </w:rPr>
@@ -4191,6 +4421,7 @@
         <w:spacing w:after="0" w:before="0" w:line="240" w:lineRule="auto"/>
       </w:pPr>
       <w:rPr>
+        <w:rFonts w:eastAsia="黑体"/>
         <w:b/>
         <w:bCs/>
       </w:rPr>
@@ -4208,12 +4439,14 @@
     </w:tblStylePr>
     <w:tblStylePr w:type="firstCol">
       <w:rPr>
+        <w:rFonts w:eastAsia="黑体"/>
         <w:b/>
         <w:bCs/>
       </w:rPr>
     </w:tblStylePr>
     <w:tblStylePr w:type="lastCol">
       <w:rPr>
+        <w:rFonts w:eastAsia="黑体"/>
         <w:b/>
         <w:bCs/>
       </w:rPr>
@@ -4252,6 +4485,7 @@
       <w:spacing w:after="0" w:line="240" w:lineRule="auto"/>
     </w:pPr>
     <w:rPr>
+      <w:rFonts w:eastAsia="黑体"/>
       <w:color w:themeColor="accent5" w:themeShade="BF" w:val="31849B"/>
     </w:rPr>
     <w:tblPr>
@@ -4274,6 +4508,7 @@
         <w:spacing w:after="0" w:before="0" w:line="240" w:lineRule="auto"/>
       </w:pPr>
       <w:rPr>
+        <w:rFonts w:eastAsia="黑体"/>
         <w:b/>
         <w:bCs/>
       </w:rPr>
@@ -4294,6 +4529,7 @@
         <w:spacing w:after="0" w:before="0" w:line="240" w:lineRule="auto"/>
       </w:pPr>
       <w:rPr>
+        <w:rFonts w:eastAsia="黑体"/>
         <w:b/>
         <w:bCs/>
       </w:rPr>
@@ -4311,12 +4547,14 @@
     </w:tblStylePr>
     <w:tblStylePr w:type="firstCol">
       <w:rPr>
+        <w:rFonts w:eastAsia="黑体"/>
         <w:b/>
         <w:bCs/>
       </w:rPr>
     </w:tblStylePr>
     <w:tblStylePr w:type="lastCol">
       <w:rPr>
+        <w:rFonts w:eastAsia="黑体"/>
         <w:b/>
         <w:bCs/>
       </w:rPr>
@@ -4355,6 +4593,7 @@
       <w:spacing w:after="0" w:line="240" w:lineRule="auto"/>
     </w:pPr>
     <w:rPr>
+      <w:rFonts w:eastAsia="黑体"/>
       <w:color w:themeColor="accent6" w:themeShade="BF" w:val="E36C0A"/>
     </w:rPr>
     <w:tblPr>
@@ -4377,6 +4616,7 @@
         <w:spacing w:after="0" w:before="0" w:line="240" w:lineRule="auto"/>
       </w:pPr>
       <w:rPr>
+        <w:rFonts w:eastAsia="黑体"/>
         <w:b/>
         <w:bCs/>
       </w:rPr>
@@ -4397,6 +4637,7 @@
         <w:spacing w:after="0" w:before="0" w:line="240" w:lineRule="auto"/>
       </w:pPr>
       <w:rPr>
+        <w:rFonts w:eastAsia="黑体"/>
         <w:b/>
         <w:bCs/>
       </w:rPr>
@@ -4414,12 +4655,14 @@
     </w:tblStylePr>
     <w:tblStylePr w:type="firstCol">
       <w:rPr>
+        <w:rFonts w:eastAsia="黑体"/>
         <w:b/>
         <w:bCs/>
       </w:rPr>
     </w:tblStylePr>
     <w:tblStylePr w:type="lastCol">
       <w:rPr>
+        <w:rFonts w:eastAsia="黑体"/>
         <w:b/>
         <w:bCs/>
       </w:rPr>
@@ -4479,6 +4722,7 @@
         <w:spacing w:after="0" w:before="0" w:line="240" w:lineRule="auto"/>
       </w:pPr>
       <w:rPr>
+        <w:rFonts w:eastAsia="黑体"/>
         <w:b/>
         <w:bCs/>
         <w:color w:themeColor="background1" w:val="FFFFFF"/>
@@ -4493,6 +4737,7 @@
         <w:spacing w:after="0" w:before="0" w:line="240" w:lineRule="auto"/>
       </w:pPr>
       <w:rPr>
+        <w:rFonts w:eastAsia="黑体"/>
         <w:b/>
         <w:bCs/>
       </w:rPr>
@@ -4508,12 +4753,14 @@
     </w:tblStylePr>
     <w:tblStylePr w:type="firstCol">
       <w:rPr>
+        <w:rFonts w:eastAsia="黑体"/>
         <w:b/>
         <w:bCs/>
       </w:rPr>
     </w:tblStylePr>
     <w:tblStylePr w:type="lastCol">
       <w:rPr>
+        <w:rFonts w:eastAsia="黑体"/>
         <w:b/>
         <w:bCs/>
       </w:rPr>
@@ -4571,6 +4818,7 @@
         <w:spacing w:after="0" w:before="0" w:line="240" w:lineRule="auto"/>
       </w:pPr>
       <w:rPr>
+        <w:rFonts w:eastAsia="黑体"/>
         <w:b/>
         <w:bCs/>
         <w:color w:themeColor="background1" w:val="FFFFFF"/>
@@ -4585,6 +4833,7 @@
         <w:spacing w:after="0" w:before="0" w:line="240" w:lineRule="auto"/>
       </w:pPr>
       <w:rPr>
+        <w:rFonts w:eastAsia="黑体"/>
         <w:b/>
         <w:bCs/>
       </w:rPr>
@@ -4600,12 +4849,14 @@
     </w:tblStylePr>
     <w:tblStylePr w:type="firstCol">
       <w:rPr>
+        <w:rFonts w:eastAsia="黑体"/>
         <w:b/>
         <w:bCs/>
       </w:rPr>
     </w:tblStylePr>
     <w:tblStylePr w:type="lastCol">
       <w:rPr>
+        <w:rFonts w:eastAsia="黑体"/>
         <w:b/>
         <w:bCs/>
       </w:rPr>
@@ -4663,6 +4914,7 @@
         <w:spacing w:after="0" w:before="0" w:line="240" w:lineRule="auto"/>
       </w:pPr>
       <w:rPr>
+        <w:rFonts w:eastAsia="黑体"/>
         <w:b/>
         <w:bCs/>
         <w:color w:themeColor="background1" w:val="FFFFFF"/>
@@ -4677,6 +4929,7 @@
         <w:spacing w:after="0" w:before="0" w:line="240" w:lineRule="auto"/>
       </w:pPr>
       <w:rPr>
+        <w:rFonts w:eastAsia="黑体"/>
         <w:b/>
         <w:bCs/>
       </w:rPr>
@@ -4692,12 +4945,14 @@
     </w:tblStylePr>
     <w:tblStylePr w:type="firstCol">
       <w:rPr>
+        <w:rFonts w:eastAsia="黑体"/>
         <w:b/>
         <w:bCs/>
       </w:rPr>
     </w:tblStylePr>
     <w:tblStylePr w:type="lastCol">
       <w:rPr>
+        <w:rFonts w:eastAsia="黑体"/>
         <w:b/>
         <w:bCs/>
       </w:rPr>
@@ -4755,6 +5010,7 @@
         <w:spacing w:after="0" w:before="0" w:line="240" w:lineRule="auto"/>
       </w:pPr>
       <w:rPr>
+        <w:rFonts w:eastAsia="黑体"/>
         <w:b/>
         <w:bCs/>
         <w:color w:themeColor="background1" w:val="FFFFFF"/>
@@ -4769,6 +5025,7 @@
         <w:spacing w:after="0" w:before="0" w:line="240" w:lineRule="auto"/>
       </w:pPr>
       <w:rPr>
+        <w:rFonts w:eastAsia="黑体"/>
         <w:b/>
         <w:bCs/>
       </w:rPr>
@@ -4784,12 +5041,14 @@
     </w:tblStylePr>
     <w:tblStylePr w:type="firstCol">
       <w:rPr>
+        <w:rFonts w:eastAsia="黑体"/>
         <w:b/>
         <w:bCs/>
       </w:rPr>
     </w:tblStylePr>
     <w:tblStylePr w:type="lastCol">
       <w:rPr>
+        <w:rFonts w:eastAsia="黑体"/>
         <w:b/>
         <w:bCs/>
       </w:rPr>
@@ -4847,6 +5106,7 @@
         <w:spacing w:after="0" w:before="0" w:line="240" w:lineRule="auto"/>
       </w:pPr>
       <w:rPr>
+        <w:rFonts w:eastAsia="黑体"/>
         <w:b/>
         <w:bCs/>
         <w:color w:themeColor="background1" w:val="FFFFFF"/>
@@ -4861,6 +5121,7 @@
         <w:spacing w:after="0" w:before="0" w:line="240" w:lineRule="auto"/>
       </w:pPr>
       <w:rPr>
+        <w:rFonts w:eastAsia="黑体"/>
         <w:b/>
         <w:bCs/>
       </w:rPr>
@@ -4876,12 +5137,14 @@
     </w:tblStylePr>
     <w:tblStylePr w:type="firstCol">
       <w:rPr>
+        <w:rFonts w:eastAsia="黑体"/>
         <w:b/>
         <w:bCs/>
       </w:rPr>
     </w:tblStylePr>
     <w:tblStylePr w:type="lastCol">
       <w:rPr>
+        <w:rFonts w:eastAsia="黑体"/>
         <w:b/>
         <w:bCs/>
       </w:rPr>
@@ -4939,6 +5202,7 @@
         <w:spacing w:after="0" w:before="0" w:line="240" w:lineRule="auto"/>
       </w:pPr>
       <w:rPr>
+        <w:rFonts w:eastAsia="黑体"/>
         <w:b/>
         <w:bCs/>
         <w:color w:themeColor="background1" w:val="FFFFFF"/>
@@ -4953,6 +5217,7 @@
         <w:spacing w:after="0" w:before="0" w:line="240" w:lineRule="auto"/>
       </w:pPr>
       <w:rPr>
+        <w:rFonts w:eastAsia="黑体"/>
         <w:b/>
         <w:bCs/>
       </w:rPr>
@@ -4968,12 +5233,14 @@
     </w:tblStylePr>
     <w:tblStylePr w:type="firstCol">
       <w:rPr>
+        <w:rFonts w:eastAsia="黑体"/>
         <w:b/>
         <w:bCs/>
       </w:rPr>
     </w:tblStylePr>
     <w:tblStylePr w:type="lastCol">
       <w:rPr>
+        <w:rFonts w:eastAsia="黑体"/>
         <w:b/>
         <w:bCs/>
       </w:rPr>
@@ -5031,6 +5298,7 @@
         <w:spacing w:after="0" w:before="0" w:line="240" w:lineRule="auto"/>
       </w:pPr>
       <w:rPr>
+        <w:rFonts w:eastAsia="黑体"/>
         <w:b/>
         <w:bCs/>
         <w:color w:themeColor="background1" w:val="FFFFFF"/>
@@ -5045,6 +5313,7 @@
         <w:spacing w:after="0" w:before="0" w:line="240" w:lineRule="auto"/>
       </w:pPr>
       <w:rPr>
+        <w:rFonts w:eastAsia="黑体"/>
         <w:b/>
         <w:bCs/>
       </w:rPr>
@@ -5060,12 +5329,14 @@
     </w:tblStylePr>
     <w:tblStylePr w:type="firstCol">
       <w:rPr>
+        <w:rFonts w:eastAsia="黑体"/>
         <w:b/>
         <w:bCs/>
       </w:rPr>
     </w:tblStylePr>
     <w:tblStylePr w:type="lastCol">
       <w:rPr>
+        <w:rFonts w:eastAsia="黑体"/>
         <w:b/>
         <w:bCs/>
       </w:rPr>
@@ -5125,7 +5396,7 @@
         <w:spacing w:after="0" w:before="0" w:line="240" w:lineRule="auto"/>
       </w:pPr>
       <w:rPr>
-        <w:rFonts w:asciiTheme="majorHAnsi" w:cstheme="majorBidi" w:eastAsiaTheme="majorEastAsia" w:hAnsiTheme="majorHAnsi"/>
+        <w:rFonts w:asciiTheme="majorHAnsi" w:cstheme="majorBidi" w:hAnsiTheme="majorHAnsi" w:eastAsia="黑体"/>
         <w:b/>
         <w:bCs/>
       </w:rPr>
@@ -5146,7 +5417,7 @@
         <w:spacing w:after="0" w:before="0" w:line="240" w:lineRule="auto"/>
       </w:pPr>
       <w:rPr>
-        <w:rFonts w:asciiTheme="majorHAnsi" w:cstheme="majorBidi" w:eastAsiaTheme="majorEastAsia" w:hAnsiTheme="majorHAnsi"/>
+        <w:rFonts w:asciiTheme="majorHAnsi" w:cstheme="majorBidi" w:hAnsiTheme="majorHAnsi" w:eastAsia="黑体"/>
         <w:b/>
         <w:bCs/>
       </w:rPr>
@@ -5164,14 +5435,14 @@
     </w:tblStylePr>
     <w:tblStylePr w:type="firstCol">
       <w:rPr>
-        <w:rFonts w:asciiTheme="majorHAnsi" w:cstheme="majorBidi" w:eastAsiaTheme="majorEastAsia" w:hAnsiTheme="majorHAnsi"/>
+        <w:rFonts w:asciiTheme="majorHAnsi" w:cstheme="majorBidi" w:hAnsiTheme="majorHAnsi" w:eastAsia="黑体"/>
         <w:b/>
         <w:bCs/>
       </w:rPr>
     </w:tblStylePr>
     <w:tblStylePr w:type="lastCol">
       <w:rPr>
-        <w:rFonts w:asciiTheme="majorHAnsi" w:cstheme="majorBidi" w:eastAsiaTheme="majorEastAsia" w:hAnsiTheme="majorHAnsi"/>
+        <w:rFonts w:asciiTheme="majorHAnsi" w:cstheme="majorBidi" w:hAnsiTheme="majorHAnsi" w:eastAsia="黑体"/>
         <w:b/>
         <w:bCs/>
       </w:rPr>
@@ -5255,7 +5526,7 @@
         <w:spacing w:after="0" w:before="0" w:line="240" w:lineRule="auto"/>
       </w:pPr>
       <w:rPr>
-        <w:rFonts w:asciiTheme="majorHAnsi" w:cstheme="majorBidi" w:eastAsiaTheme="majorEastAsia" w:hAnsiTheme="majorHAnsi"/>
+        <w:rFonts w:asciiTheme="majorHAnsi" w:cstheme="majorBidi" w:hAnsiTheme="majorHAnsi" w:eastAsia="黑体"/>
         <w:b/>
         <w:bCs/>
       </w:rPr>
@@ -5276,7 +5547,7 @@
         <w:spacing w:after="0" w:before="0" w:line="240" w:lineRule="auto"/>
       </w:pPr>
       <w:rPr>
-        <w:rFonts w:asciiTheme="majorHAnsi" w:cstheme="majorBidi" w:eastAsiaTheme="majorEastAsia" w:hAnsiTheme="majorHAnsi"/>
+        <w:rFonts w:asciiTheme="majorHAnsi" w:cstheme="majorBidi" w:hAnsiTheme="majorHAnsi" w:eastAsia="黑体"/>
         <w:b/>
         <w:bCs/>
       </w:rPr>
@@ -5294,14 +5565,14 @@
     </w:tblStylePr>
     <w:tblStylePr w:type="firstCol">
       <w:rPr>
-        <w:rFonts w:asciiTheme="majorHAnsi" w:cstheme="majorBidi" w:eastAsiaTheme="majorEastAsia" w:hAnsiTheme="majorHAnsi"/>
+        <w:rFonts w:asciiTheme="majorHAnsi" w:cstheme="majorBidi" w:hAnsiTheme="majorHAnsi" w:eastAsia="黑体"/>
         <w:b/>
         <w:bCs/>
       </w:rPr>
     </w:tblStylePr>
     <w:tblStylePr w:type="lastCol">
       <w:rPr>
-        <w:rFonts w:asciiTheme="majorHAnsi" w:cstheme="majorBidi" w:eastAsiaTheme="majorEastAsia" w:hAnsiTheme="majorHAnsi"/>
+        <w:rFonts w:asciiTheme="majorHAnsi" w:cstheme="majorBidi" w:hAnsiTheme="majorHAnsi" w:eastAsia="黑体"/>
         <w:b/>
         <w:bCs/>
       </w:rPr>
@@ -5385,7 +5656,7 @@
         <w:spacing w:after="0" w:before="0" w:line="240" w:lineRule="auto"/>
       </w:pPr>
       <w:rPr>
-        <w:rFonts w:asciiTheme="majorHAnsi" w:cstheme="majorBidi" w:eastAsiaTheme="majorEastAsia" w:hAnsiTheme="majorHAnsi"/>
+        <w:rFonts w:asciiTheme="majorHAnsi" w:cstheme="majorBidi" w:hAnsiTheme="majorHAnsi" w:eastAsia="黑体"/>
         <w:b/>
         <w:bCs/>
       </w:rPr>
@@ -5406,7 +5677,7 @@
         <w:spacing w:after="0" w:before="0" w:line="240" w:lineRule="auto"/>
       </w:pPr>
       <w:rPr>
-        <w:rFonts w:asciiTheme="majorHAnsi" w:cstheme="majorBidi" w:eastAsiaTheme="majorEastAsia" w:hAnsiTheme="majorHAnsi"/>
+        <w:rFonts w:asciiTheme="majorHAnsi" w:cstheme="majorBidi" w:hAnsiTheme="majorHAnsi" w:eastAsia="黑体"/>
         <w:b/>
         <w:bCs/>
       </w:rPr>
@@ -5424,14 +5695,14 @@
     </w:tblStylePr>
     <w:tblStylePr w:type="firstCol">
       <w:rPr>
-        <w:rFonts w:asciiTheme="majorHAnsi" w:cstheme="majorBidi" w:eastAsiaTheme="majorEastAsia" w:hAnsiTheme="majorHAnsi"/>
+        <w:rFonts w:asciiTheme="majorHAnsi" w:cstheme="majorBidi" w:hAnsiTheme="majorHAnsi" w:eastAsia="黑体"/>
         <w:b/>
         <w:bCs/>
       </w:rPr>
     </w:tblStylePr>
     <w:tblStylePr w:type="lastCol">
       <w:rPr>
-        <w:rFonts w:asciiTheme="majorHAnsi" w:cstheme="majorBidi" w:eastAsiaTheme="majorEastAsia" w:hAnsiTheme="majorHAnsi"/>
+        <w:rFonts w:asciiTheme="majorHAnsi" w:cstheme="majorBidi" w:hAnsiTheme="majorHAnsi" w:eastAsia="黑体"/>
         <w:b/>
         <w:bCs/>
       </w:rPr>
@@ -5515,7 +5786,7 @@
         <w:spacing w:after="0" w:before="0" w:line="240" w:lineRule="auto"/>
       </w:pPr>
       <w:rPr>
-        <w:rFonts w:asciiTheme="majorHAnsi" w:cstheme="majorBidi" w:eastAsiaTheme="majorEastAsia" w:hAnsiTheme="majorHAnsi"/>
+        <w:rFonts w:asciiTheme="majorHAnsi" w:cstheme="majorBidi" w:hAnsiTheme="majorHAnsi" w:eastAsia="黑体"/>
         <w:b/>
         <w:bCs/>
       </w:rPr>
@@ -5536,7 +5807,7 @@
         <w:spacing w:after="0" w:before="0" w:line="240" w:lineRule="auto"/>
       </w:pPr>
       <w:rPr>
-        <w:rFonts w:asciiTheme="majorHAnsi" w:cstheme="majorBidi" w:eastAsiaTheme="majorEastAsia" w:hAnsiTheme="majorHAnsi"/>
+        <w:rFonts w:asciiTheme="majorHAnsi" w:cstheme="majorBidi" w:hAnsiTheme="majorHAnsi" w:eastAsia="黑体"/>
         <w:b/>
         <w:bCs/>
       </w:rPr>
@@ -5554,14 +5825,14 @@
     </w:tblStylePr>
     <w:tblStylePr w:type="firstCol">
       <w:rPr>
-        <w:rFonts w:asciiTheme="majorHAnsi" w:cstheme="majorBidi" w:eastAsiaTheme="majorEastAsia" w:hAnsiTheme="majorHAnsi"/>
+        <w:rFonts w:asciiTheme="majorHAnsi" w:cstheme="majorBidi" w:hAnsiTheme="majorHAnsi" w:eastAsia="黑体"/>
         <w:b/>
         <w:bCs/>
       </w:rPr>
     </w:tblStylePr>
     <w:tblStylePr w:type="lastCol">
       <w:rPr>
-        <w:rFonts w:asciiTheme="majorHAnsi" w:cstheme="majorBidi" w:eastAsiaTheme="majorEastAsia" w:hAnsiTheme="majorHAnsi"/>
+        <w:rFonts w:asciiTheme="majorHAnsi" w:cstheme="majorBidi" w:hAnsiTheme="majorHAnsi" w:eastAsia="黑体"/>
         <w:b/>
         <w:bCs/>
       </w:rPr>
@@ -5645,7 +5916,7 @@
         <w:spacing w:after="0" w:before="0" w:line="240" w:lineRule="auto"/>
       </w:pPr>
       <w:rPr>
-        <w:rFonts w:asciiTheme="majorHAnsi" w:cstheme="majorBidi" w:eastAsiaTheme="majorEastAsia" w:hAnsiTheme="majorHAnsi"/>
+        <w:rFonts w:asciiTheme="majorHAnsi" w:cstheme="majorBidi" w:hAnsiTheme="majorHAnsi" w:eastAsia="黑体"/>
         <w:b/>
         <w:bCs/>
       </w:rPr>
@@ -5666,7 +5937,7 @@
         <w:spacing w:after="0" w:before="0" w:line="240" w:lineRule="auto"/>
       </w:pPr>
       <w:rPr>
-        <w:rFonts w:asciiTheme="majorHAnsi" w:cstheme="majorBidi" w:eastAsiaTheme="majorEastAsia" w:hAnsiTheme="majorHAnsi"/>
+        <w:rFonts w:asciiTheme="majorHAnsi" w:cstheme="majorBidi" w:hAnsiTheme="majorHAnsi" w:eastAsia="黑体"/>
         <w:b/>
         <w:bCs/>
       </w:rPr>
@@ -5684,14 +5955,14 @@
     </w:tblStylePr>
     <w:tblStylePr w:type="firstCol">
       <w:rPr>
-        <w:rFonts w:asciiTheme="majorHAnsi" w:cstheme="majorBidi" w:eastAsiaTheme="majorEastAsia" w:hAnsiTheme="majorHAnsi"/>
+        <w:rFonts w:asciiTheme="majorHAnsi" w:cstheme="majorBidi" w:hAnsiTheme="majorHAnsi" w:eastAsia="黑体"/>
         <w:b/>
         <w:bCs/>
       </w:rPr>
     </w:tblStylePr>
     <w:tblStylePr w:type="lastCol">
       <w:rPr>
-        <w:rFonts w:asciiTheme="majorHAnsi" w:cstheme="majorBidi" w:eastAsiaTheme="majorEastAsia" w:hAnsiTheme="majorHAnsi"/>
+        <w:rFonts w:asciiTheme="majorHAnsi" w:cstheme="majorBidi" w:hAnsiTheme="majorHAnsi" w:eastAsia="黑体"/>
         <w:b/>
         <w:bCs/>
       </w:rPr>
@@ -5775,7 +6046,7 @@
         <w:spacing w:after="0" w:before="0" w:line="240" w:lineRule="auto"/>
       </w:pPr>
       <w:rPr>
-        <w:rFonts w:asciiTheme="majorHAnsi" w:cstheme="majorBidi" w:eastAsiaTheme="majorEastAsia" w:hAnsiTheme="majorHAnsi"/>
+        <w:rFonts w:asciiTheme="majorHAnsi" w:cstheme="majorBidi" w:hAnsiTheme="majorHAnsi" w:eastAsia="黑体"/>
         <w:b/>
         <w:bCs/>
       </w:rPr>
@@ -5796,7 +6067,7 @@
         <w:spacing w:after="0" w:before="0" w:line="240" w:lineRule="auto"/>
       </w:pPr>
       <w:rPr>
-        <w:rFonts w:asciiTheme="majorHAnsi" w:cstheme="majorBidi" w:eastAsiaTheme="majorEastAsia" w:hAnsiTheme="majorHAnsi"/>
+        <w:rFonts w:asciiTheme="majorHAnsi" w:cstheme="majorBidi" w:hAnsiTheme="majorHAnsi" w:eastAsia="黑体"/>
         <w:b/>
         <w:bCs/>
       </w:rPr>
@@ -5814,14 +6085,14 @@
     </w:tblStylePr>
     <w:tblStylePr w:type="firstCol">
       <w:rPr>
-        <w:rFonts w:asciiTheme="majorHAnsi" w:cstheme="majorBidi" w:eastAsiaTheme="majorEastAsia" w:hAnsiTheme="majorHAnsi"/>
+        <w:rFonts w:asciiTheme="majorHAnsi" w:cstheme="majorBidi" w:hAnsiTheme="majorHAnsi" w:eastAsia="黑体"/>
         <w:b/>
         <w:bCs/>
       </w:rPr>
     </w:tblStylePr>
     <w:tblStylePr w:type="lastCol">
       <w:rPr>
-        <w:rFonts w:asciiTheme="majorHAnsi" w:cstheme="majorBidi" w:eastAsiaTheme="majorEastAsia" w:hAnsiTheme="majorHAnsi"/>
+        <w:rFonts w:asciiTheme="majorHAnsi" w:cstheme="majorBidi" w:hAnsiTheme="majorHAnsi" w:eastAsia="黑体"/>
         <w:b/>
         <w:bCs/>
       </w:rPr>
@@ -5905,7 +6176,7 @@
         <w:spacing w:after="0" w:before="0" w:line="240" w:lineRule="auto"/>
       </w:pPr>
       <w:rPr>
-        <w:rFonts w:asciiTheme="majorHAnsi" w:cstheme="majorBidi" w:eastAsiaTheme="majorEastAsia" w:hAnsiTheme="majorHAnsi"/>
+        <w:rFonts w:asciiTheme="majorHAnsi" w:cstheme="majorBidi" w:hAnsiTheme="majorHAnsi" w:eastAsia="黑体"/>
         <w:b/>
         <w:bCs/>
       </w:rPr>
@@ -5926,7 +6197,7 @@
         <w:spacing w:after="0" w:before="0" w:line="240" w:lineRule="auto"/>
       </w:pPr>
       <w:rPr>
-        <w:rFonts w:asciiTheme="majorHAnsi" w:cstheme="majorBidi" w:eastAsiaTheme="majorEastAsia" w:hAnsiTheme="majorHAnsi"/>
+        <w:rFonts w:asciiTheme="majorHAnsi" w:cstheme="majorBidi" w:hAnsiTheme="majorHAnsi" w:eastAsia="黑体"/>
         <w:b/>
         <w:bCs/>
       </w:rPr>
@@ -5944,14 +6215,14 @@
     </w:tblStylePr>
     <w:tblStylePr w:type="firstCol">
       <w:rPr>
-        <w:rFonts w:asciiTheme="majorHAnsi" w:cstheme="majorBidi" w:eastAsiaTheme="majorEastAsia" w:hAnsiTheme="majorHAnsi"/>
+        <w:rFonts w:asciiTheme="majorHAnsi" w:cstheme="majorBidi" w:hAnsiTheme="majorHAnsi" w:eastAsia="黑体"/>
         <w:b/>
         <w:bCs/>
       </w:rPr>
     </w:tblStylePr>
     <w:tblStylePr w:type="lastCol">
       <w:rPr>
-        <w:rFonts w:asciiTheme="majorHAnsi" w:cstheme="majorBidi" w:eastAsiaTheme="majorEastAsia" w:hAnsiTheme="majorHAnsi"/>
+        <w:rFonts w:asciiTheme="majorHAnsi" w:cstheme="majorBidi" w:hAnsiTheme="majorHAnsi" w:eastAsia="黑体"/>
         <w:b/>
         <w:bCs/>
       </w:rPr>
@@ -6034,6 +6305,7 @@
         <w:spacing w:after="0" w:before="0" w:line="240" w:lineRule="auto"/>
       </w:pPr>
       <w:rPr>
+        <w:rFonts w:eastAsia="黑体"/>
         <w:b/>
         <w:bCs/>
         <w:color w:themeColor="background1" w:val="FFFFFF"/>
@@ -6056,6 +6328,7 @@
         <w:spacing w:after="0" w:before="0" w:line="240" w:lineRule="auto"/>
       </w:pPr>
       <w:rPr>
+        <w:rFonts w:eastAsia="黑体"/>
         <w:b/>
         <w:bCs/>
       </w:rPr>
@@ -6073,12 +6346,14 @@
     </w:tblStylePr>
     <w:tblStylePr w:type="firstCol">
       <w:rPr>
+        <w:rFonts w:eastAsia="黑体"/>
         <w:b/>
         <w:bCs/>
       </w:rPr>
     </w:tblStylePr>
     <w:tblStylePr w:type="lastCol">
       <w:rPr>
+        <w:rFonts w:eastAsia="黑体"/>
         <w:b/>
         <w:bCs/>
       </w:rPr>
@@ -6140,6 +6415,7 @@
         <w:spacing w:after="0" w:before="0" w:line="240" w:lineRule="auto"/>
       </w:pPr>
       <w:rPr>
+        <w:rFonts w:eastAsia="黑体"/>
         <w:b/>
         <w:bCs/>
         <w:color w:themeColor="background1" w:val="FFFFFF"/>
@@ -6162,6 +6438,7 @@
         <w:spacing w:after="0" w:before="0" w:line="240" w:lineRule="auto"/>
       </w:pPr>
       <w:rPr>
+        <w:rFonts w:eastAsia="黑体"/>
         <w:b/>
         <w:bCs/>
       </w:rPr>
@@ -6179,12 +6456,14 @@
     </w:tblStylePr>
     <w:tblStylePr w:type="firstCol">
       <w:rPr>
+        <w:rFonts w:eastAsia="黑体"/>
         <w:b/>
         <w:bCs/>
       </w:rPr>
     </w:tblStylePr>
     <w:tblStylePr w:type="lastCol">
       <w:rPr>
+        <w:rFonts w:eastAsia="黑体"/>
         <w:b/>
         <w:bCs/>
       </w:rPr>
@@ -6246,6 +6525,7 @@
         <w:spacing w:after="0" w:before="0" w:line="240" w:lineRule="auto"/>
       </w:pPr>
       <w:rPr>
+        <w:rFonts w:eastAsia="黑体"/>
         <w:b/>
         <w:bCs/>
         <w:color w:themeColor="background1" w:val="FFFFFF"/>
@@ -6268,6 +6548,7 @@
         <w:spacing w:after="0" w:before="0" w:line="240" w:lineRule="auto"/>
       </w:pPr>
       <w:rPr>
+        <w:rFonts w:eastAsia="黑体"/>
         <w:b/>
         <w:bCs/>
       </w:rPr>
@@ -6285,12 +6566,14 @@
     </w:tblStylePr>
     <w:tblStylePr w:type="firstCol">
       <w:rPr>
+        <w:rFonts w:eastAsia="黑体"/>
         <w:b/>
         <w:bCs/>
       </w:rPr>
     </w:tblStylePr>
     <w:tblStylePr w:type="lastCol">
       <w:rPr>
+        <w:rFonts w:eastAsia="黑体"/>
         <w:b/>
         <w:bCs/>
       </w:rPr>
@@ -6352,6 +6635,7 @@
         <w:spacing w:after="0" w:before="0" w:line="240" w:lineRule="auto"/>
       </w:pPr>
       <w:rPr>
+        <w:rFonts w:eastAsia="黑体"/>
         <w:b/>
         <w:bCs/>
         <w:color w:themeColor="background1" w:val="FFFFFF"/>
@@ -6374,6 +6658,7 @@
         <w:spacing w:after="0" w:before="0" w:line="240" w:lineRule="auto"/>
       </w:pPr>
       <w:rPr>
+        <w:rFonts w:eastAsia="黑体"/>
         <w:b/>
         <w:bCs/>
       </w:rPr>
@@ -6391,12 +6676,14 @@
     </w:tblStylePr>
     <w:tblStylePr w:type="firstCol">
       <w:rPr>
+        <w:rFonts w:eastAsia="黑体"/>
         <w:b/>
         <w:bCs/>
       </w:rPr>
     </w:tblStylePr>
     <w:tblStylePr w:type="lastCol">
       <w:rPr>
+        <w:rFonts w:eastAsia="黑体"/>
         <w:b/>
         <w:bCs/>
       </w:rPr>
@@ -6458,6 +6745,7 @@
         <w:spacing w:after="0" w:before="0" w:line="240" w:lineRule="auto"/>
       </w:pPr>
       <w:rPr>
+        <w:rFonts w:eastAsia="黑体"/>
         <w:b/>
         <w:bCs/>
         <w:color w:themeColor="background1" w:val="FFFFFF"/>
@@ -6480,6 +6768,7 @@
         <w:spacing w:after="0" w:before="0" w:line="240" w:lineRule="auto"/>
       </w:pPr>
       <w:rPr>
+        <w:rFonts w:eastAsia="黑体"/>
         <w:b/>
         <w:bCs/>
       </w:rPr>
@@ -6497,12 +6786,14 @@
     </w:tblStylePr>
     <w:tblStylePr w:type="firstCol">
       <w:rPr>
+        <w:rFonts w:eastAsia="黑体"/>
         <w:b/>
         <w:bCs/>
       </w:rPr>
     </w:tblStylePr>
     <w:tblStylePr w:type="lastCol">
       <w:rPr>
+        <w:rFonts w:eastAsia="黑体"/>
         <w:b/>
         <w:bCs/>
       </w:rPr>
@@ -6564,6 +6855,7 @@
         <w:spacing w:after="0" w:before="0" w:line="240" w:lineRule="auto"/>
       </w:pPr>
       <w:rPr>
+        <w:rFonts w:eastAsia="黑体"/>
         <w:b/>
         <w:bCs/>
         <w:color w:themeColor="background1" w:val="FFFFFF"/>
@@ -6586,6 +6878,7 @@
         <w:spacing w:after="0" w:before="0" w:line="240" w:lineRule="auto"/>
       </w:pPr>
       <w:rPr>
+        <w:rFonts w:eastAsia="黑体"/>
         <w:b/>
         <w:bCs/>
       </w:rPr>
@@ -6603,12 +6896,14 @@
     </w:tblStylePr>
     <w:tblStylePr w:type="firstCol">
       <w:rPr>
+        <w:rFonts w:eastAsia="黑体"/>
         <w:b/>
         <w:bCs/>
       </w:rPr>
     </w:tblStylePr>
     <w:tblStylePr w:type="lastCol">
       <w:rPr>
+        <w:rFonts w:eastAsia="黑体"/>
         <w:b/>
         <w:bCs/>
       </w:rPr>
@@ -6670,6 +6965,7 @@
         <w:spacing w:after="0" w:before="0" w:line="240" w:lineRule="auto"/>
       </w:pPr>
       <w:rPr>
+        <w:rFonts w:eastAsia="黑体"/>
         <w:b/>
         <w:bCs/>
         <w:color w:themeColor="background1" w:val="FFFFFF"/>
@@ -6692,6 +6988,7 @@
         <w:spacing w:after="0" w:before="0" w:line="240" w:lineRule="auto"/>
       </w:pPr>
       <w:rPr>
+        <w:rFonts w:eastAsia="黑体"/>
         <w:b/>
         <w:bCs/>
       </w:rPr>
@@ -6709,12 +7006,14 @@
     </w:tblStylePr>
     <w:tblStylePr w:type="firstCol">
       <w:rPr>
+        <w:rFonts w:eastAsia="黑体"/>
         <w:b/>
         <w:bCs/>
       </w:rPr>
     </w:tblStylePr>
     <w:tblStylePr w:type="lastCol">
       <w:rPr>
+        <w:rFonts w:eastAsia="黑体"/>
         <w:b/>
         <w:bCs/>
       </w:rPr>
@@ -6773,6 +7072,7 @@
         <w:spacing w:after="0" w:before="0" w:line="240" w:lineRule="auto"/>
       </w:pPr>
       <w:rPr>
+        <w:rFonts w:eastAsia="黑体"/>
         <w:b/>
         <w:bCs/>
         <w:color w:themeColor="background1" w:val="FFFFFF"/>
@@ -6795,6 +7095,7 @@
         <w:spacing w:after="0" w:before="0" w:line="240" w:lineRule="auto"/>
       </w:pPr>
       <w:rPr>
+        <w:rFonts w:eastAsia="黑体"/>
         <w:color w:val="auto"/>
       </w:rPr>
       <w:tblPr/>
@@ -6812,6 +7113,7 @@
     </w:tblStylePr>
     <w:tblStylePr w:type="firstCol">
       <w:rPr>
+        <w:rFonts w:eastAsia="黑体"/>
         <w:b/>
         <w:bCs/>
         <w:color w:themeColor="background1" w:val="FFFFFF"/>
@@ -6831,6 +7133,7 @@
     </w:tblStylePr>
     <w:tblStylePr w:type="lastCol">
       <w:rPr>
+        <w:rFonts w:eastAsia="黑体"/>
         <w:b/>
         <w:bCs/>
         <w:color w:themeColor="background1" w:val="FFFFFF"/>
@@ -6879,6 +7182,7 @@
     </w:tblStylePr>
     <w:tblStylePr w:type="nwCell">
       <w:rPr>
+        <w:rFonts w:eastAsia="黑体"/>
         <w:color w:themeColor="background1" w:val="FFFFFF"/>
       </w:rPr>
       <w:tblPr/>
@@ -6922,6 +7226,7 @@
         <w:spacing w:after="0" w:before="0" w:line="240" w:lineRule="auto"/>
       </w:pPr>
       <w:rPr>
+        <w:rFonts w:eastAsia="黑体"/>
         <w:b/>
         <w:bCs/>
         <w:color w:themeColor="background1" w:val="FFFFFF"/>
@@ -6944,6 +7249,7 @@
         <w:spacing w:after="0" w:before="0" w:line="240" w:lineRule="auto"/>
       </w:pPr>
       <w:rPr>
+        <w:rFonts w:eastAsia="黑体"/>
         <w:color w:val="auto"/>
       </w:rPr>
       <w:tblPr/>
@@ -6961,6 +7267,7 @@
     </w:tblStylePr>
     <w:tblStylePr w:type="firstCol">
       <w:rPr>
+        <w:rFonts w:eastAsia="黑体"/>
         <w:b/>
         <w:bCs/>
         <w:color w:themeColor="background1" w:val="FFFFFF"/>
@@ -6980,6 +7287,7 @@
     </w:tblStylePr>
     <w:tblStylePr w:type="lastCol">
       <w:rPr>
+        <w:rFonts w:eastAsia="黑体"/>
         <w:b/>
         <w:bCs/>
         <w:color w:themeColor="background1" w:val="FFFFFF"/>
@@ -7028,6 +7336,7 @@
     </w:tblStylePr>
     <w:tblStylePr w:type="nwCell">
       <w:rPr>
+        <w:rFonts w:eastAsia="黑体"/>
         <w:color w:themeColor="background1" w:val="FFFFFF"/>
       </w:rPr>
       <w:tblPr/>
@@ -7071,6 +7380,7 @@
         <w:spacing w:after="0" w:before="0" w:line="240" w:lineRule="auto"/>
       </w:pPr>
       <w:rPr>
+        <w:rFonts w:eastAsia="黑体"/>
         <w:b/>
         <w:bCs/>
         <w:color w:themeColor="background1" w:val="FFFFFF"/>
@@ -7093,6 +7403,7 @@
         <w:spacing w:after="0" w:before="0" w:line="240" w:lineRule="auto"/>
       </w:pPr>
       <w:rPr>
+        <w:rFonts w:eastAsia="黑体"/>
         <w:color w:val="auto"/>
       </w:rPr>
       <w:tblPr/>
@@ -7110,6 +7421,7 @@
     </w:tblStylePr>
     <w:tblStylePr w:type="firstCol">
       <w:rPr>
+        <w:rFonts w:eastAsia="黑体"/>
         <w:b/>
         <w:bCs/>
         <w:color w:themeColor="background1" w:val="FFFFFF"/>
@@ -7129,6 +7441,7 @@
     </w:tblStylePr>
     <w:tblStylePr w:type="lastCol">
       <w:rPr>
+        <w:rFonts w:eastAsia="黑体"/>
         <w:b/>
         <w:bCs/>
         <w:color w:themeColor="background1" w:val="FFFFFF"/>
@@ -7177,6 +7490,7 @@
     </w:tblStylePr>
     <w:tblStylePr w:type="nwCell">
       <w:rPr>
+        <w:rFonts w:eastAsia="黑体"/>
         <w:color w:themeColor="background1" w:val="FFFFFF"/>
       </w:rPr>
       <w:tblPr/>
@@ -7220,6 +7534,7 @@
         <w:spacing w:after="0" w:before="0" w:line="240" w:lineRule="auto"/>
       </w:pPr>
       <w:rPr>
+        <w:rFonts w:eastAsia="黑体"/>
         <w:b/>
         <w:bCs/>
         <w:color w:themeColor="background1" w:val="FFFFFF"/>
@@ -7242,6 +7557,7 @@
         <w:spacing w:after="0" w:before="0" w:line="240" w:lineRule="auto"/>
       </w:pPr>
       <w:rPr>
+        <w:rFonts w:eastAsia="黑体"/>
         <w:color w:val="auto"/>
       </w:rPr>
       <w:tblPr/>
@@ -7259,6 +7575,7 @@
     </w:tblStylePr>
     <w:tblStylePr w:type="firstCol">
       <w:rPr>
+        <w:rFonts w:eastAsia="黑体"/>
         <w:b/>
         <w:bCs/>
         <w:color w:themeColor="background1" w:val="FFFFFF"/>
@@ -7278,6 +7595,7 @@
     </w:tblStylePr>
     <w:tblStylePr w:type="lastCol">
       <w:rPr>
+        <w:rFonts w:eastAsia="黑体"/>
         <w:b/>
         <w:bCs/>
         <w:color w:themeColor="background1" w:val="FFFFFF"/>
@@ -7326,6 +7644,7 @@
     </w:tblStylePr>
     <w:tblStylePr w:type="nwCell">
       <w:rPr>
+        <w:rFonts w:eastAsia="黑体"/>
         <w:color w:themeColor="background1" w:val="FFFFFF"/>
       </w:rPr>
       <w:tblPr/>
@@ -7369,6 +7688,7 @@
         <w:spacing w:after="0" w:before="0" w:line="240" w:lineRule="auto"/>
       </w:pPr>
       <w:rPr>
+        <w:rFonts w:eastAsia="黑体"/>
         <w:b/>
         <w:bCs/>
         <w:color w:themeColor="background1" w:val="FFFFFF"/>
@@ -7391,6 +7711,7 @@
         <w:spacing w:after="0" w:before="0" w:line="240" w:lineRule="auto"/>
       </w:pPr>
       <w:rPr>
+        <w:rFonts w:eastAsia="黑体"/>
         <w:color w:val="auto"/>
       </w:rPr>
       <w:tblPr/>
@@ -7408,6 +7729,7 @@
     </w:tblStylePr>
     <w:tblStylePr w:type="firstCol">
       <w:rPr>
+        <w:rFonts w:eastAsia="黑体"/>
         <w:b/>
         <w:bCs/>
         <w:color w:themeColor="background1" w:val="FFFFFF"/>
@@ -7427,6 +7749,7 @@
     </w:tblStylePr>
     <w:tblStylePr w:type="lastCol">
       <w:rPr>
+        <w:rFonts w:eastAsia="黑体"/>
         <w:b/>
         <w:bCs/>
         <w:color w:themeColor="background1" w:val="FFFFFF"/>
@@ -7475,6 +7798,7 @@
     </w:tblStylePr>
     <w:tblStylePr w:type="nwCell">
       <w:rPr>
+        <w:rFonts w:eastAsia="黑体"/>
         <w:color w:themeColor="background1" w:val="FFFFFF"/>
       </w:rPr>
       <w:tblPr/>
@@ -7518,6 +7842,7 @@
         <w:spacing w:after="0" w:before="0" w:line="240" w:lineRule="auto"/>
       </w:pPr>
       <w:rPr>
+        <w:rFonts w:eastAsia="黑体"/>
         <w:b/>
         <w:bCs/>
         <w:color w:themeColor="background1" w:val="FFFFFF"/>
@@ -7540,6 +7865,7 @@
         <w:spacing w:after="0" w:before="0" w:line="240" w:lineRule="auto"/>
       </w:pPr>
       <w:rPr>
+        <w:rFonts w:eastAsia="黑体"/>
         <w:color w:val="auto"/>
       </w:rPr>
       <w:tblPr/>
@@ -7557,6 +7883,7 @@
     </w:tblStylePr>
     <w:tblStylePr w:type="firstCol">
       <w:rPr>
+        <w:rFonts w:eastAsia="黑体"/>
         <w:b/>
         <w:bCs/>
         <w:color w:themeColor="background1" w:val="FFFFFF"/>
@@ -7576,6 +7903,7 @@
     </w:tblStylePr>
     <w:tblStylePr w:type="lastCol">
       <w:rPr>
+        <w:rFonts w:eastAsia="黑体"/>
         <w:b/>
         <w:bCs/>
         <w:color w:themeColor="background1" w:val="FFFFFF"/>
@@ -7624,6 +7952,7 @@
     </w:tblStylePr>
     <w:tblStylePr w:type="nwCell">
       <w:rPr>
+        <w:rFonts w:eastAsia="黑体"/>
         <w:color w:themeColor="background1" w:val="FFFFFF"/>
       </w:rPr>
       <w:tblPr/>
@@ -7667,6 +7996,7 @@
         <w:spacing w:after="0" w:before="0" w:line="240" w:lineRule="auto"/>
       </w:pPr>
       <w:rPr>
+        <w:rFonts w:eastAsia="黑体"/>
         <w:b/>
         <w:bCs/>
         <w:color w:themeColor="background1" w:val="FFFFFF"/>
@@ -7689,6 +8019,7 @@
         <w:spacing w:after="0" w:before="0" w:line="240" w:lineRule="auto"/>
       </w:pPr>
       <w:rPr>
+        <w:rFonts w:eastAsia="黑体"/>
         <w:color w:val="auto"/>
       </w:rPr>
       <w:tblPr/>
@@ -7706,6 +8037,7 @@
     </w:tblStylePr>
     <w:tblStylePr w:type="firstCol">
       <w:rPr>
+        <w:rFonts w:eastAsia="黑体"/>
         <w:b/>
         <w:bCs/>
         <w:color w:themeColor="background1" w:val="FFFFFF"/>
@@ -7725,6 +8057,7 @@
     </w:tblStylePr>
     <w:tblStylePr w:type="lastCol">
       <w:rPr>
+        <w:rFonts w:eastAsia="黑体"/>
         <w:b/>
         <w:bCs/>
         <w:color w:themeColor="background1" w:val="FFFFFF"/>
@@ -7773,6 +8106,7 @@
     </w:tblStylePr>
     <w:tblStylePr w:type="nwCell">
       <w:rPr>
+        <w:rFonts w:eastAsia="黑体"/>
         <w:color w:themeColor="background1" w:val="FFFFFF"/>
       </w:rPr>
       <w:tblPr/>
@@ -7797,6 +8131,7 @@
       <w:spacing w:after="0" w:line="240" w:lineRule="auto"/>
     </w:pPr>
     <w:rPr>
+      <w:rFonts w:eastAsia="黑体"/>
       <w:color w:themeColor="text1" w:val="000000"/>
     </w:rPr>
     <w:tblPr>
@@ -7816,7 +8151,7 @@
     </w:tblPr>
     <w:tblStylePr w:type="firstRow">
       <w:rPr>
-        <w:rFonts w:asciiTheme="majorHAnsi" w:cstheme="majorBidi" w:eastAsiaTheme="majorEastAsia" w:hAnsiTheme="majorHAnsi"/>
+        <w:rFonts w:asciiTheme="majorHAnsi" w:cstheme="majorBidi" w:hAnsiTheme="majorHAnsi" w:eastAsia="黑体"/>
       </w:rPr>
       <w:tblPr/>
       <w:tcPr>
@@ -7828,6 +8163,7 @@
     </w:tblStylePr>
     <w:tblStylePr w:type="lastRow">
       <w:rPr>
+        <w:rFonts w:eastAsia="黑体"/>
         <w:b/>
         <w:bCs/>
         <w:color w:themeColor="text2" w:val="1F497D"/>
@@ -7842,12 +8178,14 @@
     </w:tblStylePr>
     <w:tblStylePr w:type="firstCol">
       <w:rPr>
+        <w:rFonts w:eastAsia="黑体"/>
         <w:b/>
         <w:bCs/>
       </w:rPr>
     </w:tblStylePr>
     <w:tblStylePr w:type="lastCol">
       <w:rPr>
+        <w:rFonts w:eastAsia="黑体"/>
         <w:b/>
         <w:bCs/>
       </w:rPr>
@@ -7881,6 +8219,7 @@
       <w:spacing w:after="0" w:line="240" w:lineRule="auto"/>
     </w:pPr>
     <w:rPr>
+      <w:rFonts w:eastAsia="黑体"/>
       <w:color w:themeColor="text1" w:val="000000"/>
     </w:rPr>
     <w:tblPr>
@@ -7900,7 +8239,7 @@
     </w:tblPr>
     <w:tblStylePr w:type="firstRow">
       <w:rPr>
-        <w:rFonts w:asciiTheme="majorHAnsi" w:cstheme="majorBidi" w:eastAsiaTheme="majorEastAsia" w:hAnsiTheme="majorHAnsi"/>
+        <w:rFonts w:asciiTheme="majorHAnsi" w:cstheme="majorBidi" w:hAnsiTheme="majorHAnsi" w:eastAsia="黑体"/>
       </w:rPr>
       <w:tblPr/>
       <w:tcPr>
@@ -7912,6 +8251,7 @@
     </w:tblStylePr>
     <w:tblStylePr w:type="lastRow">
       <w:rPr>
+        <w:rFonts w:eastAsia="黑体"/>
         <w:b/>
         <w:bCs/>
         <w:color w:themeColor="text2" w:val="1F497D"/>
@@ -7926,12 +8266,14 @@
     </w:tblStylePr>
     <w:tblStylePr w:type="firstCol">
       <w:rPr>
+        <w:rFonts w:eastAsia="黑体"/>
         <w:b/>
         <w:bCs/>
       </w:rPr>
     </w:tblStylePr>
     <w:tblStylePr w:type="lastCol">
       <w:rPr>
+        <w:rFonts w:eastAsia="黑体"/>
         <w:b/>
         <w:bCs/>
       </w:rPr>
@@ -7965,6 +8307,7 @@
       <w:spacing w:after="0" w:line="240" w:lineRule="auto"/>
     </w:pPr>
     <w:rPr>
+      <w:rFonts w:eastAsia="黑体"/>
       <w:color w:themeColor="text1" w:val="000000"/>
     </w:rPr>
     <w:tblPr>
@@ -7984,7 +8327,7 @@
     </w:tblPr>
     <w:tblStylePr w:type="firstRow">
       <w:rPr>
-        <w:rFonts w:asciiTheme="majorHAnsi" w:cstheme="majorBidi" w:eastAsiaTheme="majorEastAsia" w:hAnsiTheme="majorHAnsi"/>
+        <w:rFonts w:asciiTheme="majorHAnsi" w:cstheme="majorBidi" w:hAnsiTheme="majorHAnsi" w:eastAsia="黑体"/>
       </w:rPr>
       <w:tblPr/>
       <w:tcPr>
@@ -7996,6 +8339,7 @@
     </w:tblStylePr>
     <w:tblStylePr w:type="lastRow">
       <w:rPr>
+        <w:rFonts w:eastAsia="黑体"/>
         <w:b/>
         <w:bCs/>
         <w:color w:themeColor="text2" w:val="1F497D"/>
@@ -8010,12 +8354,14 @@
     </w:tblStylePr>
     <w:tblStylePr w:type="firstCol">
       <w:rPr>
+        <w:rFonts w:eastAsia="黑体"/>
         <w:b/>
         <w:bCs/>
       </w:rPr>
     </w:tblStylePr>
     <w:tblStylePr w:type="lastCol">
       <w:rPr>
+        <w:rFonts w:eastAsia="黑体"/>
         <w:b/>
         <w:bCs/>
       </w:rPr>
@@ -8049,6 +8395,7 @@
       <w:spacing w:after="0" w:line="240" w:lineRule="auto"/>
     </w:pPr>
     <w:rPr>
+      <w:rFonts w:eastAsia="黑体"/>
       <w:color w:themeColor="text1" w:val="000000"/>
     </w:rPr>
     <w:tblPr>
@@ -8068,7 +8415,7 @@
     </w:tblPr>
     <w:tblStylePr w:type="firstRow">
       <w:rPr>
-        <w:rFonts w:asciiTheme="majorHAnsi" w:cstheme="majorBidi" w:eastAsiaTheme="majorEastAsia" w:hAnsiTheme="majorHAnsi"/>
+        <w:rFonts w:asciiTheme="majorHAnsi" w:cstheme="majorBidi" w:hAnsiTheme="majorHAnsi" w:eastAsia="黑体"/>
       </w:rPr>
       <w:tblPr/>
       <w:tcPr>
@@ -8080,6 +8427,7 @@
     </w:tblStylePr>
     <w:tblStylePr w:type="lastRow">
       <w:rPr>
+        <w:rFonts w:eastAsia="黑体"/>
         <w:b/>
         <w:bCs/>
         <w:color w:themeColor="text2" w:val="1F497D"/>
@@ -8094,12 +8442,14 @@
     </w:tblStylePr>
     <w:tblStylePr w:type="firstCol">
       <w:rPr>
+        <w:rFonts w:eastAsia="黑体"/>
         <w:b/>
         <w:bCs/>
       </w:rPr>
     </w:tblStylePr>
     <w:tblStylePr w:type="lastCol">
       <w:rPr>
+        <w:rFonts w:eastAsia="黑体"/>
         <w:b/>
         <w:bCs/>
       </w:rPr>
@@ -8133,6 +8483,7 @@
       <w:spacing w:after="0" w:line="240" w:lineRule="auto"/>
     </w:pPr>
     <w:rPr>
+      <w:rFonts w:eastAsia="黑体"/>
       <w:color w:themeColor="text1" w:val="000000"/>
     </w:rPr>
     <w:tblPr>
@@ -8152,7 +8503,7 @@
     </w:tblPr>
     <w:tblStylePr w:type="firstRow">
       <w:rPr>
-        <w:rFonts w:asciiTheme="majorHAnsi" w:cstheme="majorBidi" w:eastAsiaTheme="majorEastAsia" w:hAnsiTheme="majorHAnsi"/>
+        <w:rFonts w:asciiTheme="majorHAnsi" w:cstheme="majorBidi" w:hAnsiTheme="majorHAnsi" w:eastAsia="黑体"/>
       </w:rPr>
       <w:tblPr/>
       <w:tcPr>
@@ -8164,6 +8515,7 @@
     </w:tblStylePr>
     <w:tblStylePr w:type="lastRow">
       <w:rPr>
+        <w:rFonts w:eastAsia="黑体"/>
         <w:b/>
         <w:bCs/>
         <w:color w:themeColor="text2" w:val="1F497D"/>
@@ -8178,12 +8530,14 @@
     </w:tblStylePr>
     <w:tblStylePr w:type="firstCol">
       <w:rPr>
+        <w:rFonts w:eastAsia="黑体"/>
         <w:b/>
         <w:bCs/>
       </w:rPr>
     </w:tblStylePr>
     <w:tblStylePr w:type="lastCol">
       <w:rPr>
+        <w:rFonts w:eastAsia="黑体"/>
         <w:b/>
         <w:bCs/>
       </w:rPr>
@@ -8217,6 +8571,7 @@
       <w:spacing w:after="0" w:line="240" w:lineRule="auto"/>
     </w:pPr>
     <w:rPr>
+      <w:rFonts w:eastAsia="黑体"/>
       <w:color w:themeColor="text1" w:val="000000"/>
     </w:rPr>
     <w:tblPr>
@@ -8236,7 +8591,7 @@
     </w:tblPr>
     <w:tblStylePr w:type="firstRow">
       <w:rPr>
-        <w:rFonts w:asciiTheme="majorHAnsi" w:cstheme="majorBidi" w:eastAsiaTheme="majorEastAsia" w:hAnsiTheme="majorHAnsi"/>
+        <w:rFonts w:asciiTheme="majorHAnsi" w:cstheme="majorBidi" w:hAnsiTheme="majorHAnsi" w:eastAsia="黑体"/>
       </w:rPr>
       <w:tblPr/>
       <w:tcPr>
@@ -8248,6 +8603,7 @@
     </w:tblStylePr>
     <w:tblStylePr w:type="lastRow">
       <w:rPr>
+        <w:rFonts w:eastAsia="黑体"/>
         <w:b/>
         <w:bCs/>
         <w:color w:themeColor="text2" w:val="1F497D"/>
@@ -8262,12 +8618,14 @@
     </w:tblStylePr>
     <w:tblStylePr w:type="firstCol">
       <w:rPr>
+        <w:rFonts w:eastAsia="黑体"/>
         <w:b/>
         <w:bCs/>
       </w:rPr>
     </w:tblStylePr>
     <w:tblStylePr w:type="lastCol">
       <w:rPr>
+        <w:rFonts w:eastAsia="黑体"/>
         <w:b/>
         <w:bCs/>
       </w:rPr>
@@ -8301,6 +8659,7 @@
       <w:spacing w:after="0" w:line="240" w:lineRule="auto"/>
     </w:pPr>
     <w:rPr>
+      <w:rFonts w:eastAsia="黑体"/>
       <w:color w:themeColor="text1" w:val="000000"/>
     </w:rPr>
     <w:tblPr>
@@ -8320,7 +8679,7 @@
     </w:tblPr>
     <w:tblStylePr w:type="firstRow">
       <w:rPr>
-        <w:rFonts w:asciiTheme="majorHAnsi" w:cstheme="majorBidi" w:eastAsiaTheme="majorEastAsia" w:hAnsiTheme="majorHAnsi"/>
+        <w:rFonts w:asciiTheme="majorHAnsi" w:cstheme="majorBidi" w:hAnsiTheme="majorHAnsi" w:eastAsia="黑体"/>
       </w:rPr>
       <w:tblPr/>
       <w:tcPr>
@@ -8332,6 +8691,7 @@
     </w:tblStylePr>
     <w:tblStylePr w:type="lastRow">
       <w:rPr>
+        <w:rFonts w:eastAsia="黑体"/>
         <w:b/>
         <w:bCs/>
         <w:color w:themeColor="text2" w:val="1F497D"/>
@@ -8346,12 +8706,14 @@
     </w:tblStylePr>
     <w:tblStylePr w:type="firstCol">
       <w:rPr>
+        <w:rFonts w:eastAsia="黑体"/>
         <w:b/>
         <w:bCs/>
       </w:rPr>
     </w:tblStylePr>
     <w:tblStylePr w:type="lastCol">
       <w:rPr>
+        <w:rFonts w:eastAsia="黑体"/>
         <w:b/>
         <w:bCs/>
       </w:rPr>
@@ -8385,7 +8747,7 @@
       <w:spacing w:after="0" w:line="240" w:lineRule="auto"/>
     </w:pPr>
     <w:rPr>
-      <w:rFonts w:asciiTheme="majorHAnsi" w:cstheme="majorBidi" w:eastAsiaTheme="majorEastAsia" w:hAnsiTheme="majorHAnsi"/>
+      <w:rFonts w:asciiTheme="majorHAnsi" w:cstheme="majorBidi" w:hAnsiTheme="majorHAnsi" w:eastAsia="黑体"/>
       <w:color w:themeColor="text1" w:val="000000"/>
     </w:rPr>
     <w:tblPr>
@@ -8407,6 +8769,7 @@
     </w:tblPr>
     <w:tblStylePr w:type="firstRow">
       <w:rPr>
+        <w:rFonts w:eastAsia="黑体"/>
         <w:sz w:val="24"/>
         <w:szCs w:val="24"/>
       </w:rPr>
@@ -8513,7 +8876,7 @@
       <w:spacing w:after="0" w:line="240" w:lineRule="auto"/>
     </w:pPr>
     <w:rPr>
-      <w:rFonts w:asciiTheme="majorHAnsi" w:cstheme="majorBidi" w:eastAsiaTheme="majorEastAsia" w:hAnsiTheme="majorHAnsi"/>
+      <w:rFonts w:asciiTheme="majorHAnsi" w:cstheme="majorBidi" w:hAnsiTheme="majorHAnsi" w:eastAsia="黑体"/>
       <w:color w:themeColor="text1" w:val="000000"/>
     </w:rPr>
     <w:tblPr>
@@ -8535,6 +8898,7 @@
     </w:tblPr>
     <w:tblStylePr w:type="firstRow">
       <w:rPr>
+        <w:rFonts w:eastAsia="黑体"/>
         <w:sz w:val="24"/>
         <w:szCs w:val="24"/>
       </w:rPr>
@@ -8641,7 +9005,7 @@
       <w:spacing w:after="0" w:line="240" w:lineRule="auto"/>
     </w:pPr>
     <w:rPr>
-      <w:rFonts w:asciiTheme="majorHAnsi" w:cstheme="majorBidi" w:eastAsiaTheme="majorEastAsia" w:hAnsiTheme="majorHAnsi"/>
+      <w:rFonts w:asciiTheme="majorHAnsi" w:cstheme="majorBidi" w:hAnsiTheme="majorHAnsi" w:eastAsia="黑体"/>
       <w:color w:themeColor="text1" w:val="000000"/>
     </w:rPr>
     <w:tblPr>
@@ -8663,6 +9027,7 @@
     </w:tblPr>
     <w:tblStylePr w:type="firstRow">
       <w:rPr>
+        <w:rFonts w:eastAsia="黑体"/>
         <w:sz w:val="24"/>
         <w:szCs w:val="24"/>
       </w:rPr>
@@ -8769,7 +9134,7 @@
       <w:spacing w:after="0" w:line="240" w:lineRule="auto"/>
     </w:pPr>
     <w:rPr>
-      <w:rFonts w:asciiTheme="majorHAnsi" w:cstheme="majorBidi" w:eastAsiaTheme="majorEastAsia" w:hAnsiTheme="majorHAnsi"/>
+      <w:rFonts w:asciiTheme="majorHAnsi" w:cstheme="majorBidi" w:hAnsiTheme="majorHAnsi" w:eastAsia="黑体"/>
       <w:color w:themeColor="text1" w:val="000000"/>
     </w:rPr>
     <w:tblPr>
@@ -8791,6 +9156,7 @@
     </w:tblPr>
     <w:tblStylePr w:type="firstRow">
       <w:rPr>
+        <w:rFonts w:eastAsia="黑体"/>
         <w:sz w:val="24"/>
         <w:szCs w:val="24"/>
       </w:rPr>
@@ -8897,7 +9263,7 @@
       <w:spacing w:after="0" w:line="240" w:lineRule="auto"/>
     </w:pPr>
     <w:rPr>
-      <w:rFonts w:asciiTheme="majorHAnsi" w:cstheme="majorBidi" w:eastAsiaTheme="majorEastAsia" w:hAnsiTheme="majorHAnsi"/>
+      <w:rFonts w:asciiTheme="majorHAnsi" w:cstheme="majorBidi" w:hAnsiTheme="majorHAnsi" w:eastAsia="黑体"/>
       <w:color w:themeColor="text1" w:val="000000"/>
     </w:rPr>
     <w:tblPr>
@@ -8919,6 +9285,7 @@
     </w:tblPr>
     <w:tblStylePr w:type="firstRow">
       <w:rPr>
+        <w:rFonts w:eastAsia="黑体"/>
         <w:sz w:val="24"/>
         <w:szCs w:val="24"/>
       </w:rPr>
@@ -9025,7 +9392,7 @@
       <w:spacing w:after="0" w:line="240" w:lineRule="auto"/>
     </w:pPr>
     <w:rPr>
-      <w:rFonts w:asciiTheme="majorHAnsi" w:cstheme="majorBidi" w:eastAsiaTheme="majorEastAsia" w:hAnsiTheme="majorHAnsi"/>
+      <w:rFonts w:asciiTheme="majorHAnsi" w:cstheme="majorBidi" w:hAnsiTheme="majorHAnsi" w:eastAsia="黑体"/>
       <w:color w:themeColor="text1" w:val="000000"/>
     </w:rPr>
     <w:tblPr>
@@ -9047,6 +9414,7 @@
     </w:tblPr>
     <w:tblStylePr w:type="firstRow">
       <w:rPr>
+        <w:rFonts w:eastAsia="黑体"/>
         <w:sz w:val="24"/>
         <w:szCs w:val="24"/>
       </w:rPr>
@@ -9153,7 +9521,7 @@
       <w:spacing w:after="0" w:line="240" w:lineRule="auto"/>
     </w:pPr>
     <w:rPr>
-      <w:rFonts w:asciiTheme="majorHAnsi" w:cstheme="majorBidi" w:eastAsiaTheme="majorEastAsia" w:hAnsiTheme="majorHAnsi"/>
+      <w:rFonts w:asciiTheme="majorHAnsi" w:cstheme="majorBidi" w:hAnsiTheme="majorHAnsi" w:eastAsia="黑体"/>
       <w:color w:themeColor="text1" w:val="000000"/>
     </w:rPr>
     <w:tblPr>
@@ -9175,6 +9543,7 @@
     </w:tblPr>
     <w:tblStylePr w:type="firstRow">
       <w:rPr>
+        <w:rFonts w:eastAsia="黑体"/>
         <w:sz w:val="24"/>
         <w:szCs w:val="24"/>
       </w:rPr>
@@ -9304,12 +9673,14 @@
     </w:tcPr>
     <w:tblStylePr w:type="firstRow">
       <w:rPr>
+        <w:rFonts w:eastAsia="黑体"/>
         <w:b/>
         <w:bCs/>
       </w:rPr>
     </w:tblStylePr>
     <w:tblStylePr w:type="lastRow">
       <w:rPr>
+        <w:rFonts w:eastAsia="黑体"/>
         <w:b/>
         <w:bCs/>
       </w:rPr>
@@ -9322,12 +9693,14 @@
     </w:tblStylePr>
     <w:tblStylePr w:type="firstCol">
       <w:rPr>
+        <w:rFonts w:eastAsia="黑体"/>
         <w:b/>
         <w:bCs/>
       </w:rPr>
     </w:tblStylePr>
     <w:tblStylePr w:type="lastCol">
       <w:rPr>
+        <w:rFonts w:eastAsia="黑体"/>
         <w:b/>
         <w:bCs/>
       </w:rPr>
@@ -9377,12 +9750,14 @@
     </w:tcPr>
     <w:tblStylePr w:type="firstRow">
       <w:rPr>
+        <w:rFonts w:eastAsia="黑体"/>
         <w:b/>
         <w:bCs/>
       </w:rPr>
     </w:tblStylePr>
     <w:tblStylePr w:type="lastRow">
       <w:rPr>
+        <w:rFonts w:eastAsia="黑体"/>
         <w:b/>
         <w:bCs/>
       </w:rPr>
@@ -9395,12 +9770,14 @@
     </w:tblStylePr>
     <w:tblStylePr w:type="firstCol">
       <w:rPr>
+        <w:rFonts w:eastAsia="黑体"/>
         <w:b/>
         <w:bCs/>
       </w:rPr>
     </w:tblStylePr>
     <w:tblStylePr w:type="lastCol">
       <w:rPr>
+        <w:rFonts w:eastAsia="黑体"/>
         <w:b/>
         <w:bCs/>
       </w:rPr>
@@ -9450,12 +9827,14 @@
     </w:tcPr>
     <w:tblStylePr w:type="firstRow">
       <w:rPr>
+        <w:rFonts w:eastAsia="黑体"/>
         <w:b/>
         <w:bCs/>
       </w:rPr>
     </w:tblStylePr>
     <w:tblStylePr w:type="lastRow">
       <w:rPr>
+        <w:rFonts w:eastAsia="黑体"/>
         <w:b/>
         <w:bCs/>
       </w:rPr>
@@ -9468,12 +9847,14 @@
     </w:tblStylePr>
     <w:tblStylePr w:type="firstCol">
       <w:rPr>
+        <w:rFonts w:eastAsia="黑体"/>
         <w:b/>
         <w:bCs/>
       </w:rPr>
     </w:tblStylePr>
     <w:tblStylePr w:type="lastCol">
       <w:rPr>
+        <w:rFonts w:eastAsia="黑体"/>
         <w:b/>
         <w:bCs/>
       </w:rPr>
@@ -9523,12 +9904,14 @@
     </w:tcPr>
     <w:tblStylePr w:type="firstRow">
       <w:rPr>
+        <w:rFonts w:eastAsia="黑体"/>
         <w:b/>
         <w:bCs/>
       </w:rPr>
     </w:tblStylePr>
     <w:tblStylePr w:type="lastRow">
       <w:rPr>
+        <w:rFonts w:eastAsia="黑体"/>
         <w:b/>
         <w:bCs/>
       </w:rPr>
@@ -9541,12 +9924,14 @@
     </w:tblStylePr>
     <w:tblStylePr w:type="firstCol">
       <w:rPr>
+        <w:rFonts w:eastAsia="黑体"/>
         <w:b/>
         <w:bCs/>
       </w:rPr>
     </w:tblStylePr>
     <w:tblStylePr w:type="lastCol">
       <w:rPr>
+        <w:rFonts w:eastAsia="黑体"/>
         <w:b/>
         <w:bCs/>
       </w:rPr>
@@ -9596,12 +9981,14 @@
     </w:tcPr>
     <w:tblStylePr w:type="firstRow">
       <w:rPr>
+        <w:rFonts w:eastAsia="黑体"/>
         <w:b/>
         <w:bCs/>
       </w:rPr>
     </w:tblStylePr>
     <w:tblStylePr w:type="lastRow">
       <w:rPr>
+        <w:rFonts w:eastAsia="黑体"/>
         <w:b/>
         <w:bCs/>
       </w:rPr>
@@ -9614,12 +10001,14 @@
     </w:tblStylePr>
     <w:tblStylePr w:type="firstCol">
       <w:rPr>
+        <w:rFonts w:eastAsia="黑体"/>
         <w:b/>
         <w:bCs/>
       </w:rPr>
     </w:tblStylePr>
     <w:tblStylePr w:type="lastCol">
       <w:rPr>
+        <w:rFonts w:eastAsia="黑体"/>
         <w:b/>
         <w:bCs/>
       </w:rPr>
@@ -9669,12 +10058,14 @@
     </w:tcPr>
     <w:tblStylePr w:type="firstRow">
       <w:rPr>
+        <w:rFonts w:eastAsia="黑体"/>
         <w:b/>
         <w:bCs/>
       </w:rPr>
     </w:tblStylePr>
     <w:tblStylePr w:type="lastRow">
       <w:rPr>
+        <w:rFonts w:eastAsia="黑体"/>
         <w:b/>
         <w:bCs/>
       </w:rPr>
@@ -9687,12 +10078,14 @@
     </w:tblStylePr>
     <w:tblStylePr w:type="firstCol">
       <w:rPr>
+        <w:rFonts w:eastAsia="黑体"/>
         <w:b/>
         <w:bCs/>
       </w:rPr>
     </w:tblStylePr>
     <w:tblStylePr w:type="lastCol">
       <w:rPr>
+        <w:rFonts w:eastAsia="黑体"/>
         <w:b/>
         <w:bCs/>
       </w:rPr>
@@ -9742,12 +10135,14 @@
     </w:tcPr>
     <w:tblStylePr w:type="firstRow">
       <w:rPr>
+        <w:rFonts w:eastAsia="黑体"/>
         <w:b/>
         <w:bCs/>
       </w:rPr>
     </w:tblStylePr>
     <w:tblStylePr w:type="lastRow">
       <w:rPr>
+        <w:rFonts w:eastAsia="黑体"/>
         <w:b/>
         <w:bCs/>
       </w:rPr>
@@ -9760,12 +10155,14 @@
     </w:tblStylePr>
     <w:tblStylePr w:type="firstCol">
       <w:rPr>
+        <w:rFonts w:eastAsia="黑体"/>
         <w:b/>
         <w:bCs/>
       </w:rPr>
     </w:tblStylePr>
     <w:tblStylePr w:type="lastCol">
       <w:rPr>
+        <w:rFonts w:eastAsia="黑体"/>
         <w:b/>
         <w:bCs/>
       </w:rPr>
@@ -9792,7 +10189,7 @@
       <w:spacing w:after="0" w:line="240" w:lineRule="auto"/>
     </w:pPr>
     <w:rPr>
-      <w:rFonts w:asciiTheme="majorHAnsi" w:cstheme="majorBidi" w:eastAsiaTheme="majorEastAsia" w:hAnsiTheme="majorHAnsi"/>
+      <w:rFonts w:asciiTheme="majorHAnsi" w:cstheme="majorBidi" w:hAnsiTheme="majorHAnsi" w:eastAsia="黑体"/>
       <w:color w:themeColor="text1" w:val="000000"/>
     </w:rPr>
     <w:tblPr>
@@ -9819,6 +10216,7 @@
     </w:tcPr>
     <w:tblStylePr w:type="firstRow">
       <w:rPr>
+        <w:rFonts w:eastAsia="黑体"/>
         <w:b/>
         <w:bCs/>
         <w:color w:themeColor="text1" w:val="000000"/>
@@ -9830,6 +10228,7 @@
     </w:tblStylePr>
     <w:tblStylePr w:type="lastRow">
       <w:rPr>
+        <w:rFonts w:eastAsia="黑体"/>
         <w:b/>
         <w:bCs/>
         <w:color w:themeColor="text1" w:val="000000"/>
@@ -9849,6 +10248,7 @@
     </w:tblStylePr>
     <w:tblStylePr w:type="firstCol">
       <w:rPr>
+        <w:rFonts w:eastAsia="黑体"/>
         <w:b/>
         <w:bCs/>
         <w:color w:themeColor="text1" w:val="000000"/>
@@ -9868,6 +10268,7 @@
     </w:tblStylePr>
     <w:tblStylePr w:type="lastCol">
       <w:rPr>
+        <w:rFonts w:eastAsia="黑体"/>
         <w:b w:val="0"/>
         <w:bCs w:val="0"/>
         <w:color w:themeColor="text1" w:val="000000"/>
@@ -9917,7 +10318,7 @@
       <w:spacing w:after="0" w:line="240" w:lineRule="auto"/>
     </w:pPr>
     <w:rPr>
-      <w:rFonts w:asciiTheme="majorHAnsi" w:cstheme="majorBidi" w:eastAsiaTheme="majorEastAsia" w:hAnsiTheme="majorHAnsi"/>
+      <w:rFonts w:asciiTheme="majorHAnsi" w:cstheme="majorBidi" w:hAnsiTheme="majorHAnsi" w:eastAsia="黑体"/>
       <w:color w:themeColor="text1" w:val="000000"/>
     </w:rPr>
     <w:tblPr>
@@ -9944,6 +10345,7 @@
     </w:tcPr>
     <w:tblStylePr w:type="firstRow">
       <w:rPr>
+        <w:rFonts w:eastAsia="黑体"/>
         <w:b/>
         <w:bCs/>
         <w:color w:themeColor="text1" w:val="000000"/>
@@ -9955,6 +10357,7 @@
     </w:tblStylePr>
     <w:tblStylePr w:type="lastRow">
       <w:rPr>
+        <w:rFonts w:eastAsia="黑体"/>
         <w:b/>
         <w:bCs/>
         <w:color w:themeColor="text1" w:val="000000"/>
@@ -9974,6 +10377,7 @@
     </w:tblStylePr>
     <w:tblStylePr w:type="firstCol">
       <w:rPr>
+        <w:rFonts w:eastAsia="黑体"/>
         <w:b/>
         <w:bCs/>
         <w:color w:themeColor="text1" w:val="000000"/>
@@ -9993,6 +10397,7 @@
     </w:tblStylePr>
     <w:tblStylePr w:type="lastCol">
       <w:rPr>
+        <w:rFonts w:eastAsia="黑体"/>
         <w:b w:val="0"/>
         <w:bCs w:val="0"/>
         <w:color w:themeColor="text1" w:val="000000"/>
@@ -10042,7 +10447,7 @@
       <w:spacing w:after="0" w:line="240" w:lineRule="auto"/>
     </w:pPr>
     <w:rPr>
-      <w:rFonts w:asciiTheme="majorHAnsi" w:cstheme="majorBidi" w:eastAsiaTheme="majorEastAsia" w:hAnsiTheme="majorHAnsi"/>
+      <w:rFonts w:asciiTheme="majorHAnsi" w:cstheme="majorBidi" w:hAnsiTheme="majorHAnsi" w:eastAsia="黑体"/>
       <w:color w:themeColor="text1" w:val="000000"/>
     </w:rPr>
     <w:tblPr>
@@ -10069,6 +10474,7 @@
     </w:tcPr>
     <w:tblStylePr w:type="firstRow">
       <w:rPr>
+        <w:rFonts w:eastAsia="黑体"/>
         <w:b/>
         <w:bCs/>
         <w:color w:themeColor="text1" w:val="000000"/>
@@ -10080,6 +10486,7 @@
     </w:tblStylePr>
     <w:tblStylePr w:type="lastRow">
       <w:rPr>
+        <w:rFonts w:eastAsia="黑体"/>
         <w:b/>
         <w:bCs/>
         <w:color w:themeColor="text1" w:val="000000"/>
@@ -10099,6 +10506,7 @@
     </w:tblStylePr>
     <w:tblStylePr w:type="firstCol">
       <w:rPr>
+        <w:rFonts w:eastAsia="黑体"/>
         <w:b/>
         <w:bCs/>
         <w:color w:themeColor="text1" w:val="000000"/>
@@ -10118,6 +10526,7 @@
     </w:tblStylePr>
     <w:tblStylePr w:type="lastCol">
       <w:rPr>
+        <w:rFonts w:eastAsia="黑体"/>
         <w:b w:val="0"/>
         <w:bCs w:val="0"/>
         <w:color w:themeColor="text1" w:val="000000"/>
@@ -10167,7 +10576,7 @@
       <w:spacing w:after="0" w:line="240" w:lineRule="auto"/>
     </w:pPr>
     <w:rPr>
-      <w:rFonts w:asciiTheme="majorHAnsi" w:cstheme="majorBidi" w:eastAsiaTheme="majorEastAsia" w:hAnsiTheme="majorHAnsi"/>
+      <w:rFonts w:asciiTheme="majorHAnsi" w:cstheme="majorBidi" w:hAnsiTheme="majorHAnsi" w:eastAsia="黑体"/>
       <w:color w:themeColor="text1" w:val="000000"/>
     </w:rPr>
     <w:tblPr>
@@ -10194,6 +10603,7 @@
     </w:tcPr>
     <w:tblStylePr w:type="firstRow">
       <w:rPr>
+        <w:rFonts w:eastAsia="黑体"/>
         <w:b/>
         <w:bCs/>
         <w:color w:themeColor="text1" w:val="000000"/>
@@ -10205,6 +10615,7 @@
     </w:tblStylePr>
     <w:tblStylePr w:type="lastRow">
       <w:rPr>
+        <w:rFonts w:eastAsia="黑体"/>
         <w:b/>
         <w:bCs/>
         <w:color w:themeColor="text1" w:val="000000"/>
@@ -10224,6 +10635,7 @@
     </w:tblStylePr>
     <w:tblStylePr w:type="firstCol">
       <w:rPr>
+        <w:rFonts w:eastAsia="黑体"/>
         <w:b/>
         <w:bCs/>
         <w:color w:themeColor="text1" w:val="000000"/>
@@ -10243,6 +10655,7 @@
     </w:tblStylePr>
     <w:tblStylePr w:type="lastCol">
       <w:rPr>
+        <w:rFonts w:eastAsia="黑体"/>
         <w:b w:val="0"/>
         <w:bCs w:val="0"/>
         <w:color w:themeColor="text1" w:val="000000"/>
@@ -10292,7 +10705,7 @@
       <w:spacing w:after="0" w:line="240" w:lineRule="auto"/>
     </w:pPr>
     <w:rPr>
-      <w:rFonts w:asciiTheme="majorHAnsi" w:cstheme="majorBidi" w:eastAsiaTheme="majorEastAsia" w:hAnsiTheme="majorHAnsi"/>
+      <w:rFonts w:asciiTheme="majorHAnsi" w:cstheme="majorBidi" w:hAnsiTheme="majorHAnsi" w:eastAsia="黑体"/>
       <w:color w:themeColor="text1" w:val="000000"/>
     </w:rPr>
     <w:tblPr>
@@ -10319,6 +10732,7 @@
     </w:tcPr>
     <w:tblStylePr w:type="firstRow">
       <w:rPr>
+        <w:rFonts w:eastAsia="黑体"/>
         <w:b/>
         <w:bCs/>
         <w:color w:themeColor="text1" w:val="000000"/>
@@ -10330,6 +10744,7 @@
     </w:tblStylePr>
     <w:tblStylePr w:type="lastRow">
       <w:rPr>
+        <w:rFonts w:eastAsia="黑体"/>
         <w:b/>
         <w:bCs/>
         <w:color w:themeColor="text1" w:val="000000"/>
@@ -10349,6 +10764,7 @@
     </w:tblStylePr>
     <w:tblStylePr w:type="firstCol">
       <w:rPr>
+        <w:rFonts w:eastAsia="黑体"/>
         <w:b/>
         <w:bCs/>
         <w:color w:themeColor="text1" w:val="000000"/>
@@ -10368,6 +10784,7 @@
     </w:tblStylePr>
     <w:tblStylePr w:type="lastCol">
       <w:rPr>
+        <w:rFonts w:eastAsia="黑体"/>
         <w:b w:val="0"/>
         <w:bCs w:val="0"/>
         <w:color w:themeColor="text1" w:val="000000"/>
@@ -10417,7 +10834,7 @@
       <w:spacing w:after="0" w:line="240" w:lineRule="auto"/>
     </w:pPr>
     <w:rPr>
-      <w:rFonts w:asciiTheme="majorHAnsi" w:cstheme="majorBidi" w:eastAsiaTheme="majorEastAsia" w:hAnsiTheme="majorHAnsi"/>
+      <w:rFonts w:asciiTheme="majorHAnsi" w:cstheme="majorBidi" w:hAnsiTheme="majorHAnsi" w:eastAsia="黑体"/>
       <w:color w:themeColor="text1" w:val="000000"/>
     </w:rPr>
     <w:tblPr>
@@ -10444,6 +10861,7 @@
     </w:tcPr>
     <w:tblStylePr w:type="firstRow">
       <w:rPr>
+        <w:rFonts w:eastAsia="黑体"/>
         <w:b/>
         <w:bCs/>
         <w:color w:themeColor="text1" w:val="000000"/>
@@ -10455,6 +10873,7 @@
     </w:tblStylePr>
     <w:tblStylePr w:type="lastRow">
       <w:rPr>
+        <w:rFonts w:eastAsia="黑体"/>
         <w:b/>
         <w:bCs/>
         <w:color w:themeColor="text1" w:val="000000"/>
@@ -10474,6 +10893,7 @@
     </w:tblStylePr>
     <w:tblStylePr w:type="firstCol">
       <w:rPr>
+        <w:rFonts w:eastAsia="黑体"/>
         <w:b/>
         <w:bCs/>
         <w:color w:themeColor="text1" w:val="000000"/>
@@ -10493,6 +10913,7 @@
     </w:tblStylePr>
     <w:tblStylePr w:type="lastCol">
       <w:rPr>
+        <w:rFonts w:eastAsia="黑体"/>
         <w:b w:val="0"/>
         <w:bCs w:val="0"/>
         <w:color w:themeColor="text1" w:val="000000"/>
@@ -10542,7 +10963,7 @@
       <w:spacing w:after="0" w:line="240" w:lineRule="auto"/>
     </w:pPr>
     <w:rPr>
-      <w:rFonts w:asciiTheme="majorHAnsi" w:cstheme="majorBidi" w:eastAsiaTheme="majorEastAsia" w:hAnsiTheme="majorHAnsi"/>
+      <w:rFonts w:asciiTheme="majorHAnsi" w:cstheme="majorBidi" w:hAnsiTheme="majorHAnsi" w:eastAsia="黑体"/>
       <w:color w:themeColor="text1" w:val="000000"/>
     </w:rPr>
     <w:tblPr>
@@ -10569,6 +10990,7 @@
     </w:tcPr>
     <w:tblStylePr w:type="firstRow">
       <w:rPr>
+        <w:rFonts w:eastAsia="黑体"/>
         <w:b/>
         <w:bCs/>
         <w:color w:themeColor="text1" w:val="000000"/>
@@ -10580,6 +11002,7 @@
     </w:tblStylePr>
     <w:tblStylePr w:type="lastRow">
       <w:rPr>
+        <w:rFonts w:eastAsia="黑体"/>
         <w:b/>
         <w:bCs/>
         <w:color w:themeColor="text1" w:val="000000"/>
@@ -10599,6 +11022,7 @@
     </w:tblStylePr>
     <w:tblStylePr w:type="firstCol">
       <w:rPr>
+        <w:rFonts w:eastAsia="黑体"/>
         <w:b/>
         <w:bCs/>
         <w:color w:themeColor="text1" w:val="000000"/>
@@ -10618,6 +11042,7 @@
     </w:tblStylePr>
     <w:tblStylePr w:type="lastCol">
       <w:rPr>
+        <w:rFonts w:eastAsia="黑体"/>
         <w:b w:val="0"/>
         <w:bCs w:val="0"/>
         <w:color w:themeColor="text1" w:val="000000"/>
@@ -10690,6 +11115,7 @@
     </w:tcPr>
     <w:tblStylePr w:type="firstRow">
       <w:rPr>
+        <w:rFonts w:eastAsia="黑体"/>
         <w:b/>
         <w:bCs/>
         <w:i w:val="0"/>
@@ -10711,6 +11137,7 @@
     </w:tblStylePr>
     <w:tblStylePr w:type="lastRow">
       <w:rPr>
+        <w:rFonts w:eastAsia="黑体"/>
         <w:b/>
         <w:bCs/>
         <w:i w:val="0"/>
@@ -10732,6 +11159,7 @@
     </w:tblStylePr>
     <w:tblStylePr w:type="firstCol">
       <w:rPr>
+        <w:rFonts w:eastAsia="黑体"/>
         <w:b/>
         <w:bCs/>
         <w:i w:val="0"/>
@@ -10751,6 +11179,7 @@
     </w:tblStylePr>
     <w:tblStylePr w:type="lastCol">
       <w:rPr>
+        <w:rFonts w:eastAsia="黑体"/>
         <w:b/>
         <w:bCs/>
         <w:i w:val="0"/>
@@ -10831,6 +11260,7 @@
     </w:tcPr>
     <w:tblStylePr w:type="firstRow">
       <w:rPr>
+        <w:rFonts w:eastAsia="黑体"/>
         <w:b/>
         <w:bCs/>
         <w:i w:val="0"/>
@@ -10852,6 +11282,7 @@
     </w:tblStylePr>
     <w:tblStylePr w:type="lastRow">
       <w:rPr>
+        <w:rFonts w:eastAsia="黑体"/>
         <w:b/>
         <w:bCs/>
         <w:i w:val="0"/>
@@ -10873,6 +11304,7 @@
     </w:tblStylePr>
     <w:tblStylePr w:type="firstCol">
       <w:rPr>
+        <w:rFonts w:eastAsia="黑体"/>
         <w:b/>
         <w:bCs/>
         <w:i w:val="0"/>
@@ -10892,6 +11324,7 @@
     </w:tblStylePr>
     <w:tblStylePr w:type="lastCol">
       <w:rPr>
+        <w:rFonts w:eastAsia="黑体"/>
         <w:b/>
         <w:bCs/>
         <w:i w:val="0"/>
@@ -10972,6 +11405,7 @@
     </w:tcPr>
     <w:tblStylePr w:type="firstRow">
       <w:rPr>
+        <w:rFonts w:eastAsia="黑体"/>
         <w:b/>
         <w:bCs/>
         <w:i w:val="0"/>
@@ -10993,6 +11427,7 @@
     </w:tblStylePr>
     <w:tblStylePr w:type="lastRow">
       <w:rPr>
+        <w:rFonts w:eastAsia="黑体"/>
         <w:b/>
         <w:bCs/>
         <w:i w:val="0"/>
@@ -11014,6 +11449,7 @@
     </w:tblStylePr>
     <w:tblStylePr w:type="firstCol">
       <w:rPr>
+        <w:rFonts w:eastAsia="黑体"/>
         <w:b/>
         <w:bCs/>
         <w:i w:val="0"/>
@@ -11033,6 +11469,7 @@
     </w:tblStylePr>
     <w:tblStylePr w:type="lastCol">
       <w:rPr>
+        <w:rFonts w:eastAsia="黑体"/>
         <w:b/>
         <w:bCs/>
         <w:i w:val="0"/>
@@ -11113,6 +11550,7 @@
     </w:tcPr>
     <w:tblStylePr w:type="firstRow">
       <w:rPr>
+        <w:rFonts w:eastAsia="黑体"/>
         <w:b/>
         <w:bCs/>
         <w:i w:val="0"/>
@@ -11134,6 +11572,7 @@
     </w:tblStylePr>
     <w:tblStylePr w:type="lastRow">
       <w:rPr>
+        <w:rFonts w:eastAsia="黑体"/>
         <w:b/>
         <w:bCs/>
         <w:i w:val="0"/>
@@ -11155,6 +11594,7 @@
     </w:tblStylePr>
     <w:tblStylePr w:type="firstCol">
       <w:rPr>
+        <w:rFonts w:eastAsia="黑体"/>
         <w:b/>
         <w:bCs/>
         <w:i w:val="0"/>
@@ -11174,6 +11614,7 @@
     </w:tblStylePr>
     <w:tblStylePr w:type="lastCol">
       <w:rPr>
+        <w:rFonts w:eastAsia="黑体"/>
         <w:b/>
         <w:bCs/>
         <w:i w:val="0"/>
@@ -11254,6 +11695,7 @@
     </w:tcPr>
     <w:tblStylePr w:type="firstRow">
       <w:rPr>
+        <w:rFonts w:eastAsia="黑体"/>
         <w:b/>
         <w:bCs/>
         <w:i w:val="0"/>
@@ -11275,6 +11717,7 @@
     </w:tblStylePr>
     <w:tblStylePr w:type="lastRow">
       <w:rPr>
+        <w:rFonts w:eastAsia="黑体"/>
         <w:b/>
         <w:bCs/>
         <w:i w:val="0"/>
@@ -11296,6 +11739,7 @@
     </w:tblStylePr>
     <w:tblStylePr w:type="firstCol">
       <w:rPr>
+        <w:rFonts w:eastAsia="黑体"/>
         <w:b/>
         <w:bCs/>
         <w:i w:val="0"/>
@@ -11315,6 +11759,7 @@
     </w:tblStylePr>
     <w:tblStylePr w:type="lastCol">
       <w:rPr>
+        <w:rFonts w:eastAsia="黑体"/>
         <w:b/>
         <w:bCs/>
         <w:i w:val="0"/>
@@ -11395,6 +11840,7 @@
     </w:tcPr>
     <w:tblStylePr w:type="firstRow">
       <w:rPr>
+        <w:rFonts w:eastAsia="黑体"/>
         <w:b/>
         <w:bCs/>
         <w:i w:val="0"/>
@@ -11416,6 +11862,7 @@
     </w:tblStylePr>
     <w:tblStylePr w:type="lastRow">
       <w:rPr>
+        <w:rFonts w:eastAsia="黑体"/>
         <w:b/>
         <w:bCs/>
         <w:i w:val="0"/>
@@ -11437,6 +11884,7 @@
     </w:tblStylePr>
     <w:tblStylePr w:type="firstCol">
       <w:rPr>
+        <w:rFonts w:eastAsia="黑体"/>
         <w:b/>
         <w:bCs/>
         <w:i w:val="0"/>
@@ -11456,6 +11904,7 @@
     </w:tblStylePr>
     <w:tblStylePr w:type="lastCol">
       <w:rPr>
+        <w:rFonts w:eastAsia="黑体"/>
         <w:b/>
         <w:bCs/>
         <w:i w:val="0"/>
@@ -11536,6 +11985,7 @@
     </w:tcPr>
     <w:tblStylePr w:type="firstRow">
       <w:rPr>
+        <w:rFonts w:eastAsia="黑体"/>
         <w:b/>
         <w:bCs/>
         <w:i w:val="0"/>
@@ -11557,6 +12007,7 @@
     </w:tblStylePr>
     <w:tblStylePr w:type="lastRow">
       <w:rPr>
+        <w:rFonts w:eastAsia="黑体"/>
         <w:b/>
         <w:bCs/>
         <w:i w:val="0"/>
@@ -11578,6 +12029,7 @@
     </w:tblStylePr>
     <w:tblStylePr w:type="firstCol">
       <w:rPr>
+        <w:rFonts w:eastAsia="黑体"/>
         <w:b/>
         <w:bCs/>
         <w:i w:val="0"/>
@@ -11597,6 +12049,7 @@
     </w:tblStylePr>
     <w:tblStylePr w:type="lastCol">
       <w:rPr>
+        <w:rFonts w:eastAsia="黑体"/>
         <w:b/>
         <w:bCs/>
         <w:i w:val="0"/>
@@ -11654,6 +12107,7 @@
       <w:spacing w:after="0" w:line="240" w:lineRule="auto"/>
     </w:pPr>
     <w:rPr>
+      <w:rFonts w:eastAsia="黑体"/>
       <w:color w:themeColor="background1" w:val="FFFFFF"/>
     </w:rPr>
     <w:tblPr>
@@ -11672,6 +12126,7 @@
     </w:tcPr>
     <w:tblStylePr w:type="firstRow">
       <w:rPr>
+        <w:rFonts w:eastAsia="黑体"/>
         <w:b/>
         <w:bCs/>
       </w:rPr>
@@ -11768,6 +12223,7 @@
       <w:spacing w:after="0" w:line="240" w:lineRule="auto"/>
     </w:pPr>
     <w:rPr>
+      <w:rFonts w:eastAsia="黑体"/>
       <w:color w:themeColor="background1" w:val="FFFFFF"/>
     </w:rPr>
     <w:tblPr>
@@ -11786,6 +12242,7 @@
     </w:tcPr>
     <w:tblStylePr w:type="firstRow">
       <w:rPr>
+        <w:rFonts w:eastAsia="黑体"/>
         <w:b/>
         <w:bCs/>
       </w:rPr>
@@ -11882,6 +12339,7 @@
       <w:spacing w:after="0" w:line="240" w:lineRule="auto"/>
     </w:pPr>
     <w:rPr>
+      <w:rFonts w:eastAsia="黑体"/>
       <w:color w:themeColor="background1" w:val="FFFFFF"/>
     </w:rPr>
     <w:tblPr>
@@ -11900,6 +12358,7 @@
     </w:tcPr>
     <w:tblStylePr w:type="firstRow">
       <w:rPr>
+        <w:rFonts w:eastAsia="黑体"/>
         <w:b/>
         <w:bCs/>
       </w:rPr>
@@ -11996,6 +12455,7 @@
       <w:spacing w:after="0" w:line="240" w:lineRule="auto"/>
     </w:pPr>
     <w:rPr>
+      <w:rFonts w:eastAsia="黑体"/>
       <w:color w:themeColor="background1" w:val="FFFFFF"/>
     </w:rPr>
     <w:tblPr>
@@ -12014,6 +12474,7 @@
     </w:tcPr>
     <w:tblStylePr w:type="firstRow">
       <w:rPr>
+        <w:rFonts w:eastAsia="黑体"/>
         <w:b/>
         <w:bCs/>
       </w:rPr>
@@ -12110,6 +12571,7 @@
       <w:spacing w:after="0" w:line="240" w:lineRule="auto"/>
     </w:pPr>
     <w:rPr>
+      <w:rFonts w:eastAsia="黑体"/>
       <w:color w:themeColor="background1" w:val="FFFFFF"/>
     </w:rPr>
     <w:tblPr>
@@ -12128,6 +12590,7 @@
     </w:tcPr>
     <w:tblStylePr w:type="firstRow">
       <w:rPr>
+        <w:rFonts w:eastAsia="黑体"/>
         <w:b/>
         <w:bCs/>
       </w:rPr>
@@ -12224,6 +12687,7 @@
       <w:spacing w:after="0" w:line="240" w:lineRule="auto"/>
     </w:pPr>
     <w:rPr>
+      <w:rFonts w:eastAsia="黑体"/>
       <w:color w:themeColor="background1" w:val="FFFFFF"/>
     </w:rPr>
     <w:tblPr>
@@ -12242,6 +12706,7 @@
     </w:tcPr>
     <w:tblStylePr w:type="firstRow">
       <w:rPr>
+        <w:rFonts w:eastAsia="黑体"/>
         <w:b/>
         <w:bCs/>
       </w:rPr>
@@ -12338,6 +12803,7 @@
       <w:spacing w:after="0" w:line="240" w:lineRule="auto"/>
     </w:pPr>
     <w:rPr>
+      <w:rFonts w:eastAsia="黑体"/>
       <w:color w:themeColor="background1" w:val="FFFFFF"/>
     </w:rPr>
     <w:tblPr>
@@ -12356,6 +12822,7 @@
     </w:tcPr>
     <w:tblStylePr w:type="firstRow">
       <w:rPr>
+        <w:rFonts w:eastAsia="黑体"/>
         <w:b/>
         <w:bCs/>
       </w:rPr>
@@ -12452,6 +12919,7 @@
       <w:spacing w:after="0" w:line="240" w:lineRule="auto"/>
     </w:pPr>
     <w:rPr>
+      <w:rFonts w:eastAsia="黑体"/>
       <w:color w:themeColor="text1" w:val="000000"/>
     </w:rPr>
     <w:tblPr>
@@ -12478,6 +12946,7 @@
     </w:tcPr>
     <w:tblStylePr w:type="firstRow">
       <w:rPr>
+        <w:rFonts w:eastAsia="黑体"/>
         <w:b/>
         <w:bCs/>
       </w:rPr>
@@ -12496,6 +12965,7 @@
     </w:tblStylePr>
     <w:tblStylePr w:type="lastRow">
       <w:rPr>
+        <w:rFonts w:eastAsia="黑体"/>
         <w:b/>
         <w:bCs/>
         <w:color w:themeColor="background1" w:val="FFFFFF"/>
@@ -12510,6 +12980,7 @@
     </w:tblStylePr>
     <w:tblStylePr w:type="firstCol">
       <w:rPr>
+        <w:rFonts w:eastAsia="黑体"/>
         <w:color w:themeColor="background1" w:val="FFFFFF"/>
       </w:rPr>
       <w:tblPr/>
@@ -12527,6 +12998,7 @@
     </w:tblStylePr>
     <w:tblStylePr w:type="lastCol">
       <w:rPr>
+        <w:rFonts w:eastAsia="黑体"/>
         <w:color w:themeColor="background1" w:val="FFFFFF"/>
       </w:rPr>
       <w:tblPr/>
@@ -12556,11 +13028,13 @@
     </w:tblStylePr>
     <w:tblStylePr w:type="neCell">
       <w:rPr>
+        <w:rFonts w:eastAsia="黑体"/>
         <w:color w:themeColor="text1" w:val="000000"/>
       </w:rPr>
     </w:tblStylePr>
     <w:tblStylePr w:type="nwCell">
       <w:rPr>
+        <w:rFonts w:eastAsia="黑体"/>
         <w:color w:themeColor="text1" w:val="000000"/>
       </w:rPr>
     </w:tblStylePr>
@@ -12574,6 +13048,7 @@
       <w:spacing w:after="0" w:line="240" w:lineRule="auto"/>
     </w:pPr>
     <w:rPr>
+      <w:rFonts w:eastAsia="黑体"/>
       <w:color w:themeColor="text1" w:val="000000"/>
     </w:rPr>
     <w:tblPr>
@@ -12600,6 +13075,7 @@
     </w:tcPr>
     <w:tblStylePr w:type="firstRow">
       <w:rPr>
+        <w:rFonts w:eastAsia="黑体"/>
         <w:b/>
         <w:bCs/>
       </w:rPr>
@@ -12618,6 +13094,7 @@
     </w:tblStylePr>
     <w:tblStylePr w:type="lastRow">
       <w:rPr>
+        <w:rFonts w:eastAsia="黑体"/>
         <w:b/>
         <w:bCs/>
         <w:color w:themeColor="background1" w:val="FFFFFF"/>
@@ -12632,6 +13109,7 @@
     </w:tblStylePr>
     <w:tblStylePr w:type="firstCol">
       <w:rPr>
+        <w:rFonts w:eastAsia="黑体"/>
         <w:color w:themeColor="background1" w:val="FFFFFF"/>
       </w:rPr>
       <w:tblPr/>
@@ -12649,6 +13127,7 @@
     </w:tblStylePr>
     <w:tblStylePr w:type="lastCol">
       <w:rPr>
+        <w:rFonts w:eastAsia="黑体"/>
         <w:color w:themeColor="background1" w:val="FFFFFF"/>
       </w:rPr>
       <w:tblPr/>
@@ -12678,11 +13157,13 @@
     </w:tblStylePr>
     <w:tblStylePr w:type="neCell">
       <w:rPr>
+        <w:rFonts w:eastAsia="黑体"/>
         <w:color w:themeColor="text1" w:val="000000"/>
       </w:rPr>
     </w:tblStylePr>
     <w:tblStylePr w:type="nwCell">
       <w:rPr>
+        <w:rFonts w:eastAsia="黑体"/>
         <w:color w:themeColor="text1" w:val="000000"/>
       </w:rPr>
     </w:tblStylePr>
@@ -12696,6 +13177,7 @@
       <w:spacing w:after="0" w:line="240" w:lineRule="auto"/>
     </w:pPr>
     <w:rPr>
+      <w:rFonts w:eastAsia="黑体"/>
       <w:color w:themeColor="text1" w:val="000000"/>
     </w:rPr>
     <w:tblPr>
@@ -12722,6 +13204,7 @@
     </w:tcPr>
     <w:tblStylePr w:type="firstRow">
       <w:rPr>
+        <w:rFonts w:eastAsia="黑体"/>
         <w:b/>
         <w:bCs/>
       </w:rPr>
@@ -12740,6 +13223,7 @@
     </w:tblStylePr>
     <w:tblStylePr w:type="lastRow">
       <w:rPr>
+        <w:rFonts w:eastAsia="黑体"/>
         <w:b/>
         <w:bCs/>
         <w:color w:themeColor="background1" w:val="FFFFFF"/>
@@ -12754,6 +13238,7 @@
     </w:tblStylePr>
     <w:tblStylePr w:type="firstCol">
       <w:rPr>
+        <w:rFonts w:eastAsia="黑体"/>
         <w:color w:themeColor="background1" w:val="FFFFFF"/>
       </w:rPr>
       <w:tblPr/>
@@ -12771,6 +13256,7 @@
     </w:tblStylePr>
     <w:tblStylePr w:type="lastCol">
       <w:rPr>
+        <w:rFonts w:eastAsia="黑体"/>
         <w:color w:themeColor="background1" w:val="FFFFFF"/>
       </w:rPr>
       <w:tblPr/>
@@ -12800,11 +13286,13 @@
     </w:tblStylePr>
     <w:tblStylePr w:type="neCell">
       <w:rPr>
+        <w:rFonts w:eastAsia="黑体"/>
         <w:color w:themeColor="text1" w:val="000000"/>
       </w:rPr>
     </w:tblStylePr>
     <w:tblStylePr w:type="nwCell">
       <w:rPr>
+        <w:rFonts w:eastAsia="黑体"/>
         <w:color w:themeColor="text1" w:val="000000"/>
       </w:rPr>
     </w:tblStylePr>
@@ -12818,6 +13306,7 @@
       <w:spacing w:after="0" w:line="240" w:lineRule="auto"/>
     </w:pPr>
     <w:rPr>
+      <w:rFonts w:eastAsia="黑体"/>
       <w:color w:themeColor="text1" w:val="000000"/>
     </w:rPr>
     <w:tblPr>
@@ -12844,6 +13333,7 @@
     </w:tcPr>
     <w:tblStylePr w:type="firstRow">
       <w:rPr>
+        <w:rFonts w:eastAsia="黑体"/>
         <w:b/>
         <w:bCs/>
       </w:rPr>
@@ -12862,6 +13352,7 @@
     </w:tblStylePr>
     <w:tblStylePr w:type="lastRow">
       <w:rPr>
+        <w:rFonts w:eastAsia="黑体"/>
         <w:b/>
         <w:bCs/>
         <w:color w:themeColor="background1" w:val="FFFFFF"/>
@@ -12876,6 +13367,7 @@
     </w:tblStylePr>
     <w:tblStylePr w:type="firstCol">
       <w:rPr>
+        <w:rFonts w:eastAsia="黑体"/>
         <w:color w:themeColor="background1" w:val="FFFFFF"/>
       </w:rPr>
       <w:tblPr/>
@@ -12893,6 +13385,7 @@
     </w:tblStylePr>
     <w:tblStylePr w:type="lastCol">
       <w:rPr>
+        <w:rFonts w:eastAsia="黑体"/>
         <w:color w:themeColor="background1" w:val="FFFFFF"/>
       </w:rPr>
       <w:tblPr/>
@@ -12930,6 +13423,7 @@
       <w:spacing w:after="0" w:line="240" w:lineRule="auto"/>
     </w:pPr>
     <w:rPr>
+      <w:rFonts w:eastAsia="黑体"/>
       <w:color w:themeColor="text1" w:val="000000"/>
     </w:rPr>
     <w:tblPr>
@@ -12956,6 +13450,7 @@
     </w:tcPr>
     <w:tblStylePr w:type="firstRow">
       <w:rPr>
+        <w:rFonts w:eastAsia="黑体"/>
         <w:b/>
         <w:bCs/>
       </w:rPr>
@@ -12974,6 +13469,7 @@
     </w:tblStylePr>
     <w:tblStylePr w:type="lastRow">
       <w:rPr>
+        <w:rFonts w:eastAsia="黑体"/>
         <w:b/>
         <w:bCs/>
         <w:color w:themeColor="background1" w:val="FFFFFF"/>
@@ -12988,6 +13484,7 @@
     </w:tblStylePr>
     <w:tblStylePr w:type="firstCol">
       <w:rPr>
+        <w:rFonts w:eastAsia="黑体"/>
         <w:color w:themeColor="background1" w:val="FFFFFF"/>
       </w:rPr>
       <w:tblPr/>
@@ -13005,6 +13502,7 @@
     </w:tblStylePr>
     <w:tblStylePr w:type="lastCol">
       <w:rPr>
+        <w:rFonts w:eastAsia="黑体"/>
         <w:color w:themeColor="background1" w:val="FFFFFF"/>
       </w:rPr>
       <w:tblPr/>
@@ -13034,11 +13532,13 @@
     </w:tblStylePr>
     <w:tblStylePr w:type="neCell">
       <w:rPr>
+        <w:rFonts w:eastAsia="黑体"/>
         <w:color w:themeColor="text1" w:val="000000"/>
       </w:rPr>
     </w:tblStylePr>
     <w:tblStylePr w:type="nwCell">
       <w:rPr>
+        <w:rFonts w:eastAsia="黑体"/>
         <w:color w:themeColor="text1" w:val="000000"/>
       </w:rPr>
     </w:tblStylePr>
@@ -13052,6 +13552,7 @@
       <w:spacing w:after="0" w:line="240" w:lineRule="auto"/>
     </w:pPr>
     <w:rPr>
+      <w:rFonts w:eastAsia="黑体"/>
       <w:color w:themeColor="text1" w:val="000000"/>
     </w:rPr>
     <w:tblPr>
@@ -13078,6 +13579,7 @@
     </w:tcPr>
     <w:tblStylePr w:type="firstRow">
       <w:rPr>
+        <w:rFonts w:eastAsia="黑体"/>
         <w:b/>
         <w:bCs/>
       </w:rPr>
@@ -13096,6 +13598,7 @@
     </w:tblStylePr>
     <w:tblStylePr w:type="lastRow">
       <w:rPr>
+        <w:rFonts w:eastAsia="黑体"/>
         <w:b/>
         <w:bCs/>
         <w:color w:themeColor="background1" w:val="FFFFFF"/>
@@ -13110,6 +13613,7 @@
     </w:tblStylePr>
     <w:tblStylePr w:type="firstCol">
       <w:rPr>
+        <w:rFonts w:eastAsia="黑体"/>
         <w:color w:themeColor="background1" w:val="FFFFFF"/>
       </w:rPr>
       <w:tblPr/>
@@ -13127,6 +13631,7 @@
     </w:tblStylePr>
     <w:tblStylePr w:type="lastCol">
       <w:rPr>
+        <w:rFonts w:eastAsia="黑体"/>
         <w:color w:themeColor="background1" w:val="FFFFFF"/>
       </w:rPr>
       <w:tblPr/>
@@ -13156,11 +13661,13 @@
     </w:tblStylePr>
     <w:tblStylePr w:type="neCell">
       <w:rPr>
+        <w:rFonts w:eastAsia="黑体"/>
         <w:color w:themeColor="text1" w:val="000000"/>
       </w:rPr>
     </w:tblStylePr>
     <w:tblStylePr w:type="nwCell">
       <w:rPr>
+        <w:rFonts w:eastAsia="黑体"/>
         <w:color w:themeColor="text1" w:val="000000"/>
       </w:rPr>
     </w:tblStylePr>
@@ -13174,6 +13681,7 @@
       <w:spacing w:after="0" w:line="240" w:lineRule="auto"/>
     </w:pPr>
     <w:rPr>
+      <w:rFonts w:eastAsia="黑体"/>
       <w:color w:themeColor="text1" w:val="000000"/>
     </w:rPr>
     <w:tblPr>
@@ -13200,6 +13708,7 @@
     </w:tcPr>
     <w:tblStylePr w:type="firstRow">
       <w:rPr>
+        <w:rFonts w:eastAsia="黑体"/>
         <w:b/>
         <w:bCs/>
       </w:rPr>
@@ -13218,6 +13727,7 @@
     </w:tblStylePr>
     <w:tblStylePr w:type="lastRow">
       <w:rPr>
+        <w:rFonts w:eastAsia="黑体"/>
         <w:b/>
         <w:bCs/>
         <w:color w:themeColor="background1" w:val="FFFFFF"/>
@@ -13232,6 +13742,7 @@
     </w:tblStylePr>
     <w:tblStylePr w:type="firstCol">
       <w:rPr>
+        <w:rFonts w:eastAsia="黑体"/>
         <w:color w:themeColor="background1" w:val="FFFFFF"/>
       </w:rPr>
       <w:tblPr/>
@@ -13249,6 +13760,7 @@
     </w:tblStylePr>
     <w:tblStylePr w:type="lastCol">
       <w:rPr>
+        <w:rFonts w:eastAsia="黑体"/>
         <w:color w:themeColor="background1" w:val="FFFFFF"/>
       </w:rPr>
       <w:tblPr/>
@@ -13278,11 +13790,13 @@
     </w:tblStylePr>
     <w:tblStylePr w:type="neCell">
       <w:rPr>
+        <w:rFonts w:eastAsia="黑体"/>
         <w:color w:themeColor="text1" w:val="000000"/>
       </w:rPr>
     </w:tblStylePr>
     <w:tblStylePr w:type="nwCell">
       <w:rPr>
+        <w:rFonts w:eastAsia="黑体"/>
         <w:color w:themeColor="text1" w:val="000000"/>
       </w:rPr>
     </w:tblStylePr>
@@ -13296,6 +13810,7 @@
       <w:spacing w:after="0" w:line="240" w:lineRule="auto"/>
     </w:pPr>
     <w:rPr>
+      <w:rFonts w:eastAsia="黑体"/>
       <w:color w:themeColor="text1" w:val="000000"/>
     </w:rPr>
     <w:tblPr>
@@ -13314,6 +13829,7 @@
     </w:tcPr>
     <w:tblStylePr w:type="firstRow">
       <w:rPr>
+        <w:rFonts w:eastAsia="黑体"/>
         <w:b/>
         <w:bCs/>
         <w:color w:themeColor="background1" w:val="FFFFFF"/>
@@ -13328,6 +13844,7 @@
     </w:tblStylePr>
     <w:tblStylePr w:type="lastRow">
       <w:rPr>
+        <w:rFonts w:eastAsia="黑体"/>
         <w:b/>
         <w:bCs/>
         <w:color w:themeColor="accent2" w:themeShade="CC" w:val="9E3A38"/>
@@ -13342,12 +13859,14 @@
     </w:tblStylePr>
     <w:tblStylePr w:type="firstCol">
       <w:rPr>
+        <w:rFonts w:eastAsia="黑体"/>
         <w:b/>
         <w:bCs/>
       </w:rPr>
     </w:tblStylePr>
     <w:tblStylePr w:type="lastCol">
       <w:rPr>
+        <w:rFonts w:eastAsia="黑体"/>
         <w:b/>
         <w:bCs/>
       </w:rPr>
@@ -13382,6 +13901,7 @@
       <w:spacing w:after="0" w:line="240" w:lineRule="auto"/>
     </w:pPr>
     <w:rPr>
+      <w:rFonts w:eastAsia="黑体"/>
       <w:color w:themeColor="text1" w:val="000000"/>
     </w:rPr>
     <w:tblPr>
@@ -13400,6 +13920,7 @@
     </w:tcPr>
     <w:tblStylePr w:type="firstRow">
       <w:rPr>
+        <w:rFonts w:eastAsia="黑体"/>
         <w:b/>
         <w:bCs/>
         <w:color w:themeColor="background1" w:val="FFFFFF"/>
@@ -13414,6 +13935,7 @@
     </w:tblStylePr>
     <w:tblStylePr w:type="lastRow">
       <w:rPr>
+        <w:rFonts w:eastAsia="黑体"/>
         <w:b/>
         <w:bCs/>
         <w:color w:themeColor="accent2" w:themeShade="CC" w:val="9E3A38"/>
@@ -13428,12 +13950,14 @@
     </w:tblStylePr>
     <w:tblStylePr w:type="firstCol">
       <w:rPr>
+        <w:rFonts w:eastAsia="黑体"/>
         <w:b/>
         <w:bCs/>
       </w:rPr>
     </w:tblStylePr>
     <w:tblStylePr w:type="lastCol">
       <w:rPr>
+        <w:rFonts w:eastAsia="黑体"/>
         <w:b/>
         <w:bCs/>
       </w:rPr>
@@ -13468,6 +13992,7 @@
       <w:spacing w:after="0" w:line="240" w:lineRule="auto"/>
     </w:pPr>
     <w:rPr>
+      <w:rFonts w:eastAsia="黑体"/>
       <w:color w:themeColor="text1" w:val="000000"/>
     </w:rPr>
     <w:tblPr>
@@ -13486,6 +14011,7 @@
     </w:tcPr>
     <w:tblStylePr w:type="firstRow">
       <w:rPr>
+        <w:rFonts w:eastAsia="黑体"/>
         <w:b/>
         <w:bCs/>
         <w:color w:themeColor="background1" w:val="FFFFFF"/>
@@ -13500,6 +14026,7 @@
     </w:tblStylePr>
     <w:tblStylePr w:type="lastRow">
       <w:rPr>
+        <w:rFonts w:eastAsia="黑体"/>
         <w:b/>
         <w:bCs/>
         <w:color w:themeColor="accent2" w:themeShade="CC" w:val="9E3A38"/>
@@ -13514,12 +14041,14 @@
     </w:tblStylePr>
     <w:tblStylePr w:type="firstCol">
       <w:rPr>
+        <w:rFonts w:eastAsia="黑体"/>
         <w:b/>
         <w:bCs/>
       </w:rPr>
     </w:tblStylePr>
     <w:tblStylePr w:type="lastCol">
       <w:rPr>
+        <w:rFonts w:eastAsia="黑体"/>
         <w:b/>
         <w:bCs/>
       </w:rPr>
@@ -13554,6 +14083,7 @@
       <w:spacing w:after="0" w:line="240" w:lineRule="auto"/>
     </w:pPr>
     <w:rPr>
+      <w:rFonts w:eastAsia="黑体"/>
       <w:color w:themeColor="text1" w:val="000000"/>
     </w:rPr>
     <w:tblPr>
@@ -13572,6 +14102,7 @@
     </w:tcPr>
     <w:tblStylePr w:type="firstRow">
       <w:rPr>
+        <w:rFonts w:eastAsia="黑体"/>
         <w:b/>
         <w:bCs/>
         <w:color w:themeColor="background1" w:val="FFFFFF"/>
@@ -13586,6 +14117,7 @@
     </w:tblStylePr>
     <w:tblStylePr w:type="lastRow">
       <w:rPr>
+        <w:rFonts w:eastAsia="黑体"/>
         <w:b/>
         <w:bCs/>
         <w:color w:themeColor="accent4" w:themeShade="CC" w:val="664E82"/>
@@ -13600,12 +14132,14 @@
     </w:tblStylePr>
     <w:tblStylePr w:type="firstCol">
       <w:rPr>
+        <w:rFonts w:eastAsia="黑体"/>
         <w:b/>
         <w:bCs/>
       </w:rPr>
     </w:tblStylePr>
     <w:tblStylePr w:type="lastCol">
       <w:rPr>
+        <w:rFonts w:eastAsia="黑体"/>
         <w:b/>
         <w:bCs/>
       </w:rPr>
@@ -13640,6 +14174,7 @@
       <w:spacing w:after="0" w:line="240" w:lineRule="auto"/>
     </w:pPr>
     <w:rPr>
+      <w:rFonts w:eastAsia="黑体"/>
       <w:color w:themeColor="text1" w:val="000000"/>
     </w:rPr>
     <w:tblPr>
@@ -13658,6 +14193,7 @@
     </w:tcPr>
     <w:tblStylePr w:type="firstRow">
       <w:rPr>
+        <w:rFonts w:eastAsia="黑体"/>
         <w:b/>
         <w:bCs/>
         <w:color w:themeColor="background1" w:val="FFFFFF"/>
@@ -13672,6 +14208,7 @@
     </w:tblStylePr>
     <w:tblStylePr w:type="lastRow">
       <w:rPr>
+        <w:rFonts w:eastAsia="黑体"/>
         <w:b/>
         <w:bCs/>
         <w:color w:themeColor="accent3" w:themeShade="CC" w:val="7E9C40"/>
@@ -13686,12 +14223,14 @@
     </w:tblStylePr>
     <w:tblStylePr w:type="firstCol">
       <w:rPr>
+        <w:rFonts w:eastAsia="黑体"/>
         <w:b/>
         <w:bCs/>
       </w:rPr>
     </w:tblStylePr>
     <w:tblStylePr w:type="lastCol">
       <w:rPr>
+        <w:rFonts w:eastAsia="黑体"/>
         <w:b/>
         <w:bCs/>
       </w:rPr>
@@ -13726,6 +14265,7 @@
       <w:spacing w:after="0" w:line="240" w:lineRule="auto"/>
     </w:pPr>
     <w:rPr>
+      <w:rFonts w:eastAsia="黑体"/>
       <w:color w:themeColor="text1" w:val="000000"/>
     </w:rPr>
     <w:tblPr>
@@ -13744,6 +14284,7 @@
     </w:tcPr>
     <w:tblStylePr w:type="firstRow">
       <w:rPr>
+        <w:rFonts w:eastAsia="黑体"/>
         <w:b/>
         <w:bCs/>
         <w:color w:themeColor="background1" w:val="FFFFFF"/>
@@ -13758,6 +14299,7 @@
     </w:tblStylePr>
     <w:tblStylePr w:type="lastRow">
       <w:rPr>
+        <w:rFonts w:eastAsia="黑体"/>
         <w:b/>
         <w:bCs/>
         <w:color w:themeColor="accent6" w:themeShade="CC" w:val="F2730A"/>
@@ -13772,12 +14314,14 @@
     </w:tblStylePr>
     <w:tblStylePr w:type="firstCol">
       <w:rPr>
+        <w:rFonts w:eastAsia="黑体"/>
         <w:b/>
         <w:bCs/>
       </w:rPr>
     </w:tblStylePr>
     <w:tblStylePr w:type="lastCol">
       <w:rPr>
+        <w:rFonts w:eastAsia="黑体"/>
         <w:b/>
         <w:bCs/>
       </w:rPr>
@@ -13812,6 +14356,7 @@
       <w:spacing w:after="0" w:line="240" w:lineRule="auto"/>
     </w:pPr>
     <w:rPr>
+      <w:rFonts w:eastAsia="黑体"/>
       <w:color w:themeColor="text1" w:val="000000"/>
     </w:rPr>
     <w:tblPr>
@@ -13830,6 +14375,7 @@
     </w:tcPr>
     <w:tblStylePr w:type="firstRow">
       <w:rPr>
+        <w:rFonts w:eastAsia="黑体"/>
         <w:b/>
         <w:bCs/>
         <w:color w:themeColor="background1" w:val="FFFFFF"/>
@@ -13844,6 +14390,7 @@
     </w:tblStylePr>
     <w:tblStylePr w:type="lastRow">
       <w:rPr>
+        <w:rFonts w:eastAsia="黑体"/>
         <w:b/>
         <w:bCs/>
         <w:color w:themeColor="accent5" w:themeShade="CC" w:val="348DA5"/>
@@ -13858,12 +14405,14 @@
     </w:tblStylePr>
     <w:tblStylePr w:type="firstCol">
       <w:rPr>
+        <w:rFonts w:eastAsia="黑体"/>
         <w:b/>
         <w:bCs/>
       </w:rPr>
     </w:tblStylePr>
     <w:tblStylePr w:type="lastCol">
       <w:rPr>
+        <w:rFonts w:eastAsia="黑体"/>
         <w:b/>
         <w:bCs/>
       </w:rPr>
@@ -13898,6 +14447,7 @@
       <w:spacing w:after="0" w:line="240" w:lineRule="auto"/>
     </w:pPr>
     <w:rPr>
+      <w:rFonts w:eastAsia="黑体"/>
       <w:color w:themeColor="text1" w:val="000000"/>
     </w:rPr>
     <w:tblPr>
@@ -13919,6 +14469,7 @@
     </w:tcPr>
     <w:tblStylePr w:type="firstRow">
       <w:rPr>
+        <w:rFonts w:eastAsia="黑体"/>
         <w:b/>
         <w:bCs/>
       </w:rPr>
@@ -13929,6 +14480,7 @@
     </w:tblStylePr>
     <w:tblStylePr w:type="lastRow">
       <w:rPr>
+        <w:rFonts w:eastAsia="黑体"/>
         <w:b/>
         <w:bCs/>
         <w:color w:themeColor="text1" w:val="000000"/>
@@ -13940,6 +14492,7 @@
     </w:tblStylePr>
     <w:tblStylePr w:type="firstCol">
       <w:rPr>
+        <w:rFonts w:eastAsia="黑体"/>
         <w:color w:themeColor="background1" w:val="FFFFFF"/>
       </w:rPr>
       <w:tblPr/>
@@ -13949,6 +14502,7 @@
     </w:tblStylePr>
     <w:tblStylePr w:type="lastCol">
       <w:rPr>
+        <w:rFonts w:eastAsia="黑体"/>
         <w:color w:themeColor="background1" w:val="FFFFFF"/>
       </w:rPr>
       <w:tblPr/>
@@ -13978,6 +14532,7 @@
       <w:spacing w:after="0" w:line="240" w:lineRule="auto"/>
     </w:pPr>
     <w:rPr>
+      <w:rFonts w:eastAsia="黑体"/>
       <w:color w:themeColor="text1" w:val="000000"/>
     </w:rPr>
     <w:tblPr>
@@ -13999,6 +14554,7 @@
     </w:tcPr>
     <w:tblStylePr w:type="firstRow">
       <w:rPr>
+        <w:rFonts w:eastAsia="黑体"/>
         <w:b/>
         <w:bCs/>
       </w:rPr>
@@ -14009,6 +14565,7 @@
     </w:tblStylePr>
     <w:tblStylePr w:type="lastRow">
       <w:rPr>
+        <w:rFonts w:eastAsia="黑体"/>
         <w:b/>
         <w:bCs/>
         <w:color w:themeColor="text1" w:val="000000"/>
@@ -14020,6 +14577,7 @@
     </w:tblStylePr>
     <w:tblStylePr w:type="firstCol">
       <w:rPr>
+        <w:rFonts w:eastAsia="黑体"/>
         <w:color w:themeColor="background1" w:val="FFFFFF"/>
       </w:rPr>
       <w:tblPr/>
@@ -14029,6 +14587,7 @@
     </w:tblStylePr>
     <w:tblStylePr w:type="lastCol">
       <w:rPr>
+        <w:rFonts w:eastAsia="黑体"/>
         <w:color w:themeColor="background1" w:val="FFFFFF"/>
       </w:rPr>
       <w:tblPr/>
@@ -14058,6 +14617,7 @@
       <w:spacing w:after="0" w:line="240" w:lineRule="auto"/>
     </w:pPr>
     <w:rPr>
+      <w:rFonts w:eastAsia="黑体"/>
       <w:color w:themeColor="text1" w:val="000000"/>
     </w:rPr>
     <w:tblPr>
@@ -14079,6 +14639,7 @@
     </w:tcPr>
     <w:tblStylePr w:type="firstRow">
       <w:rPr>
+        <w:rFonts w:eastAsia="黑体"/>
         <w:b/>
         <w:bCs/>
       </w:rPr>
@@ -14089,6 +14650,7 @@
     </w:tblStylePr>
     <w:tblStylePr w:type="lastRow">
       <w:rPr>
+        <w:rFonts w:eastAsia="黑体"/>
         <w:b/>
         <w:bCs/>
         <w:color w:themeColor="text1" w:val="000000"/>
@@ -14100,6 +14662,7 @@
     </w:tblStylePr>
     <w:tblStylePr w:type="firstCol">
       <w:rPr>
+        <w:rFonts w:eastAsia="黑体"/>
         <w:color w:themeColor="background1" w:val="FFFFFF"/>
       </w:rPr>
       <w:tblPr/>
@@ -14109,6 +14672,7 @@
     </w:tblStylePr>
     <w:tblStylePr w:type="lastCol">
       <w:rPr>
+        <w:rFonts w:eastAsia="黑体"/>
         <w:color w:themeColor="background1" w:val="FFFFFF"/>
       </w:rPr>
       <w:tblPr/>
@@ -14138,6 +14702,7 @@
       <w:spacing w:after="0" w:line="240" w:lineRule="auto"/>
     </w:pPr>
     <w:rPr>
+      <w:rFonts w:eastAsia="黑体"/>
       <w:color w:themeColor="text1" w:val="000000"/>
     </w:rPr>
     <w:tblPr>
@@ -14159,6 +14724,7 @@
     </w:tcPr>
     <w:tblStylePr w:type="firstRow">
       <w:rPr>
+        <w:rFonts w:eastAsia="黑体"/>
         <w:b/>
         <w:bCs/>
       </w:rPr>
@@ -14169,6 +14735,7 @@
     </w:tblStylePr>
     <w:tblStylePr w:type="lastRow">
       <w:rPr>
+        <w:rFonts w:eastAsia="黑体"/>
         <w:b/>
         <w:bCs/>
         <w:color w:themeColor="text1" w:val="000000"/>
@@ -14180,6 +14747,7 @@
     </w:tblStylePr>
     <w:tblStylePr w:type="firstCol">
       <w:rPr>
+        <w:rFonts w:eastAsia="黑体"/>
         <w:color w:themeColor="background1" w:val="FFFFFF"/>
       </w:rPr>
       <w:tblPr/>
@@ -14189,6 +14757,7 @@
     </w:tblStylePr>
     <w:tblStylePr w:type="lastCol">
       <w:rPr>
+        <w:rFonts w:eastAsia="黑体"/>
         <w:color w:themeColor="background1" w:val="FFFFFF"/>
       </w:rPr>
       <w:tblPr/>
@@ -14218,6 +14787,7 @@
       <w:spacing w:after="0" w:line="240" w:lineRule="auto"/>
     </w:pPr>
     <w:rPr>
+      <w:rFonts w:eastAsia="黑体"/>
       <w:color w:themeColor="text1" w:val="000000"/>
     </w:rPr>
     <w:tblPr>
@@ -14239,6 +14809,7 @@
     </w:tcPr>
     <w:tblStylePr w:type="firstRow">
       <w:rPr>
+        <w:rFonts w:eastAsia="黑体"/>
         <w:b/>
         <w:bCs/>
       </w:rPr>
@@ -14249,6 +14820,7 @@
     </w:tblStylePr>
     <w:tblStylePr w:type="lastRow">
       <w:rPr>
+        <w:rFonts w:eastAsia="黑体"/>
         <w:b/>
         <w:bCs/>
         <w:color w:themeColor="text1" w:val="000000"/>
@@ -14260,6 +14832,7 @@
     </w:tblStylePr>
     <w:tblStylePr w:type="firstCol">
       <w:rPr>
+        <w:rFonts w:eastAsia="黑体"/>
         <w:color w:themeColor="background1" w:val="FFFFFF"/>
       </w:rPr>
       <w:tblPr/>
@@ -14269,6 +14842,7 @@
     </w:tblStylePr>
     <w:tblStylePr w:type="lastCol">
       <w:rPr>
+        <w:rFonts w:eastAsia="黑体"/>
         <w:color w:themeColor="background1" w:val="FFFFFF"/>
       </w:rPr>
       <w:tblPr/>
@@ -14298,6 +14872,7 @@
       <w:spacing w:after="0" w:line="240" w:lineRule="auto"/>
     </w:pPr>
     <w:rPr>
+      <w:rFonts w:eastAsia="黑体"/>
       <w:color w:themeColor="text1" w:val="000000"/>
     </w:rPr>
     <w:tblPr>
@@ -14319,6 +14894,7 @@
     </w:tcPr>
     <w:tblStylePr w:type="firstRow">
       <w:rPr>
+        <w:rFonts w:eastAsia="黑体"/>
         <w:b/>
         <w:bCs/>
       </w:rPr>
@@ -14329,6 +14905,7 @@
     </w:tblStylePr>
     <w:tblStylePr w:type="lastRow">
       <w:rPr>
+        <w:rFonts w:eastAsia="黑体"/>
         <w:b/>
         <w:bCs/>
         <w:color w:themeColor="text1" w:val="000000"/>
@@ -14340,6 +14917,7 @@
     </w:tblStylePr>
     <w:tblStylePr w:type="firstCol">
       <w:rPr>
+        <w:rFonts w:eastAsia="黑体"/>
         <w:color w:themeColor="background1" w:val="FFFFFF"/>
       </w:rPr>
       <w:tblPr/>
@@ -14349,6 +14927,7 @@
     </w:tblStylePr>
     <w:tblStylePr w:type="lastCol">
       <w:rPr>
+        <w:rFonts w:eastAsia="黑体"/>
         <w:color w:themeColor="background1" w:val="FFFFFF"/>
       </w:rPr>
       <w:tblPr/>
@@ -14378,6 +14957,7 @@
       <w:spacing w:after="0" w:line="240" w:lineRule="auto"/>
     </w:pPr>
     <w:rPr>
+      <w:rFonts w:eastAsia="黑体"/>
       <w:color w:themeColor="text1" w:val="000000"/>
     </w:rPr>
     <w:tblPr>
@@ -14399,6 +14979,7 @@
     </w:tcPr>
     <w:tblStylePr w:type="firstRow">
       <w:rPr>
+        <w:rFonts w:eastAsia="黑体"/>
         <w:b/>
         <w:bCs/>
       </w:rPr>
@@ -14409,6 +14990,7 @@
     </w:tblStylePr>
     <w:tblStylePr w:type="lastRow">
       <w:rPr>
+        <w:rFonts w:eastAsia="黑体"/>
         <w:b/>
         <w:bCs/>
         <w:color w:themeColor="text1" w:val="000000"/>
@@ -14420,6 +15002,7 @@
     </w:tblStylePr>
     <w:tblStylePr w:type="firstCol">
       <w:rPr>
+        <w:rFonts w:eastAsia="黑体"/>
         <w:color w:themeColor="background1" w:val="FFFFFF"/>
       </w:rPr>
       <w:tblPr/>
@@ -14429,6 +15012,7 @@
     </w:tblStylePr>
     <w:tblStylePr w:type="lastCol">
       <w:rPr>
+        <w:rFonts w:eastAsia="黑体"/>
         <w:color w:themeColor="background1" w:val="FFFFFF"/>
       </w:rPr>
       <w:tblPr/>
@@ -14461,6 +15045,7 @@
     <w:name w:val="KeywordTok"/>
     <w:basedOn w:val="VerbatimChar"/>
     <w:rPr>
+      <w:rFonts w:eastAsia="黑体"/>
       <w:b/>
       <w:color w:val="007020"/>
     </w:rPr>
@@ -14469,6 +15054,7 @@
     <w:name w:val="DataTypeTok"/>
     <w:basedOn w:val="VerbatimChar"/>
     <w:rPr>
+      <w:rFonts w:eastAsia="黑体"/>
       <w:color w:val="902000"/>
     </w:rPr>
   </w:style>
@@ -14476,6 +15062,7 @@
     <w:name w:val="DecValTok"/>
     <w:basedOn w:val="VerbatimChar"/>
     <w:rPr>
+      <w:rFonts w:eastAsia="黑体"/>
       <w:color w:val="40a070"/>
     </w:rPr>
   </w:style>
@@ -14483,6 +15070,7 @@
     <w:name w:val="BaseNTok"/>
     <w:basedOn w:val="VerbatimChar"/>
     <w:rPr>
+      <w:rFonts w:eastAsia="黑体"/>
       <w:color w:val="40a070"/>
     </w:rPr>
   </w:style>
@@ -14490,6 +15078,7 @@
     <w:name w:val="FloatTok"/>
     <w:basedOn w:val="VerbatimChar"/>
     <w:rPr>
+      <w:rFonts w:eastAsia="黑体"/>
       <w:color w:val="40a070"/>
     </w:rPr>
   </w:style>
@@ -14497,6 +15086,7 @@
     <w:name w:val="ConstantTok"/>
     <w:basedOn w:val="VerbatimChar"/>
     <w:rPr>
+      <w:rFonts w:eastAsia="黑体"/>
       <w:color w:val="880000"/>
     </w:rPr>
   </w:style>
@@ -14504,6 +15094,7 @@
     <w:name w:val="CharTok"/>
     <w:basedOn w:val="VerbatimChar"/>
     <w:rPr>
+      <w:rFonts w:eastAsia="黑体"/>
       <w:color w:val="4070a0"/>
     </w:rPr>
   </w:style>
@@ -14511,6 +15102,7 @@
     <w:name w:val="SpecialCharTok"/>
     <w:basedOn w:val="VerbatimChar"/>
     <w:rPr>
+      <w:rFonts w:eastAsia="黑体"/>
       <w:color w:val="4070a0"/>
     </w:rPr>
   </w:style>
@@ -14518,6 +15110,7 @@
     <w:name w:val="StringTok"/>
     <w:basedOn w:val="VerbatimChar"/>
     <w:rPr>
+      <w:rFonts w:eastAsia="黑体"/>
       <w:color w:val="4070a0"/>
     </w:rPr>
   </w:style>
@@ -14525,6 +15118,7 @@
     <w:name w:val="VerbatimStringTok"/>
     <w:basedOn w:val="VerbatimChar"/>
     <w:rPr>
+      <w:rFonts w:eastAsia="黑体"/>
       <w:color w:val="4070a0"/>
     </w:rPr>
   </w:style>
@@ -14532,6 +15126,7 @@
     <w:name w:val="SpecialStringTok"/>
     <w:basedOn w:val="VerbatimChar"/>
     <w:rPr>
+      <w:rFonts w:eastAsia="黑体"/>
       <w:color w:val="bb6688"/>
     </w:rPr>
   </w:style>
@@ -14539,6 +15134,7 @@
     <w:name w:val="ImportTok"/>
     <w:basedOn w:val="VerbatimChar"/>
     <w:rPr>
+      <w:rFonts w:eastAsia="黑体"/>
       <w:b/>
       <w:color w:val="008000"/>
     </w:rPr>
@@ -14547,6 +15143,7 @@
     <w:name w:val="CommentTok"/>
     <w:basedOn w:val="VerbatimChar"/>
     <w:rPr>
+      <w:rFonts w:eastAsia="黑体"/>
       <w:i/>
       <w:color w:val="60a0b0"/>
     </w:rPr>
@@ -14555,6 +15152,7 @@
     <w:name w:val="DocumentationTok"/>
     <w:basedOn w:val="VerbatimChar"/>
     <w:rPr>
+      <w:rFonts w:eastAsia="黑体"/>
       <w:i/>
       <w:color w:val="ba2121"/>
     </w:rPr>
@@ -14563,6 +15161,7 @@
     <w:name w:val="AnnotationTok"/>
     <w:basedOn w:val="VerbatimChar"/>
     <w:rPr>
+      <w:rFonts w:eastAsia="黑体"/>
       <w:b/>
       <w:i/>
       <w:color w:val="60a0b0"/>
@@ -14572,6 +15171,7 @@
     <w:name w:val="CommentVarTok"/>
     <w:basedOn w:val="VerbatimChar"/>
     <w:rPr>
+      <w:rFonts w:eastAsia="黑体"/>
       <w:b/>
       <w:i/>
       <w:color w:val="60a0b0"/>
@@ -14581,6 +15181,7 @@
     <w:name w:val="OtherTok"/>
     <w:basedOn w:val="VerbatimChar"/>
     <w:rPr>
+      <w:rFonts w:eastAsia="黑体"/>
       <w:color w:val="007020"/>
     </w:rPr>
   </w:style>
@@ -14588,6 +15189,7 @@
     <w:name w:val="FunctionTok"/>
     <w:basedOn w:val="VerbatimChar"/>
     <w:rPr>
+      <w:rFonts w:eastAsia="黑体"/>
       <w:color w:val="06287e"/>
     </w:rPr>
   </w:style>
@@ -14595,6 +15197,7 @@
     <w:name w:val="VariableTok"/>
     <w:basedOn w:val="VerbatimChar"/>
     <w:rPr>
+      <w:rFonts w:eastAsia="黑体"/>
       <w:color w:val="19177c"/>
     </w:rPr>
   </w:style>
@@ -14602,6 +15205,7 @@
     <w:name w:val="ControlFlowTok"/>
     <w:basedOn w:val="VerbatimChar"/>
     <w:rPr>
+      <w:rFonts w:eastAsia="黑体"/>
       <w:b/>
       <w:color w:val="007020"/>
     </w:rPr>
@@ -14610,6 +15214,7 @@
     <w:name w:val="OperatorTok"/>
     <w:basedOn w:val="VerbatimChar"/>
     <w:rPr>
+      <w:rFonts w:eastAsia="黑体"/>
       <w:color w:val="666666"/>
     </w:rPr>
   </w:style>
@@ -14617,18 +15222,22 @@
     <w:name w:val="BuiltInTok"/>
     <w:basedOn w:val="VerbatimChar"/>
     <w:rPr>
+      <w:rFonts w:eastAsia="黑体"/>
       <w:color w:val="008000"/>
     </w:rPr>
   </w:style>
   <w:style w:type="character" w:customStyle="1" w:styleId="ExtensionTok">
     <w:name w:val="ExtensionTok"/>
     <w:basedOn w:val="VerbatimChar"/>
-    <w:rPr/>
+    <w:rPr>
+      <w:rFonts w:eastAsia="黑体"/>
+    </w:rPr>
   </w:style>
   <w:style w:type="character" w:customStyle="1" w:styleId="PreprocessorTok">
     <w:name w:val="PreprocessorTok"/>
     <w:basedOn w:val="VerbatimChar"/>
     <w:rPr>
+      <w:rFonts w:eastAsia="黑体"/>
       <w:color w:val="bc7a00"/>
     </w:rPr>
   </w:style>
@@ -14636,18 +15245,22 @@
     <w:name w:val="AttributeTok"/>
     <w:basedOn w:val="VerbatimChar"/>
     <w:rPr>
+      <w:rFonts w:eastAsia="黑体"/>
       <w:color w:val="7d9029"/>
     </w:rPr>
   </w:style>
   <w:style w:type="character" w:customStyle="1" w:styleId="RegionMarkerTok">
     <w:name w:val="RegionMarkerTok"/>
     <w:basedOn w:val="VerbatimChar"/>
-    <w:rPr/>
+    <w:rPr>
+      <w:rFonts w:eastAsia="黑体"/>
+    </w:rPr>
   </w:style>
   <w:style w:type="character" w:customStyle="1" w:styleId="InformationTok">
     <w:name w:val="InformationTok"/>
     <w:basedOn w:val="VerbatimChar"/>
     <w:rPr>
+      <w:rFonts w:eastAsia="黑体"/>
       <w:b/>
       <w:i/>
       <w:color w:val="60a0b0"/>
@@ -14657,6 +15270,7 @@
     <w:name w:val="WarningTok"/>
     <w:basedOn w:val="VerbatimChar"/>
     <w:rPr>
+      <w:rFonts w:eastAsia="黑体"/>
       <w:b/>
       <w:i/>
       <w:color w:val="60a0b0"/>
@@ -14666,6 +15280,7 @@
     <w:name w:val="AlertTok"/>
     <w:basedOn w:val="VerbatimChar"/>
     <w:rPr>
+      <w:rFonts w:eastAsia="黑体"/>
       <w:b/>
       <w:color w:val="ff0000"/>
     </w:rPr>
@@ -14674,6 +15289,7 @@
     <w:name w:val="ErrorTok"/>
     <w:basedOn w:val="VerbatimChar"/>
     <w:rPr>
+      <w:rFonts w:eastAsia="黑体"/>
       <w:b/>
       <w:color w:val="ff0000"/>
     </w:rPr>
@@ -14681,7 +15297,9 @@
   <w:style w:type="character" w:customStyle="1" w:styleId="NormalTok">
     <w:name w:val="NormalTok"/>
     <w:basedOn w:val="VerbatimChar"/>
-    <w:rPr/>
+    <w:rPr>
+      <w:rFonts w:eastAsia="黑体"/>
+    </w:rPr>
   </w:style>
 </w:styles>
 </file>
@@ -14730,12 +15348,12 @@
     <a:fontScheme name="Office">
       <a:majorFont>
         <a:latin typeface="Calibri"/>
-        <a:ea typeface=""/>
+        <a:ea typeface="黑体"/>
         <a:cs typeface=""/>
         <a:font script="Jpan" typeface="ＭＳ ゴシック"/>
         <a:font script="Hang" typeface="맑은 고딕"/>
-        <a:font script="Hans" typeface="宋体"/>
-        <a:font script="Hant" typeface="新細明體"/>
+        <a:font script="Hans" typeface="黑体"/>
+        <a:font script="Hant" typeface="黑体"/>
         <a:font script="Arab" typeface="Times New Roman"/>
         <a:font script="Hebr" typeface="Times New Roman"/>
         <a:font script="Thai" typeface="Angsana New"/>
@@ -14765,12 +15383,12 @@
       </a:majorFont>
       <a:minorFont>
         <a:latin typeface="Cambria"/>
-        <a:ea typeface=""/>
+        <a:ea typeface="黑体"/>
         <a:cs typeface=""/>
         <a:font script="Jpan" typeface="ＭＳ 明朝"/>
         <a:font script="Hang" typeface="맑은 고딕"/>
-        <a:font script="Hans" typeface="宋体"/>
-        <a:font script="Hant" typeface="新細明體"/>
+        <a:font script="Hans" typeface="黑体"/>
+        <a:font script="Hant" typeface="黑体"/>
         <a:font script="Arab" typeface="Arial"/>
         <a:font script="Hebr" typeface="Arial"/>
         <a:font script="Thai" typeface="Cordia New"/>

--- a/12-通用拓扑结构/02-并联/并联谐振结构/并联谐振结构.docx
+++ b/12-通用拓扑结构/02-并联/并联谐振结构/并联谐振结构.docx
@@ -2280,7 +2280,7 @@
           <w:color w:val="555555"/>
           <w:sz w:val="21"/>
         </w:rPr>
-        <w:t>材料收集者：杜文杰，WX手机：19519196569，QQ:3478827729</w:t>
+        <w:t>材料收集者：杜文杰，微信/手机：19519196569，QQ:3478827729</w:t>
       </w:r>
     </w:p>
     <w:sectPr>
